--- a/MRD_Template4AssetsWriteOff.docx
+++ b/MRD_Template4AssetsWriteOff.docx
@@ -179,7 +179,7 @@
           <w:sz w:val="22"/>
           <w:szCs w:val="22"/>
         </w:rPr>
-        <w:t>16</w:t>
+        <w:t>07-Jul</w:t>
       </w:r>
       <w:r>
         <w:rPr>
@@ -190,7 +190,7 @@
           <w:sz w:val="22"/>
           <w:szCs w:val="22"/>
         </w:rPr>
-        <w:t>-Jun-2026</w:t>
+        <w:t>-2026</w:t>
       </w:r>
       <w:r>
         <w:rPr>
@@ -499,7 +499,27 @@
           <w:sz w:val="19"/>
           <w:szCs w:val="19"/>
         </w:rPr>
-        <w:t>6.  Dev team signs off by stamping "</w:t>
+        <w:t xml:space="preserve">6.  </w:t>
+      </w:r>
+      <w:proofErr w:type="spellStart"/>
+      <w:r>
+        <w:rPr>
+          <w:rFonts w:ascii="Calibri" w:eastAsia="Calibri" w:hAnsi="Calibri" w:cs="Calibri"/>
+          <w:color w:val="B45309"/>
+          <w:sz w:val="19"/>
+          <w:szCs w:val="19"/>
+        </w:rPr>
+        <w:t>Dev</w:t>
+      </w:r>
+      <w:proofErr w:type="spellEnd"/>
+      <w:r>
+        <w:rPr>
+          <w:rFonts w:ascii="Calibri" w:eastAsia="Calibri" w:hAnsi="Calibri" w:cs="Calibri"/>
+          <w:color w:val="B45309"/>
+          <w:sz w:val="19"/>
+          <w:szCs w:val="19"/>
+        </w:rPr>
+        <w:t xml:space="preserve"> team signs off by stamping "</w:t>
       </w:r>
       <w:proofErr w:type="spellStart"/>
       <w:r>
@@ -615,7 +635,7 @@
           <w:sz w:val="21"/>
           <w:szCs w:val="21"/>
         </w:rPr>
-        <w:t>AWF</w:t>
+        <w:t>AIS</w:t>
       </w:r>
       <w:r>
         <w:rPr>
@@ -650,7 +670,7 @@
           <w:sz w:val="21"/>
           <w:szCs w:val="21"/>
         </w:rPr>
-        <w:t>Close /Write off</w:t>
+        <w:t>Write off</w:t>
       </w:r>
       <w:r>
         <w:rPr>
@@ -659,7 +679,7 @@
           <w:sz w:val="21"/>
           <w:szCs w:val="21"/>
         </w:rPr>
-        <w:t xml:space="preserve"> </w:t>
+        <w:t xml:space="preserve"> Asset</w:t>
       </w:r>
       <w:r>
         <w:rPr>
@@ -668,7 +688,65 @@
           <w:sz w:val="21"/>
           <w:szCs w:val="21"/>
         </w:rPr>
-        <w:t>Assets</w:t>
+        <w:t>’</w:t>
+      </w:r>
+      <w:r>
+        <w:rPr>
+          <w:rFonts w:ascii="Calibri" w:eastAsia="Calibri" w:hAnsi="Calibri" w:cs="Calibri"/>
+          <w:color w:val="166534"/>
+          <w:sz w:val="21"/>
+          <w:szCs w:val="21"/>
+        </w:rPr>
+        <w:t>s</w:t>
+      </w:r>
+      <w:r>
+        <w:rPr>
+          <w:rFonts w:ascii="Calibri" w:eastAsia="Calibri" w:hAnsi="Calibri" w:cs="Calibri"/>
+          <w:color w:val="166534"/>
+          <w:sz w:val="21"/>
+          <w:szCs w:val="21"/>
+        </w:rPr>
+        <w:t xml:space="preserve"> item (</w:t>
+      </w:r>
+      <w:proofErr w:type="spellStart"/>
+      <w:r>
+        <w:rPr>
+          <w:rFonts w:ascii="Calibri" w:eastAsia="Calibri" w:hAnsi="Calibri" w:cs="Calibri"/>
+          <w:color w:val="166534"/>
+          <w:sz w:val="21"/>
+          <w:szCs w:val="21"/>
+        </w:rPr>
+        <w:t>SrNo</w:t>
+      </w:r>
+      <w:proofErr w:type="spellEnd"/>
+      <w:r>
+        <w:rPr>
+          <w:rFonts w:ascii="Calibri" w:eastAsia="Calibri" w:hAnsi="Calibri" w:cs="Calibri"/>
+          <w:color w:val="166534"/>
+          <w:sz w:val="21"/>
+          <w:szCs w:val="21"/>
+        </w:rPr>
+        <w:t xml:space="preserve"> </w:t>
+      </w:r>
+      <w:proofErr w:type="spellStart"/>
+      <w:r>
+        <w:rPr>
+          <w:rFonts w:ascii="Calibri" w:eastAsia="Calibri" w:hAnsi="Calibri" w:cs="Calibri"/>
+          <w:color w:val="166534"/>
+          <w:sz w:val="21"/>
+          <w:szCs w:val="21"/>
+        </w:rPr>
+        <w:t>Ws</w:t>
+      </w:r>
+      <w:proofErr w:type="spellEnd"/>
+      <w:r>
+        <w:rPr>
+          <w:rFonts w:ascii="Calibri" w:eastAsia="Calibri" w:hAnsi="Calibri" w:cs="Calibri"/>
+          <w:color w:val="166534"/>
+          <w:sz w:val="21"/>
+          <w:szCs w:val="21"/>
+        </w:rPr>
+        <w:t>)</w:t>
       </w:r>
       <w:r>
         <w:rPr>
@@ -771,7 +849,7 @@
         <w:t xml:space="preserve"> </w:t>
       </w:r>
       <w:r>
-        <w:t>ASSETS WRITE-OFF</w:t>
+        <w:t>ASSETS WRITE OFF</w:t>
       </w:r>
     </w:p>
     <w:p>
@@ -836,7 +914,7 @@
         <w:t xml:space="preserve"> </w:t>
       </w:r>
       <w:r>
-        <w:t>ASSETS WRITE-OFF</w:t>
+        <w:t>ASSETS WRITE OFF</w:t>
       </w:r>
       <w:r>
         <w:rPr>
@@ -880,7 +958,7 @@
           <w:sz w:val="21"/>
           <w:szCs w:val="21"/>
         </w:rPr>
-        <w:t>/purchase-</w:t>
+        <w:t>/</w:t>
       </w:r>
       <w:r>
         <w:rPr>
@@ -892,7 +970,34 @@
         <w:t xml:space="preserve"> </w:t>
       </w:r>
       <w:r>
-        <w:t>ASSETS WRITE-OFF</w:t>
+        <w:rPr>
+          <w:rFonts w:ascii="Calibri" w:eastAsia="Calibri" w:hAnsi="Calibri" w:cs="Calibri"/>
+          <w:color w:val="166534"/>
+          <w:sz w:val="21"/>
+          <w:szCs w:val="21"/>
+        </w:rPr>
+        <w:t xml:space="preserve">Assets </w:t>
+      </w:r>
+      <w:r>
+        <w:rPr>
+          <w:rFonts w:ascii="Calibri" w:eastAsia="Calibri" w:hAnsi="Calibri" w:cs="Calibri"/>
+          <w:color w:val="166534"/>
+          <w:sz w:val="21"/>
+          <w:szCs w:val="21"/>
+        </w:rPr>
+        <w:t>-</w:t>
+      </w:r>
+      <w:r>
+        <w:rPr>
+          <w:rFonts w:ascii="Calibri" w:eastAsia="Calibri" w:hAnsi="Calibri" w:cs="Calibri"/>
+          <w:color w:val="166534"/>
+          <w:sz w:val="21"/>
+          <w:szCs w:val="21"/>
+        </w:rPr>
+        <w:t xml:space="preserve"> </w:t>
+      </w:r>
+      <w:r>
+        <w:t>ASSETS WRITE OFF</w:t>
       </w:r>
       <w:r>
         <w:rPr>
@@ -954,7 +1059,7 @@
         <w:t xml:space="preserve"> Menu Label: </w:t>
       </w:r>
       <w:r>
-        <w:t>ASSETS WRITE-OFF</w:t>
+        <w:t>ASSETS WRITE OFF</w:t>
       </w:r>
     </w:p>
     <w:p>
@@ -1007,9 +1112,9 @@
           <w:noProof/>
         </w:rPr>
         <w:drawing>
-          <wp:inline distT="0" distB="0" distL="0" distR="0" wp14:anchorId="6968389C" wp14:editId="395D9243">
-            <wp:extent cx="5960110" cy="2414270"/>
-            <wp:effectExtent l="0" t="0" r="2540" b="5080"/>
+          <wp:inline distT="0" distB="0" distL="0" distR="0" wp14:anchorId="46121B5A" wp14:editId="26C519AA">
+            <wp:extent cx="5960110" cy="2489200"/>
+            <wp:effectExtent l="0" t="0" r="2540" b="6350"/>
             <wp:docPr id="1" name="Picture 1"/>
             <wp:cNvGraphicFramePr>
               <a:graphicFrameLocks xmlns:a="http://schemas.openxmlformats.org/drawingml/2006/main" noChangeAspect="1"/>
@@ -1030,7 +1135,7 @@
                   <pic:spPr>
                     <a:xfrm>
                       <a:off x="0" y="0"/>
-                      <a:ext cx="5960110" cy="2414270"/>
+                      <a:ext cx="5960110" cy="2489200"/>
                     </a:xfrm>
                     <a:prstGeom prst="rect">
                       <a:avLst/>
@@ -1088,8 +1193,27 @@
     </w:p>
     <w:p>
       <w:pPr>
-        <w:spacing w:before="60"/>
+        <w:autoSpaceDE w:val="0"/>
+        <w:autoSpaceDN w:val="0"/>
+        <w:adjustRightInd w:val="0"/>
+        <w:rPr>
+          <w:rFonts w:ascii="Consolas" w:hAnsi="Consolas" w:cs="Consolas"/>
+          <w:color w:val="000000"/>
+          <w:sz w:val="19"/>
+          <w:szCs w:val="19"/>
+        </w:rPr>
       </w:pPr>
+      <w:r>
+        <w:rPr>
+          <w:rFonts w:ascii="Arial" w:eastAsia="Calibri" w:hAnsi="Arial" w:cs="Arial"/>
+          <w:b/>
+          <w:bCs/>
+          <w:color w:val="166534"/>
+          <w:sz w:val="21"/>
+          <w:szCs w:val="21"/>
+        </w:rPr>
+        <w:t>►</w:t>
+      </w:r>
       <w:r>
         <w:rPr>
           <w:rFonts w:ascii="Calibri" w:eastAsia="Calibri" w:hAnsi="Calibri" w:cs="Calibri"/>
@@ -1099,7 +1223,7 @@
           <w:sz w:val="21"/>
           <w:szCs w:val="21"/>
         </w:rPr>
-        <w:t xml:space="preserve">► </w:t>
+        <w:t xml:space="preserve"> </w:t>
       </w:r>
       <w:r>
         <w:rPr>
@@ -1113,6 +1237,12 @@
       <w:proofErr w:type="spellStart"/>
       <w:proofErr w:type="gramStart"/>
       <w:r>
+        <w:rPr>
+          <w:rFonts w:ascii="Consolas" w:hAnsi="Consolas" w:cs="Consolas"/>
+          <w:color w:val="000000"/>
+          <w:sz w:val="19"/>
+          <w:szCs w:val="19"/>
+        </w:rPr>
         <w:t>trancode</w:t>
       </w:r>
       <w:proofErr w:type="spellEnd"/>
@@ -1140,6 +1270,12 @@
       </w:r>
       <w:proofErr w:type="spellStart"/>
       <w:r>
+        <w:rPr>
+          <w:rFonts w:ascii="Consolas" w:hAnsi="Consolas" w:cs="Consolas"/>
+          <w:color w:val="000000"/>
+          <w:sz w:val="19"/>
+          <w:szCs w:val="19"/>
+        </w:rPr>
         <w:t>trandate</w:t>
       </w:r>
       <w:proofErr w:type="spellEnd"/>
@@ -1159,7 +1295,7 @@
           <w:sz w:val="21"/>
           <w:szCs w:val="21"/>
         </w:rPr>
-        <w:t xml:space="preserve"> </w:t>
+        <w:t>(</w:t>
       </w:r>
       <w:r>
         <w:rPr>
@@ -1168,7 +1304,7 @@
           <w:sz w:val="21"/>
           <w:szCs w:val="21"/>
         </w:rPr>
-        <w:t>(</w:t>
+        <w:t>Date</w:t>
       </w:r>
       <w:r>
         <w:rPr>
@@ -1177,7 +1313,7 @@
           <w:sz w:val="21"/>
           <w:szCs w:val="21"/>
         </w:rPr>
-        <w:t>Date</w:t>
+        <w:t>)</w:t>
       </w:r>
       <w:r>
         <w:rPr>
@@ -1186,7 +1322,36 @@
           <w:sz w:val="21"/>
           <w:szCs w:val="21"/>
         </w:rPr>
-        <w:t>)</w:t>
+        <w:t>,</w:t>
+      </w:r>
+      <w:r>
+        <w:rPr>
+          <w:rFonts w:ascii="Consolas" w:hAnsi="Consolas" w:cs="Consolas"/>
+          <w:color w:val="000000"/>
+          <w:sz w:val="19"/>
+          <w:szCs w:val="19"/>
+        </w:rPr>
+        <w:t xml:space="preserve"> </w:t>
+      </w:r>
+      <w:proofErr w:type="spellStart"/>
+      <w:r>
+        <w:rPr>
+          <w:rFonts w:ascii="Consolas" w:hAnsi="Consolas" w:cs="Consolas"/>
+          <w:color w:val="000000"/>
+          <w:sz w:val="19"/>
+          <w:szCs w:val="19"/>
+        </w:rPr>
+        <w:t>issuedate</w:t>
+      </w:r>
+      <w:proofErr w:type="spellEnd"/>
+      <w:r>
+        <w:rPr>
+          <w:rFonts w:ascii="Consolas" w:hAnsi="Consolas" w:cs="Consolas"/>
+          <w:color w:val="000000"/>
+          <w:sz w:val="19"/>
+          <w:szCs w:val="19"/>
+        </w:rPr>
+        <w:t>(Date)</w:t>
       </w:r>
       <w:r>
         <w:rPr>
@@ -1197,6 +1362,17 @@
         </w:rPr>
         <w:t xml:space="preserve">, </w:t>
       </w:r>
+      <w:proofErr w:type="spellStart"/>
+      <w:r>
+        <w:rPr>
+          <w:rFonts w:ascii="Consolas" w:hAnsi="Consolas" w:cs="Consolas"/>
+          <w:color w:val="000000"/>
+          <w:sz w:val="19"/>
+          <w:szCs w:val="19"/>
+        </w:rPr>
+        <w:t>fromdivisionid</w:t>
+      </w:r>
+      <w:proofErr w:type="spellEnd"/>
       <w:r>
         <w:rPr>
           <w:rFonts w:ascii="Calibri" w:eastAsia="Calibri" w:hAnsi="Calibri" w:cs="Calibri"/>
@@ -1204,7 +1380,7 @@
           <w:sz w:val="21"/>
           <w:szCs w:val="21"/>
         </w:rPr>
-        <w:t xml:space="preserve">division </w:t>
+        <w:t xml:space="preserve"> </w:t>
       </w:r>
       <w:r>
         <w:rPr>
@@ -1240,344 +1416,85 @@
           <w:sz w:val="21"/>
           <w:szCs w:val="21"/>
         </w:rPr>
-        <w:t xml:space="preserve">, </w:t>
-      </w:r>
-      <w:r>
-        <w:rPr>
-          <w:rFonts w:ascii="Calibri" w:eastAsia="Calibri" w:hAnsi="Calibri" w:cs="Calibri"/>
-          <w:color w:val="166534"/>
-          <w:sz w:val="21"/>
-          <w:szCs w:val="21"/>
-        </w:rPr>
-        <w:t xml:space="preserve">from location </w:t>
-      </w:r>
-      <w:r>
-        <w:rPr>
-          <w:rFonts w:ascii="Calibri" w:eastAsia="Calibri" w:hAnsi="Calibri" w:cs="Calibri"/>
-          <w:color w:val="166534"/>
-          <w:sz w:val="21"/>
-          <w:szCs w:val="21"/>
-        </w:rPr>
-        <w:t>(cascades from Division),</w:t>
-      </w:r>
-      <w:r>
+        <w:t>,</w:t>
+      </w:r>
+      <w:r>
+        <w:rPr>
+          <w:rFonts w:ascii="Consolas" w:hAnsi="Consolas" w:cs="Consolas"/>
+          <w:color w:val="000000"/>
+          <w:sz w:val="19"/>
+          <w:szCs w:val="19"/>
+        </w:rPr>
         <w:t xml:space="preserve"> </w:t>
       </w:r>
       <w:proofErr w:type="spellStart"/>
       <w:r>
-        <w:t>account</w:t>
-      </w:r>
-      <w:r>
-        <w:rPr>
-          <w:rFonts w:ascii="Calibri" w:eastAsia="Calibri" w:hAnsi="Calibri" w:cs="Calibri"/>
-          <w:color w:val="166534"/>
-          <w:sz w:val="21"/>
-          <w:szCs w:val="21"/>
-        </w:rPr>
-        <w:t>id</w:t>
+        <w:rPr>
+          <w:rFonts w:ascii="Consolas" w:hAnsi="Consolas" w:cs="Consolas"/>
+          <w:color w:val="000000"/>
+          <w:sz w:val="19"/>
+          <w:szCs w:val="19"/>
+        </w:rPr>
+        <w:t>fromlocationid</w:t>
       </w:r>
       <w:proofErr w:type="spellEnd"/>
       <w:r>
         <w:rPr>
-          <w:rFonts w:ascii="Calibri" w:eastAsia="Calibri" w:hAnsi="Calibri" w:cs="Calibri"/>
-          <w:color w:val="166534"/>
-          <w:sz w:val="21"/>
-          <w:szCs w:val="21"/>
-        </w:rPr>
-        <w:t>(Dropdown),</w:t>
-      </w:r>
-      <w:r>
-        <w:rPr>
-          <w:rFonts w:ascii="Calibri" w:eastAsia="Calibri" w:hAnsi="Calibri" w:cs="Calibri"/>
-          <w:color w:val="166534"/>
-          <w:sz w:val="21"/>
-          <w:szCs w:val="21"/>
-        </w:rPr>
-        <w:t xml:space="preserve"> </w:t>
+          <w:rFonts w:ascii="Consolas" w:hAnsi="Consolas" w:cs="Consolas"/>
+          <w:color w:val="000000"/>
+          <w:sz w:val="19"/>
+          <w:szCs w:val="19"/>
+        </w:rPr>
+        <w:t xml:space="preserve">(dropdown- cascade from </w:t>
       </w:r>
       <w:proofErr w:type="spellStart"/>
       <w:r>
-        <w:t>profitlossactid</w:t>
+        <w:rPr>
+          <w:rFonts w:ascii="Consolas" w:hAnsi="Consolas" w:cs="Consolas"/>
+          <w:color w:val="000000"/>
+          <w:sz w:val="19"/>
+          <w:szCs w:val="19"/>
+        </w:rPr>
+        <w:t>fromdivisionid</w:t>
       </w:r>
       <w:proofErr w:type="spellEnd"/>
       <w:r>
         <w:rPr>
-          <w:rFonts w:ascii="Calibri" w:eastAsia="Calibri" w:hAnsi="Calibri" w:cs="Calibri"/>
-          <w:color w:val="166534"/>
-          <w:sz w:val="21"/>
-          <w:szCs w:val="21"/>
-        </w:rPr>
-        <w:t xml:space="preserve"> </w:t>
-      </w:r>
-      <w:r>
-        <w:rPr>
-          <w:rFonts w:ascii="Calibri" w:eastAsia="Calibri" w:hAnsi="Calibri" w:cs="Calibri"/>
-          <w:color w:val="166534"/>
-          <w:sz w:val="21"/>
-          <w:szCs w:val="21"/>
-        </w:rPr>
-        <w:t xml:space="preserve">(Dropdown) </w:t>
-      </w:r>
-      <w:r>
-        <w:rPr>
-          <w:rFonts w:ascii="Calibri" w:eastAsia="Calibri" w:hAnsi="Calibri" w:cs="Calibri"/>
-          <w:color w:val="166534"/>
-          <w:sz w:val="21"/>
-          <w:szCs w:val="21"/>
-        </w:rPr>
-        <w:t>,</w:t>
-      </w:r>
-      <w:r>
-        <w:rPr>
-          <w:rFonts w:ascii="Calibri" w:eastAsia="Calibri" w:hAnsi="Calibri" w:cs="Calibri"/>
-          <w:color w:val="166534"/>
-          <w:sz w:val="21"/>
-          <w:szCs w:val="21"/>
-        </w:rPr>
-        <w:t xml:space="preserve">remarks </w:t>
-      </w:r>
-      <w:r>
-        <w:rPr>
-          <w:rFonts w:ascii="Calibri" w:eastAsia="Calibri" w:hAnsi="Calibri" w:cs="Calibri"/>
-          <w:color w:val="166534"/>
-          <w:sz w:val="21"/>
-          <w:szCs w:val="21"/>
-        </w:rPr>
-        <w:t>(</w:t>
+          <w:rFonts w:ascii="Consolas" w:hAnsi="Consolas" w:cs="Consolas"/>
+          <w:color w:val="000000"/>
+          <w:sz w:val="19"/>
+          <w:szCs w:val="19"/>
+        </w:rPr>
+        <w:t>),</w:t>
+      </w:r>
+      <w:r>
+        <w:rPr>
+          <w:rFonts w:ascii="Consolas" w:hAnsi="Consolas" w:cs="Consolas"/>
+          <w:color w:val="000000"/>
+          <w:sz w:val="19"/>
+          <w:szCs w:val="19"/>
+        </w:rPr>
+        <w:t>Remarks(</w:t>
       </w:r>
       <w:proofErr w:type="spellStart"/>
       <w:r>
         <w:rPr>
-          <w:rFonts w:ascii="Calibri" w:eastAsia="Calibri" w:hAnsi="Calibri" w:cs="Calibri"/>
-          <w:color w:val="166534"/>
-          <w:sz w:val="21"/>
-          <w:szCs w:val="21"/>
-        </w:rPr>
-        <w:t>TextEdit</w:t>
+          <w:rFonts w:ascii="Consolas" w:hAnsi="Consolas" w:cs="Consolas"/>
+          <w:color w:val="000000"/>
+          <w:sz w:val="19"/>
+          <w:szCs w:val="19"/>
+        </w:rPr>
+        <w:t>TextArea</w:t>
       </w:r>
       <w:proofErr w:type="spellEnd"/>
       <w:r>
         <w:rPr>
-          <w:rFonts w:ascii="Calibri" w:eastAsia="Calibri" w:hAnsi="Calibri" w:cs="Calibri"/>
-          <w:color w:val="166534"/>
-          <w:sz w:val="21"/>
-          <w:szCs w:val="21"/>
+          <w:rFonts w:ascii="Consolas" w:hAnsi="Consolas" w:cs="Consolas"/>
+          <w:color w:val="000000"/>
+          <w:sz w:val="19"/>
+          <w:szCs w:val="19"/>
         </w:rPr>
         <w:t>)</w:t>
-      </w:r>
-      <w:r>
-        <w:rPr>
-          <w:rFonts w:ascii="Calibri" w:eastAsia="Calibri" w:hAnsi="Calibri" w:cs="Calibri"/>
-          <w:color w:val="166534"/>
-          <w:sz w:val="21"/>
-          <w:szCs w:val="21"/>
-        </w:rPr>
-        <w:t>,</w:t>
-      </w:r>
-      <w:r>
-        <w:rPr>
-          <w:rFonts w:ascii="Calibri" w:eastAsia="Calibri" w:hAnsi="Calibri" w:cs="Calibri"/>
-          <w:color w:val="166534"/>
-          <w:sz w:val="21"/>
-          <w:szCs w:val="21"/>
-        </w:rPr>
-        <w:t xml:space="preserve"> </w:t>
-      </w:r>
-      <w:proofErr w:type="spellStart"/>
-      <w:r>
-        <w:t>totalpurvalue</w:t>
-      </w:r>
-      <w:proofErr w:type="spellEnd"/>
-      <w:r>
-        <w:rPr>
-          <w:rFonts w:ascii="Calibri" w:eastAsia="Calibri" w:hAnsi="Calibri" w:cs="Calibri"/>
-          <w:color w:val="166534"/>
-          <w:sz w:val="21"/>
-          <w:szCs w:val="21"/>
-        </w:rPr>
-        <w:t>(</w:t>
-      </w:r>
-      <w:proofErr w:type="spellStart"/>
-      <w:r>
-        <w:rPr>
-          <w:rFonts w:ascii="Calibri" w:eastAsia="Calibri" w:hAnsi="Calibri" w:cs="Calibri"/>
-          <w:color w:val="166534"/>
-          <w:sz w:val="21"/>
-          <w:szCs w:val="21"/>
-        </w:rPr>
-        <w:t>TextEdit</w:t>
-      </w:r>
-      <w:proofErr w:type="spellEnd"/>
-      <w:r>
-        <w:rPr>
-          <w:rFonts w:ascii="Calibri" w:eastAsia="Calibri" w:hAnsi="Calibri" w:cs="Calibri"/>
-          <w:color w:val="166534"/>
-          <w:sz w:val="21"/>
-          <w:szCs w:val="21"/>
-        </w:rPr>
-        <w:t>)</w:t>
-      </w:r>
-      <w:r>
-        <w:rPr>
-          <w:rFonts w:ascii="Calibri" w:eastAsia="Calibri" w:hAnsi="Calibri" w:cs="Calibri"/>
-          <w:color w:val="166534"/>
-          <w:sz w:val="21"/>
-          <w:szCs w:val="21"/>
-        </w:rPr>
-        <w:t xml:space="preserve"> </w:t>
-      </w:r>
-      <w:proofErr w:type="spellStart"/>
-      <w:r>
-        <w:t>totalrevvalue</w:t>
-      </w:r>
-      <w:proofErr w:type="spellEnd"/>
-      <w:r>
-        <w:rPr>
-          <w:rFonts w:ascii="Calibri" w:eastAsia="Calibri" w:hAnsi="Calibri" w:cs="Calibri"/>
-          <w:color w:val="166534"/>
-          <w:sz w:val="21"/>
-          <w:szCs w:val="21"/>
-        </w:rPr>
-        <w:t xml:space="preserve"> </w:t>
-      </w:r>
-      <w:r>
-        <w:rPr>
-          <w:rFonts w:ascii="Calibri" w:eastAsia="Calibri" w:hAnsi="Calibri" w:cs="Calibri"/>
-          <w:color w:val="166534"/>
-          <w:sz w:val="21"/>
-          <w:szCs w:val="21"/>
-        </w:rPr>
-        <w:t>(</w:t>
-      </w:r>
-      <w:proofErr w:type="spellStart"/>
-      <w:r>
-        <w:rPr>
-          <w:rFonts w:ascii="Calibri" w:eastAsia="Calibri" w:hAnsi="Calibri" w:cs="Calibri"/>
-          <w:color w:val="166534"/>
-          <w:sz w:val="21"/>
-          <w:szCs w:val="21"/>
-        </w:rPr>
-        <w:t>Textedit</w:t>
-      </w:r>
-      <w:proofErr w:type="spellEnd"/>
-      <w:r>
-        <w:rPr>
-          <w:rFonts w:ascii="Calibri" w:eastAsia="Calibri" w:hAnsi="Calibri" w:cs="Calibri"/>
-          <w:color w:val="166534"/>
-          <w:sz w:val="21"/>
-          <w:szCs w:val="21"/>
-        </w:rPr>
-        <w:t>)</w:t>
-      </w:r>
-      <w:r>
-        <w:rPr>
-          <w:rFonts w:ascii="Calibri" w:eastAsia="Calibri" w:hAnsi="Calibri" w:cs="Calibri"/>
-          <w:color w:val="166534"/>
-          <w:sz w:val="21"/>
-          <w:szCs w:val="21"/>
-        </w:rPr>
-        <w:t>,</w:t>
-      </w:r>
-      <w:r>
-        <w:t xml:space="preserve"> </w:t>
-      </w:r>
-      <w:proofErr w:type="spellStart"/>
-      <w:r>
-        <w:t>totaldepvalue</w:t>
-      </w:r>
-      <w:proofErr w:type="spellEnd"/>
-      <w:r>
-        <w:rPr>
-          <w:rFonts w:ascii="Calibri" w:eastAsia="Calibri" w:hAnsi="Calibri" w:cs="Calibri"/>
-          <w:color w:val="166534"/>
-          <w:sz w:val="21"/>
-          <w:szCs w:val="21"/>
-        </w:rPr>
-        <w:t xml:space="preserve"> </w:t>
-      </w:r>
-      <w:r>
-        <w:rPr>
-          <w:rFonts w:ascii="Calibri" w:eastAsia="Calibri" w:hAnsi="Calibri" w:cs="Calibri"/>
-          <w:color w:val="166534"/>
-          <w:sz w:val="21"/>
-          <w:szCs w:val="21"/>
-        </w:rPr>
-        <w:t>(</w:t>
-      </w:r>
-      <w:proofErr w:type="spellStart"/>
-      <w:r>
-        <w:rPr>
-          <w:rFonts w:ascii="Calibri" w:eastAsia="Calibri" w:hAnsi="Calibri" w:cs="Calibri"/>
-          <w:color w:val="166534"/>
-          <w:sz w:val="21"/>
-          <w:szCs w:val="21"/>
-        </w:rPr>
-        <w:t>TextEdit</w:t>
-      </w:r>
-      <w:proofErr w:type="spellEnd"/>
-      <w:r>
-        <w:rPr>
-          <w:rFonts w:ascii="Calibri" w:eastAsia="Calibri" w:hAnsi="Calibri" w:cs="Calibri"/>
-          <w:color w:val="166534"/>
-          <w:sz w:val="21"/>
-          <w:szCs w:val="21"/>
-        </w:rPr>
-        <w:t>,</w:t>
-      </w:r>
-      <w:r>
-        <w:t xml:space="preserve"> </w:t>
-      </w:r>
-      <w:proofErr w:type="spellStart"/>
-      <w:r>
-        <w:t>totalcurrbookvalue</w:t>
-      </w:r>
-      <w:proofErr w:type="spellEnd"/>
-      <w:r>
-        <w:rPr>
-          <w:rFonts w:ascii="Calibri" w:eastAsia="Calibri" w:hAnsi="Calibri" w:cs="Calibri"/>
-          <w:color w:val="166534"/>
-          <w:sz w:val="21"/>
-          <w:szCs w:val="21"/>
-        </w:rPr>
-        <w:t xml:space="preserve"> </w:t>
-      </w:r>
-      <w:r>
-        <w:rPr>
-          <w:rFonts w:ascii="Calibri" w:eastAsia="Calibri" w:hAnsi="Calibri" w:cs="Calibri"/>
-          <w:color w:val="166534"/>
-          <w:sz w:val="21"/>
-          <w:szCs w:val="21"/>
-        </w:rPr>
-        <w:t>(</w:t>
-      </w:r>
-      <w:proofErr w:type="spellStart"/>
-      <w:r>
-        <w:rPr>
-          <w:rFonts w:ascii="Calibri" w:eastAsia="Calibri" w:hAnsi="Calibri" w:cs="Calibri"/>
-          <w:color w:val="166534"/>
-          <w:sz w:val="21"/>
-          <w:szCs w:val="21"/>
-        </w:rPr>
-        <w:t>TextEdit</w:t>
-      </w:r>
-      <w:proofErr w:type="spellEnd"/>
-      <w:r>
-        <w:rPr>
-          <w:rFonts w:ascii="Calibri" w:eastAsia="Calibri" w:hAnsi="Calibri" w:cs="Calibri"/>
-          <w:color w:val="166534"/>
-          <w:sz w:val="21"/>
-          <w:szCs w:val="21"/>
-        </w:rPr>
-        <w:t>)</w:t>
-      </w:r>
-      <w:r>
-        <w:rPr>
-          <w:rFonts w:ascii="Calibri" w:eastAsia="Calibri" w:hAnsi="Calibri" w:cs="Calibri"/>
-          <w:color w:val="166534"/>
-          <w:sz w:val="21"/>
-          <w:szCs w:val="21"/>
-        </w:rPr>
-        <w:t>.</w:t>
       </w:r>
     </w:p>
     <w:p>
@@ -1585,6 +1502,17 @@
         <w:spacing w:before="40" w:after="80"/>
         <w:ind w:left="200"/>
       </w:pPr>
+      <w:r>
+        <w:t>With RB Name – (</w:t>
+      </w:r>
+      <w:proofErr w:type="spellStart"/>
+      <w:r>
+        <w:t>rb_astwrtoffmst</w:t>
+      </w:r>
+      <w:proofErr w:type="spellEnd"/>
+      <w:r>
+        <w:t>)</w:t>
+      </w:r>
     </w:p>
     <w:p>
       <w:pPr>
@@ -1645,7 +1573,7 @@
           <w:sz w:val="21"/>
           <w:szCs w:val="21"/>
         </w:rPr>
-        <w:t>rb_astwriteoffdet</w:t>
+        <w:t>rb_astwrtoffdet</w:t>
       </w:r>
       <w:proofErr w:type="spellEnd"/>
       <w:r>
@@ -1669,25 +1597,27 @@
     </w:p>
     <w:p>
       <w:pPr>
-        <w:spacing w:before="40" w:after="80"/>
-        <w:ind w:left="200"/>
-        <w:rPr>
-          <w:rFonts w:ascii="Calibri" w:eastAsia="Calibri" w:hAnsi="Calibri" w:cs="Calibri"/>
-          <w:color w:val="166534"/>
-          <w:sz w:val="21"/>
-          <w:szCs w:val="21"/>
+        <w:autoSpaceDE w:val="0"/>
+        <w:autoSpaceDN w:val="0"/>
+        <w:adjustRightInd w:val="0"/>
+        <w:rPr>
+          <w:rFonts w:ascii="Consolas" w:hAnsi="Consolas" w:cs="Consolas"/>
+          <w:color w:val="000000"/>
+          <w:sz w:val="19"/>
+          <w:szCs w:val="19"/>
         </w:rPr>
       </w:pPr>
     </w:p>
     <w:p>
       <w:pPr>
-        <w:spacing w:before="40" w:after="80"/>
-        <w:ind w:left="200"/>
-        <w:rPr>
-          <w:rFonts w:ascii="Calibri" w:eastAsia="Calibri" w:hAnsi="Calibri" w:cs="Calibri"/>
-          <w:color w:val="166534"/>
-          <w:sz w:val="21"/>
-          <w:szCs w:val="21"/>
+        <w:autoSpaceDE w:val="0"/>
+        <w:autoSpaceDN w:val="0"/>
+        <w:adjustRightInd w:val="0"/>
+        <w:rPr>
+          <w:rFonts w:ascii="Consolas" w:hAnsi="Consolas" w:cs="Consolas"/>
+          <w:color w:val="000000"/>
+          <w:sz w:val="19"/>
+          <w:szCs w:val="19"/>
         </w:rPr>
       </w:pPr>
     </w:p>
@@ -1847,32 +1777,8 @@
                 <w:szCs w:val="18"/>
               </w:rPr>
               <w:lastRenderedPageBreak/>
-              <w:t>Field Label</w:t>
-            </w:r>
-          </w:p>
-        </w:tc>
-        <w:tc>
-          <w:tcPr>
-            <w:tcW w:w="818" w:type="pct"/>
-            <w:tcBorders>
-              <w:top w:val="single" w:sz="4" w:space="0" w:color="0F3460"/>
-              <w:left w:val="single" w:sz="4" w:space="0" w:color="0F3460"/>
-              <w:bottom w:val="single" w:sz="4" w:space="0" w:color="0F3460"/>
-              <w:right w:val="single" w:sz="4" w:space="0" w:color="0F3460"/>
-            </w:tcBorders>
-            <w:shd w:val="clear" w:color="auto" w:fill="0F3460"/>
-            <w:tcMar>
-              <w:top w:w="80" w:type="dxa"/>
-              <w:left w:w="120" w:type="dxa"/>
-              <w:bottom w:w="80" w:type="dxa"/>
-              <w:right w:w="120" w:type="dxa"/>
-            </w:tcMar>
-            <w:vAlign w:val="center"/>
-          </w:tcPr>
-          <w:p>
-            <w:pPr>
-              <w:jc w:val="center"/>
-            </w:pPr>
+              <w:t xml:space="preserve">Field </w:t>
+            </w:r>
             <w:r>
               <w:rPr>
                 <w:rFonts w:ascii="Calibri" w:eastAsia="Calibri" w:hAnsi="Calibri" w:cs="Calibri"/>
@@ -1882,7 +1788,7 @@
                 <w:sz w:val="18"/>
                 <w:szCs w:val="18"/>
               </w:rPr>
-              <w:t>Field ID (</w:t>
+              <w:t>ID (</w:t>
             </w:r>
             <w:proofErr w:type="spellStart"/>
             <w:r>
@@ -1912,7 +1818,7 @@
         </w:tc>
         <w:tc>
           <w:tcPr>
-            <w:tcW w:w="551" w:type="pct"/>
+            <w:tcW w:w="818" w:type="pct"/>
             <w:tcBorders>
               <w:top w:val="single" w:sz="4" w:space="0" w:color="0F3460"/>
               <w:left w:val="single" w:sz="4" w:space="0" w:color="0F3460"/>
@@ -1941,32 +1847,8 @@
                 <w:sz w:val="18"/>
                 <w:szCs w:val="18"/>
               </w:rPr>
-              <w:t>Control Type</w:t>
-            </w:r>
-          </w:p>
-        </w:tc>
-        <w:tc>
-          <w:tcPr>
-            <w:tcW w:w="479" w:type="pct"/>
-            <w:tcBorders>
-              <w:top w:val="single" w:sz="4" w:space="0" w:color="0F3460"/>
-              <w:left w:val="single" w:sz="4" w:space="0" w:color="0F3460"/>
-              <w:bottom w:val="single" w:sz="4" w:space="0" w:color="0F3460"/>
-              <w:right w:val="single" w:sz="4" w:space="0" w:color="0F3460"/>
-            </w:tcBorders>
-            <w:shd w:val="clear" w:color="auto" w:fill="0F3460"/>
-            <w:tcMar>
-              <w:top w:w="80" w:type="dxa"/>
-              <w:left w:w="120" w:type="dxa"/>
-              <w:bottom w:w="80" w:type="dxa"/>
-              <w:right w:w="120" w:type="dxa"/>
-            </w:tcMar>
-            <w:vAlign w:val="center"/>
-          </w:tcPr>
-          <w:p>
-            <w:pPr>
-              <w:jc w:val="center"/>
-            </w:pPr>
+              <w:t xml:space="preserve">Field </w:t>
+            </w:r>
             <w:r>
               <w:rPr>
                 <w:rFonts w:ascii="Calibri" w:eastAsia="Calibri" w:hAnsi="Calibri" w:cs="Calibri"/>
@@ -1976,13 +1858,13 @@
                 <w:sz w:val="18"/>
                 <w:szCs w:val="18"/>
               </w:rPr>
-              <w:t>Required</w:t>
-            </w:r>
-          </w:p>
-        </w:tc>
-        <w:tc>
-          <w:tcPr>
-            <w:tcW w:w="385" w:type="pct"/>
+              <w:t>Caption</w:t>
+            </w:r>
+          </w:p>
+        </w:tc>
+        <w:tc>
+          <w:tcPr>
+            <w:tcW w:w="551" w:type="pct"/>
             <w:tcBorders>
               <w:top w:val="single" w:sz="4" w:space="0" w:color="0F3460"/>
               <w:left w:val="single" w:sz="4" w:space="0" w:color="0F3460"/>
@@ -1990,10 +1872,19 @@
               <w:right w:val="single" w:sz="4" w:space="0" w:color="0F3460"/>
             </w:tcBorders>
             <w:shd w:val="clear" w:color="auto" w:fill="0F3460"/>
+            <w:tcMar>
+              <w:top w:w="80" w:type="dxa"/>
+              <w:left w:w="120" w:type="dxa"/>
+              <w:bottom w:w="80" w:type="dxa"/>
+              <w:right w:w="120" w:type="dxa"/>
+            </w:tcMar>
+            <w:vAlign w:val="center"/>
           </w:tcPr>
           <w:p>
             <w:pPr>
               <w:jc w:val="center"/>
+            </w:pPr>
+            <w:r>
               <w:rPr>
                 <w:rFonts w:ascii="Calibri" w:eastAsia="Calibri" w:hAnsi="Calibri" w:cs="Calibri"/>
                 <w:b/>
@@ -2002,6 +1893,31 @@
                 <w:sz w:val="18"/>
                 <w:szCs w:val="18"/>
               </w:rPr>
+              <w:t>Control Type</w:t>
+            </w:r>
+          </w:p>
+        </w:tc>
+        <w:tc>
+          <w:tcPr>
+            <w:tcW w:w="479" w:type="pct"/>
+            <w:tcBorders>
+              <w:top w:val="single" w:sz="4" w:space="0" w:color="0F3460"/>
+              <w:left w:val="single" w:sz="4" w:space="0" w:color="0F3460"/>
+              <w:bottom w:val="single" w:sz="4" w:space="0" w:color="0F3460"/>
+              <w:right w:val="single" w:sz="4" w:space="0" w:color="0F3460"/>
+            </w:tcBorders>
+            <w:shd w:val="clear" w:color="auto" w:fill="0F3460"/>
+            <w:tcMar>
+              <w:top w:w="80" w:type="dxa"/>
+              <w:left w:w="120" w:type="dxa"/>
+              <w:bottom w:w="80" w:type="dxa"/>
+              <w:right w:w="120" w:type="dxa"/>
+            </w:tcMar>
+            <w:vAlign w:val="center"/>
+          </w:tcPr>
+          <w:p>
+            <w:pPr>
+              <w:jc w:val="center"/>
             </w:pPr>
             <w:r>
               <w:rPr>
@@ -2012,10 +1928,24 @@
                 <w:sz w:val="18"/>
                 <w:szCs w:val="18"/>
               </w:rPr>
-              <w:t xml:space="preserve">Is </w:t>
-            </w:r>
-            <w:proofErr w:type="spellStart"/>
-            <w:r>
+              <w:t>Required</w:t>
+            </w:r>
+          </w:p>
+        </w:tc>
+        <w:tc>
+          <w:tcPr>
+            <w:tcW w:w="385" w:type="pct"/>
+            <w:tcBorders>
+              <w:top w:val="single" w:sz="4" w:space="0" w:color="0F3460"/>
+              <w:left w:val="single" w:sz="4" w:space="0" w:color="0F3460"/>
+              <w:bottom w:val="single" w:sz="4" w:space="0" w:color="0F3460"/>
+              <w:right w:val="single" w:sz="4" w:space="0" w:color="0F3460"/>
+            </w:tcBorders>
+            <w:shd w:val="clear" w:color="auto" w:fill="0F3460"/>
+          </w:tcPr>
+          <w:p>
+            <w:pPr>
+              <w:jc w:val="center"/>
               <w:rPr>
                 <w:rFonts w:ascii="Calibri" w:eastAsia="Calibri" w:hAnsi="Calibri" w:cs="Calibri"/>
                 <w:b/>
@@ -2024,13 +1954,8 @@
                 <w:sz w:val="18"/>
                 <w:szCs w:val="18"/>
               </w:rPr>
-              <w:t>ReadOnly</w:t>
-            </w:r>
-            <w:proofErr w:type="spellEnd"/>
-          </w:p>
-          <w:p>
-            <w:pPr>
-              <w:jc w:val="center"/>
+            </w:pPr>
+            <w:r>
               <w:rPr>
                 <w:rFonts w:ascii="Calibri" w:eastAsia="Calibri" w:hAnsi="Calibri" w:cs="Calibri"/>
                 <w:b/>
@@ -2039,23 +1964,10 @@
                 <w:sz w:val="18"/>
                 <w:szCs w:val="18"/>
               </w:rPr>
-            </w:pPr>
-          </w:p>
-        </w:tc>
-        <w:tc>
-          <w:tcPr>
-            <w:tcW w:w="355" w:type="pct"/>
-            <w:tcBorders>
-              <w:top w:val="single" w:sz="4" w:space="0" w:color="0F3460"/>
-              <w:left w:val="single" w:sz="4" w:space="0" w:color="0F3460"/>
-              <w:bottom w:val="single" w:sz="4" w:space="0" w:color="0F3460"/>
-              <w:right w:val="single" w:sz="4" w:space="0" w:color="0F3460"/>
-            </w:tcBorders>
-            <w:shd w:val="clear" w:color="auto" w:fill="0F3460"/>
-          </w:tcPr>
-          <w:p>
-            <w:pPr>
-              <w:jc w:val="center"/>
+              <w:t xml:space="preserve">Is </w:t>
+            </w:r>
+            <w:proofErr w:type="spellStart"/>
+            <w:r>
               <w:rPr>
                 <w:rFonts w:ascii="Calibri" w:eastAsia="Calibri" w:hAnsi="Calibri" w:cs="Calibri"/>
                 <w:b/>
@@ -2064,8 +1976,13 @@
                 <w:sz w:val="18"/>
                 <w:szCs w:val="18"/>
               </w:rPr>
-            </w:pPr>
-            <w:r>
+              <w:t>ReadOnly</w:t>
+            </w:r>
+            <w:proofErr w:type="spellEnd"/>
+          </w:p>
+          <w:p>
+            <w:pPr>
+              <w:jc w:val="center"/>
               <w:rPr>
                 <w:rFonts w:ascii="Calibri" w:eastAsia="Calibri" w:hAnsi="Calibri" w:cs="Calibri"/>
                 <w:b/>
@@ -2074,9 +1991,20 @@
                 <w:sz w:val="18"/>
                 <w:szCs w:val="18"/>
               </w:rPr>
-              <w:t xml:space="preserve">Is Lock </w:t>
-            </w:r>
-          </w:p>
+            </w:pPr>
+          </w:p>
+        </w:tc>
+        <w:tc>
+          <w:tcPr>
+            <w:tcW w:w="355" w:type="pct"/>
+            <w:tcBorders>
+              <w:top w:val="single" w:sz="4" w:space="0" w:color="0F3460"/>
+              <w:left w:val="single" w:sz="4" w:space="0" w:color="0F3460"/>
+              <w:bottom w:val="single" w:sz="4" w:space="0" w:color="0F3460"/>
+              <w:right w:val="single" w:sz="4" w:space="0" w:color="0F3460"/>
+            </w:tcBorders>
+            <w:shd w:val="clear" w:color="auto" w:fill="0F3460"/>
+          </w:tcPr>
           <w:p>
             <w:pPr>
               <w:jc w:val="center"/>
@@ -2098,7 +2026,7 @@
                 <w:sz w:val="18"/>
                 <w:szCs w:val="18"/>
               </w:rPr>
-              <w:t>On Edit</w:t>
+              <w:t xml:space="preserve">Is Lock </w:t>
             </w:r>
           </w:p>
           <w:p>
@@ -2113,30 +2041,6 @@
                 <w:szCs w:val="18"/>
               </w:rPr>
             </w:pPr>
-          </w:p>
-        </w:tc>
-        <w:tc>
-          <w:tcPr>
-            <w:tcW w:w="1736" w:type="pct"/>
-            <w:tcBorders>
-              <w:top w:val="single" w:sz="4" w:space="0" w:color="0F3460"/>
-              <w:left w:val="single" w:sz="4" w:space="0" w:color="0F3460"/>
-              <w:bottom w:val="single" w:sz="4" w:space="0" w:color="0F3460"/>
-              <w:right w:val="single" w:sz="4" w:space="0" w:color="0F3460"/>
-            </w:tcBorders>
-            <w:shd w:val="clear" w:color="auto" w:fill="0F3460"/>
-            <w:tcMar>
-              <w:top w:w="80" w:type="dxa"/>
-              <w:left w:w="120" w:type="dxa"/>
-              <w:bottom w:w="80" w:type="dxa"/>
-              <w:right w:w="120" w:type="dxa"/>
-            </w:tcMar>
-            <w:vAlign w:val="center"/>
-          </w:tcPr>
-          <w:p>
-            <w:pPr>
-              <w:jc w:val="center"/>
-            </w:pPr>
             <w:r>
               <w:rPr>
                 <w:rFonts w:ascii="Calibri" w:eastAsia="Calibri" w:hAnsi="Calibri" w:cs="Calibri"/>
@@ -2146,6 +2050,54 @@
                 <w:sz w:val="18"/>
                 <w:szCs w:val="18"/>
               </w:rPr>
+              <w:t>On Edit</w:t>
+            </w:r>
+          </w:p>
+          <w:p>
+            <w:pPr>
+              <w:jc w:val="center"/>
+              <w:rPr>
+                <w:rFonts w:ascii="Calibri" w:eastAsia="Calibri" w:hAnsi="Calibri" w:cs="Calibri"/>
+                <w:b/>
+                <w:bCs/>
+                <w:color w:val="FFFFFF"/>
+                <w:sz w:val="18"/>
+                <w:szCs w:val="18"/>
+              </w:rPr>
+            </w:pPr>
+          </w:p>
+        </w:tc>
+        <w:tc>
+          <w:tcPr>
+            <w:tcW w:w="1736" w:type="pct"/>
+            <w:tcBorders>
+              <w:top w:val="single" w:sz="4" w:space="0" w:color="0F3460"/>
+              <w:left w:val="single" w:sz="4" w:space="0" w:color="0F3460"/>
+              <w:bottom w:val="single" w:sz="4" w:space="0" w:color="0F3460"/>
+              <w:right w:val="single" w:sz="4" w:space="0" w:color="0F3460"/>
+            </w:tcBorders>
+            <w:shd w:val="clear" w:color="auto" w:fill="0F3460"/>
+            <w:tcMar>
+              <w:top w:w="80" w:type="dxa"/>
+              <w:left w:w="120" w:type="dxa"/>
+              <w:bottom w:w="80" w:type="dxa"/>
+              <w:right w:w="120" w:type="dxa"/>
+            </w:tcMar>
+            <w:vAlign w:val="center"/>
+          </w:tcPr>
+          <w:p>
+            <w:pPr>
+              <w:jc w:val="center"/>
+            </w:pPr>
+            <w:r>
+              <w:rPr>
+                <w:rFonts w:ascii="Calibri" w:eastAsia="Calibri" w:hAnsi="Calibri" w:cs="Calibri"/>
+                <w:b/>
+                <w:bCs/>
+                <w:color w:val="FFFFFF"/>
+                <w:sz w:val="18"/>
+                <w:szCs w:val="18"/>
+              </w:rPr>
               <w:t>Source SP / Cascade Note</w:t>
             </w:r>
           </w:p>
@@ -2169,13 +2121,7 @@
               <w:right w:w="120" w:type="dxa"/>
             </w:tcMar>
           </w:tcPr>
-          <w:p>
-            <w:proofErr w:type="spellStart"/>
-            <w:r>
-              <w:t>trancode</w:t>
-            </w:r>
-            <w:proofErr w:type="spellEnd"/>
-          </w:p>
+          <w:p/>
         </w:tc>
         <w:tc>
           <w:tcPr>
@@ -2194,11 +2140,7 @@
               <w:right w:w="120" w:type="dxa"/>
             </w:tcMar>
           </w:tcPr>
-          <w:p>
-            <w:r>
-              <w:t>write-off no</w:t>
-            </w:r>
-          </w:p>
+          <w:p/>
         </w:tc>
         <w:tc>
           <w:tcPr>
@@ -2217,17 +2159,7 @@
               <w:right w:w="120" w:type="dxa"/>
             </w:tcMar>
           </w:tcPr>
-          <w:p>
-            <w:r>
-              <w:rPr>
-                <w:rFonts w:ascii="Calibri" w:eastAsia="Calibri" w:hAnsi="Calibri" w:cs="Calibri"/>
-                <w:color w:val="166534"/>
-                <w:sz w:val="19"/>
-                <w:szCs w:val="19"/>
-              </w:rPr>
-              <w:t>Textbox</w:t>
-            </w:r>
-          </w:p>
+          <w:p/>
         </w:tc>
         <w:tc>
           <w:tcPr>
@@ -2246,17 +2178,7 @@
               <w:right w:w="120" w:type="dxa"/>
             </w:tcMar>
           </w:tcPr>
-          <w:p>
-            <w:r>
-              <w:rPr>
-                <w:rFonts w:ascii="Calibri" w:eastAsia="Calibri" w:hAnsi="Calibri" w:cs="Calibri"/>
-                <w:color w:val="166534"/>
-                <w:sz w:val="19"/>
-                <w:szCs w:val="19"/>
-              </w:rPr>
-              <w:t>No</w:t>
-            </w:r>
-          </w:p>
+          <w:p/>
         </w:tc>
         <w:tc>
           <w:tcPr>
@@ -2278,16 +2200,19 @@
                 <w:szCs w:val="19"/>
               </w:rPr>
             </w:pPr>
-            <w:r>
-              <w:rPr>
-                <w:rFonts w:ascii="Calibri" w:eastAsia="Calibri" w:hAnsi="Calibri" w:cs="Calibri"/>
-                <w:color w:val="166534"/>
-                <w:sz w:val="19"/>
-                <w:szCs w:val="19"/>
-              </w:rPr>
-              <w:t>Yes</w:t>
-            </w:r>
-          </w:p>
+          </w:p>
+        </w:tc>
+        <w:tc>
+          <w:tcPr>
+            <w:tcW w:w="355" w:type="pct"/>
+            <w:tcBorders>
+              <w:top w:val="single" w:sz="4" w:space="0" w:color="CBD5E1"/>
+              <w:left w:val="single" w:sz="4" w:space="0" w:color="CBD5E1"/>
+              <w:bottom w:val="single" w:sz="4" w:space="0" w:color="CBD5E1"/>
+              <w:right w:val="single" w:sz="4" w:space="0" w:color="CBD5E1"/>
+            </w:tcBorders>
+            <w:shd w:val="clear" w:color="auto" w:fill="E7FAF0"/>
+          </w:tcPr>
           <w:p>
             <w:pPr>
               <w:rPr>
@@ -2301,7 +2226,7 @@
         </w:tc>
         <w:tc>
           <w:tcPr>
-            <w:tcW w:w="355" w:type="pct"/>
+            <w:tcW w:w="1736" w:type="pct"/>
             <w:tcBorders>
               <w:top w:val="single" w:sz="4" w:space="0" w:color="CBD5E1"/>
               <w:left w:val="single" w:sz="4" w:space="0" w:color="CBD5E1"/>
@@ -2309,65 +2234,14 @@
               <w:right w:val="single" w:sz="4" w:space="0" w:color="CBD5E1"/>
             </w:tcBorders>
             <w:shd w:val="clear" w:color="auto" w:fill="E7FAF0"/>
-          </w:tcPr>
-          <w:p>
-            <w:pPr>
-              <w:rPr>
-                <w:rFonts w:ascii="Calibri" w:eastAsia="Calibri" w:hAnsi="Calibri" w:cs="Calibri"/>
-                <w:color w:val="166534"/>
-                <w:sz w:val="19"/>
-                <w:szCs w:val="19"/>
-              </w:rPr>
-            </w:pPr>
-            <w:r>
-              <w:rPr>
-                <w:rFonts w:ascii="Calibri" w:eastAsia="Calibri" w:hAnsi="Calibri" w:cs="Calibri"/>
-                <w:color w:val="166534"/>
-                <w:sz w:val="19"/>
-                <w:szCs w:val="19"/>
-              </w:rPr>
-              <w:t>Yes</w:t>
-            </w:r>
-          </w:p>
-          <w:p>
-            <w:pPr>
-              <w:rPr>
-                <w:rFonts w:ascii="Calibri" w:eastAsia="Calibri" w:hAnsi="Calibri" w:cs="Calibri"/>
-                <w:color w:val="166534"/>
-                <w:sz w:val="19"/>
-                <w:szCs w:val="19"/>
-              </w:rPr>
-            </w:pPr>
-          </w:p>
-        </w:tc>
-        <w:tc>
-          <w:tcPr>
-            <w:tcW w:w="1736" w:type="pct"/>
-            <w:tcBorders>
-              <w:top w:val="single" w:sz="4" w:space="0" w:color="CBD5E1"/>
-              <w:left w:val="single" w:sz="4" w:space="0" w:color="CBD5E1"/>
-              <w:bottom w:val="single" w:sz="4" w:space="0" w:color="CBD5E1"/>
-              <w:right w:val="single" w:sz="4" w:space="0" w:color="CBD5E1"/>
-            </w:tcBorders>
-            <w:shd w:val="clear" w:color="auto" w:fill="E7FAF0"/>
-            <w:tcMar>
-              <w:top w:w="80" w:type="dxa"/>
-              <w:left w:w="120" w:type="dxa"/>
-              <w:bottom w:w="80" w:type="dxa"/>
-              <w:right w:w="120" w:type="dxa"/>
-            </w:tcMar>
-          </w:tcPr>
-          <w:p>
-            <w:r>
-              <w:rPr>
-                <w:rFonts w:ascii="Calibri" w:eastAsia="Calibri" w:hAnsi="Calibri" w:cs="Calibri"/>
-                <w:color w:val="166534"/>
-                <w:sz w:val="19"/>
-                <w:szCs w:val="19"/>
-              </w:rPr>
-              <w:t>Auto-generated on save</w:t>
-            </w:r>
-          </w:p>
+            <w:tcMar>
+              <w:top w:w="80" w:type="dxa"/>
+              <w:left w:w="120" w:type="dxa"/>
+              <w:bottom w:w="80" w:type="dxa"/>
+              <w:right w:w="120" w:type="dxa"/>
+            </w:tcMar>
+          </w:tcPr>
+          <w:p/>
         </w:tc>
       </w:tr>
       <w:tr>
@@ -2391,7 +2265,7 @@
           <w:p>
             <w:proofErr w:type="spellStart"/>
             <w:r>
-              <w:t>trandate</w:t>
+              <w:t>trancode</w:t>
             </w:r>
             <w:proofErr w:type="spellEnd"/>
           </w:p>
@@ -2415,7 +2289,10 @@
           </w:tcPr>
           <w:p>
             <w:r>
-              <w:t>write-off date</w:t>
+              <w:t>Write-Off</w:t>
+            </w:r>
+            <w:r>
+              <w:t xml:space="preserve"> No</w:t>
             </w:r>
           </w:p>
         </w:tc>
@@ -2437,15 +2314,17 @@
             </w:tcMar>
           </w:tcPr>
           <w:p>
-            <w:r>
-              <w:rPr>
-                <w:rFonts w:ascii="Calibri" w:eastAsia="Calibri" w:hAnsi="Calibri" w:cs="Calibri"/>
-                <w:color w:val="166534"/>
-                <w:sz w:val="19"/>
-                <w:szCs w:val="19"/>
-              </w:rPr>
-              <w:t>Date</w:t>
-            </w:r>
+            <w:proofErr w:type="spellStart"/>
+            <w:r>
+              <w:rPr>
+                <w:rFonts w:ascii="Calibri" w:eastAsia="Calibri" w:hAnsi="Calibri" w:cs="Calibri"/>
+                <w:color w:val="166534"/>
+                <w:sz w:val="19"/>
+                <w:szCs w:val="19"/>
+              </w:rPr>
+              <w:t>TextArea</w:t>
+            </w:r>
+            <w:proofErr w:type="spellEnd"/>
           </w:p>
         </w:tc>
         <w:tc>
@@ -2473,13 +2352,44 @@
                 <w:sz w:val="19"/>
                 <w:szCs w:val="19"/>
               </w:rPr>
+              <w:t>No</w:t>
+            </w:r>
+          </w:p>
+        </w:tc>
+        <w:tc>
+          <w:tcPr>
+            <w:tcW w:w="385" w:type="pct"/>
+            <w:tcBorders>
+              <w:top w:val="single" w:sz="4" w:space="0" w:color="CBD5E1"/>
+              <w:left w:val="single" w:sz="4" w:space="0" w:color="CBD5E1"/>
+              <w:bottom w:val="single" w:sz="4" w:space="0" w:color="CBD5E1"/>
+              <w:right w:val="single" w:sz="4" w:space="0" w:color="CBD5E1"/>
+            </w:tcBorders>
+            <w:shd w:val="clear" w:color="auto" w:fill="F0FDF4"/>
+          </w:tcPr>
+          <w:p>
+            <w:pPr>
+              <w:rPr>
+                <w:rFonts w:ascii="Calibri" w:eastAsia="Calibri" w:hAnsi="Calibri" w:cs="Calibri"/>
+                <w:color w:val="166534"/>
+                <w:sz w:val="19"/>
+                <w:szCs w:val="19"/>
+              </w:rPr>
+            </w:pPr>
+            <w:r>
+              <w:rPr>
+                <w:rFonts w:ascii="Calibri" w:eastAsia="Calibri" w:hAnsi="Calibri" w:cs="Calibri"/>
+                <w:color w:val="166534"/>
+                <w:sz w:val="19"/>
+                <w:szCs w:val="19"/>
+              </w:rPr>
               <w:t>Yes</w:t>
             </w:r>
           </w:p>
         </w:tc>
         <w:tc>
           <w:tcPr>
-            <w:tcW w:w="385" w:type="pct"/>
+            <w:tcW w:w="355" w:type="pct"/>
             <w:tcBorders>
               <w:top w:val="single" w:sz="4" w:space="0" w:color="CBD5E1"/>
               <w:left w:val="single" w:sz="4" w:space="0" w:color="CBD5E1"/>
@@ -2504,13 +2414,13 @@
                 <w:sz w:val="19"/>
                 <w:szCs w:val="19"/>
               </w:rPr>
-              <w:t>No</w:t>
-            </w:r>
-          </w:p>
-        </w:tc>
-        <w:tc>
-          <w:tcPr>
-            <w:tcW w:w="355" w:type="pct"/>
+              <w:t>Yes</w:t>
+            </w:r>
+          </w:p>
+        </w:tc>
+        <w:tc>
+          <w:tcPr>
+            <w:tcW w:w="1736" w:type="pct"/>
             <w:tcBorders>
               <w:top w:val="single" w:sz="4" w:space="0" w:color="CBD5E1"/>
               <w:left w:val="single" w:sz="4" w:space="0" w:color="CBD5E1"/>
@@ -2518,53 +2428,22 @@
               <w:right w:val="single" w:sz="4" w:space="0" w:color="CBD5E1"/>
             </w:tcBorders>
             <w:shd w:val="clear" w:color="auto" w:fill="F0FDF4"/>
-          </w:tcPr>
-          <w:p>
-            <w:pPr>
-              <w:rPr>
-                <w:rFonts w:ascii="Calibri" w:eastAsia="Calibri" w:hAnsi="Calibri" w:cs="Calibri"/>
-                <w:color w:val="166534"/>
-                <w:sz w:val="19"/>
-                <w:szCs w:val="19"/>
-              </w:rPr>
-            </w:pPr>
-            <w:r>
-              <w:rPr>
-                <w:rFonts w:ascii="Calibri" w:eastAsia="Calibri" w:hAnsi="Calibri" w:cs="Calibri"/>
-                <w:color w:val="166534"/>
-                <w:sz w:val="19"/>
-                <w:szCs w:val="19"/>
-              </w:rPr>
-              <w:t>Yes</w:t>
-            </w:r>
-          </w:p>
-        </w:tc>
-        <w:tc>
-          <w:tcPr>
-            <w:tcW w:w="1736" w:type="pct"/>
-            <w:tcBorders>
-              <w:top w:val="single" w:sz="4" w:space="0" w:color="CBD5E1"/>
-              <w:left w:val="single" w:sz="4" w:space="0" w:color="CBD5E1"/>
-              <w:bottom w:val="single" w:sz="4" w:space="0" w:color="CBD5E1"/>
-              <w:right w:val="single" w:sz="4" w:space="0" w:color="CBD5E1"/>
-            </w:tcBorders>
-            <w:shd w:val="clear" w:color="auto" w:fill="F0FDF4"/>
-            <w:tcMar>
-              <w:top w:w="80" w:type="dxa"/>
-              <w:left w:w="120" w:type="dxa"/>
-              <w:bottom w:w="80" w:type="dxa"/>
-              <w:right w:w="120" w:type="dxa"/>
-            </w:tcMar>
-          </w:tcPr>
-          <w:p>
-            <w:r>
-              <w:rPr>
-                <w:rFonts w:ascii="Calibri" w:eastAsia="Calibri" w:hAnsi="Calibri" w:cs="Calibri"/>
-                <w:color w:val="166534"/>
-                <w:sz w:val="19"/>
-                <w:szCs w:val="19"/>
-              </w:rPr>
-              <w:t>Default: today's date</w:t>
+            <w:tcMar>
+              <w:top w:w="80" w:type="dxa"/>
+              <w:left w:w="120" w:type="dxa"/>
+              <w:bottom w:w="80" w:type="dxa"/>
+              <w:right w:w="120" w:type="dxa"/>
+            </w:tcMar>
+          </w:tcPr>
+          <w:p>
+            <w:r>
+              <w:rPr>
+                <w:rFonts w:ascii="Calibri" w:eastAsia="Calibri" w:hAnsi="Calibri" w:cs="Calibri"/>
+                <w:color w:val="166534"/>
+                <w:sz w:val="19"/>
+                <w:szCs w:val="19"/>
+              </w:rPr>
+              <w:t>Auto-generated on save</w:t>
             </w:r>
           </w:p>
         </w:tc>
@@ -2590,7 +2469,7 @@
           <w:p>
             <w:proofErr w:type="spellStart"/>
             <w:r>
-              <w:t>divisionid</w:t>
+              <w:t>trandate</w:t>
             </w:r>
             <w:proofErr w:type="spellEnd"/>
           </w:p>
@@ -2614,7 +2493,10 @@
           </w:tcPr>
           <w:p>
             <w:r>
-              <w:t>division</w:t>
+              <w:t xml:space="preserve">Tran </w:t>
+            </w:r>
+            <w:r>
+              <w:t>Date</w:t>
             </w:r>
           </w:p>
         </w:tc>
@@ -2643,7 +2525,7 @@
                 <w:sz w:val="19"/>
                 <w:szCs w:val="19"/>
               </w:rPr>
-              <w:t>Dropdown</w:t>
+              <w:t>Date</w:t>
             </w:r>
           </w:p>
         </w:tc>
@@ -2755,7 +2637,17 @@
               <w:right w:w="120" w:type="dxa"/>
             </w:tcMar>
           </w:tcPr>
-          <w:p/>
+          <w:p>
+            <w:r>
+              <w:rPr>
+                <w:rFonts w:ascii="Calibri" w:eastAsia="Calibri" w:hAnsi="Calibri" w:cs="Calibri"/>
+                <w:color w:val="166534"/>
+                <w:sz w:val="19"/>
+                <w:szCs w:val="19"/>
+              </w:rPr>
+              <w:t>Default: today's date</w:t>
+            </w:r>
+          </w:p>
         </w:tc>
       </w:tr>
       <w:tr>
@@ -2779,7 +2671,7 @@
           <w:p>
             <w:proofErr w:type="spellStart"/>
             <w:r>
-              <w:t>fromlocid</w:t>
+              <w:t>issuedate</w:t>
             </w:r>
             <w:proofErr w:type="spellEnd"/>
           </w:p>
@@ -2803,7 +2695,10 @@
           </w:tcPr>
           <w:p>
             <w:r>
-              <w:t>from location</w:t>
+              <w:t xml:space="preserve">Write-Off </w:t>
+            </w:r>
+            <w:r>
+              <w:t>Date</w:t>
             </w:r>
           </w:p>
         </w:tc>
@@ -2840,7 +2735,7 @@
                 <w:sz w:val="19"/>
                 <w:szCs w:val="19"/>
               </w:rPr>
-              <w:t>Dropdown</w:t>
+              <w:t>Date</w:t>
             </w:r>
           </w:p>
         </w:tc>
@@ -2870,15 +2765,6 @@
                 <w:szCs w:val="19"/>
               </w:rPr>
             </w:pPr>
-            <w:r>
-              <w:rPr>
-                <w:rFonts w:ascii="Calibri" w:eastAsia="Calibri" w:hAnsi="Calibri" w:cs="Calibri"/>
-                <w:color w:val="166534"/>
-                <w:sz w:val="19"/>
-                <w:szCs w:val="19"/>
-              </w:rPr>
-              <w:t>Yes</w:t>
-            </w:r>
           </w:p>
         </w:tc>
         <w:tc>
@@ -2901,15 +2787,6 @@
                 <w:szCs w:val="19"/>
               </w:rPr>
             </w:pPr>
-            <w:r>
-              <w:rPr>
-                <w:rFonts w:ascii="Calibri" w:eastAsia="Calibri" w:hAnsi="Calibri" w:cs="Calibri"/>
-                <w:color w:val="166534"/>
-                <w:sz w:val="19"/>
-                <w:szCs w:val="19"/>
-              </w:rPr>
-              <w:t>No</w:t>
-            </w:r>
           </w:p>
         </w:tc>
         <w:tc>
@@ -2932,15 +2809,6 @@
                 <w:szCs w:val="19"/>
               </w:rPr>
             </w:pPr>
-            <w:r>
-              <w:rPr>
-                <w:rFonts w:ascii="Calibri" w:eastAsia="Calibri" w:hAnsi="Calibri" w:cs="Calibri"/>
-                <w:color w:val="166534"/>
-                <w:sz w:val="19"/>
-                <w:szCs w:val="19"/>
-              </w:rPr>
-              <w:t>Yes</w:t>
-            </w:r>
           </w:p>
         </w:tc>
         <w:tc>
@@ -2971,24 +2839,13 @@
             </w:pPr>
             <w:r>
               <w:rPr>
-                <w:rFonts w:ascii="Consolas" w:hAnsi="Consolas" w:cs="Consolas"/>
-                <w:color w:val="000000"/>
-                <w:sz w:val="19"/>
-                <w:szCs w:val="19"/>
-              </w:rPr>
-              <w:t xml:space="preserve">Cascade on change of division - </w:t>
-            </w:r>
-            <w:proofErr w:type="spellStart"/>
-            <w:r>
-              <w:rPr>
-                <w:rFonts w:ascii="Consolas" w:hAnsi="Consolas" w:cs="Consolas"/>
-                <w:color w:val="000000"/>
-                <w:sz w:val="19"/>
-                <w:szCs w:val="19"/>
-              </w:rPr>
-              <w:t>Fn_Gen_FetchLocationMaster</w:t>
-            </w:r>
-            <w:proofErr w:type="spellEnd"/>
+                <w:rFonts w:ascii="Calibri" w:eastAsia="Calibri" w:hAnsi="Calibri" w:cs="Calibri"/>
+                <w:color w:val="166534"/>
+                <w:sz w:val="19"/>
+                <w:szCs w:val="19"/>
+              </w:rPr>
+              <w:t>Default: today's date</w:t>
+            </w:r>
           </w:p>
         </w:tc>
       </w:tr>
@@ -3011,11 +2868,9 @@
             </w:tcMar>
           </w:tcPr>
           <w:p>
-            <w:proofErr w:type="spellStart"/>
-            <w:r>
-              <w:t>accountid</w:t>
-            </w:r>
-            <w:proofErr w:type="spellEnd"/>
+            <w:r>
+              <w:t>fromdivisionid</w:t>
+            </w:r>
           </w:p>
         </w:tc>
         <w:tc>
@@ -3037,7 +2892,7 @@
           </w:tcPr>
           <w:p>
             <w:r>
-              <w:t>account</w:t>
+              <w:t>Division</w:t>
             </w:r>
           </w:p>
         </w:tc>
@@ -3059,6 +2914,14 @@
             </w:tcMar>
           </w:tcPr>
           <w:p>
+            <w:pPr>
+              <w:rPr>
+                <w:rFonts w:ascii="Calibri" w:eastAsia="Calibri" w:hAnsi="Calibri" w:cs="Calibri"/>
+                <w:color w:val="166534"/>
+                <w:sz w:val="19"/>
+                <w:szCs w:val="19"/>
+              </w:rPr>
+            </w:pPr>
             <w:r>
               <w:rPr>
                 <w:rFonts w:ascii="Calibri" w:eastAsia="Calibri" w:hAnsi="Calibri" w:cs="Calibri"/>
@@ -3137,6 +3000,16 @@
               <w:t>No</w:t>
             </w:r>
           </w:p>
+          <w:p>
+            <w:pPr>
+              <w:rPr>
+                <w:rFonts w:ascii="Calibri" w:eastAsia="Calibri" w:hAnsi="Calibri" w:cs="Calibri"/>
+                <w:color w:val="166534"/>
+                <w:sz w:val="19"/>
+                <w:szCs w:val="19"/>
+              </w:rPr>
+            </w:pPr>
+          </w:p>
         </w:tc>
         <w:tc>
           <w:tcPr>
@@ -3189,27 +3062,8 @@
           <w:p>
             <w:pPr>
               <w:rPr>
-                <w:rFonts w:ascii="Consolas" w:hAnsi="Consolas" w:cs="Consolas"/>
-                <w:color w:val="000000"/>
-                <w:sz w:val="19"/>
-                <w:szCs w:val="19"/>
-              </w:rPr>
-            </w:pPr>
-            <w:r>
-              <w:rPr>
-                <w:rFonts w:ascii="Consolas" w:hAnsi="Consolas" w:cs="Consolas"/>
-                <w:color w:val="000000"/>
-                <w:sz w:val="19"/>
-                <w:szCs w:val="19"/>
-              </w:rPr>
-              <w:t>Cascade on change of division -</w:t>
-            </w:r>
-          </w:p>
-          <w:p>
-            <w:pPr>
-              <w:rPr>
-                <w:rFonts w:ascii="Consolas" w:hAnsi="Consolas" w:cs="Consolas"/>
-                <w:color w:val="000000"/>
+                <w:rFonts w:ascii="Calibri" w:eastAsia="Calibri" w:hAnsi="Calibri" w:cs="Calibri"/>
+                <w:color w:val="166534"/>
                 <w:sz w:val="19"/>
                 <w:szCs w:val="19"/>
               </w:rPr>
@@ -3217,56 +3071,78 @@
             <w:proofErr w:type="spellStart"/>
             <w:r>
               <w:rPr>
-                <w:rFonts w:ascii="Consolas" w:hAnsi="Consolas" w:cs="Consolas"/>
-                <w:color w:val="000000"/>
-                <w:sz w:val="19"/>
-                <w:szCs w:val="19"/>
-              </w:rPr>
-              <w:t>Fn_tbl_Fetch_AssetsAccount</w:t>
+                <w:rFonts w:ascii="Calibri" w:eastAsia="Calibri" w:hAnsi="Calibri" w:cs="Calibri"/>
+                <w:color w:val="166534"/>
+                <w:sz w:val="19"/>
+                <w:szCs w:val="19"/>
+              </w:rPr>
+              <w:t>fn_tbl_fetchuserwsfromdivision</w:t>
             </w:r>
             <w:proofErr w:type="spellEnd"/>
-          </w:p>
-          <w:p>
-            <w:pPr>
-              <w:rPr>
-                <w:rFonts w:ascii="Consolas" w:hAnsi="Consolas" w:cs="Consolas"/>
-                <w:color w:val="000000"/>
-                <w:sz w:val="19"/>
-                <w:szCs w:val="19"/>
-              </w:rPr>
-            </w:pPr>
-            <w:r>
-              <w:rPr>
-                <w:rFonts w:ascii="Consolas" w:hAnsi="Consolas" w:cs="Consolas"/>
-                <w:color w:val="000000"/>
-                <w:sz w:val="19"/>
-                <w:szCs w:val="19"/>
-              </w:rPr>
-              <w:t>(</w:t>
-            </w:r>
-            <w:r>
-              <w:rPr>
-                <w:rFonts w:ascii="Consolas" w:hAnsi="Consolas" w:cs="Consolas"/>
-                <w:color w:val="000000"/>
-                <w:sz w:val="19"/>
-                <w:szCs w:val="19"/>
-              </w:rPr>
-              <w:t>PrmDivisionID,PrmAcMainGroupID,PrmLoginID,PrmCompanyID,PrmYearID</w:t>
-            </w:r>
-          </w:p>
-          <w:p>
-            <w:pPr>
-              <w:rPr>
-                <w:rFonts w:ascii="Calibri" w:eastAsia="Calibri" w:hAnsi="Calibri" w:cs="Calibri"/>
-                <w:color w:val="166534"/>
-                <w:sz w:val="19"/>
-                <w:szCs w:val="19"/>
-              </w:rPr>
-            </w:pPr>
-            <w:r>
-              <w:rPr>
-                <w:rFonts w:ascii="Consolas" w:hAnsi="Consolas" w:cs="Consolas"/>
-                <w:color w:val="000000"/>
+            <w:r>
+              <w:rPr>
+                <w:rFonts w:ascii="Calibri" w:eastAsia="Calibri" w:hAnsi="Calibri" w:cs="Calibri"/>
+                <w:color w:val="166534"/>
+                <w:sz w:val="19"/>
+                <w:szCs w:val="19"/>
+              </w:rPr>
+              <w:t>(@</w:t>
+            </w:r>
+            <w:proofErr w:type="spellStart"/>
+            <w:r>
+              <w:rPr>
+                <w:rFonts w:ascii="Calibri" w:eastAsia="Calibri" w:hAnsi="Calibri" w:cs="Calibri"/>
+                <w:color w:val="166534"/>
+                <w:sz w:val="19"/>
+                <w:szCs w:val="19"/>
+              </w:rPr>
+              <w:t>prmuserid</w:t>
+            </w:r>
+            <w:proofErr w:type="spellEnd"/>
+            <w:r>
+              <w:rPr>
+                <w:rFonts w:ascii="Calibri" w:eastAsia="Calibri" w:hAnsi="Calibri" w:cs="Calibri"/>
+                <w:color w:val="166534"/>
+                <w:sz w:val="19"/>
+                <w:szCs w:val="19"/>
+              </w:rPr>
+              <w:t xml:space="preserve"> , @</w:t>
+            </w:r>
+            <w:proofErr w:type="spellStart"/>
+            <w:r>
+              <w:rPr>
+                <w:rFonts w:ascii="Calibri" w:eastAsia="Calibri" w:hAnsi="Calibri" w:cs="Calibri"/>
+                <w:color w:val="166534"/>
+                <w:sz w:val="19"/>
+                <w:szCs w:val="19"/>
+              </w:rPr>
+              <w:t>prmcompanyid</w:t>
+            </w:r>
+            <w:proofErr w:type="spellEnd"/>
+            <w:r>
+              <w:rPr>
+                <w:rFonts w:ascii="Calibri" w:eastAsia="Calibri" w:hAnsi="Calibri" w:cs="Calibri"/>
+                <w:color w:val="166534"/>
+                <w:sz w:val="19"/>
+                <w:szCs w:val="19"/>
+              </w:rPr>
+              <w:t xml:space="preserve"> , @</w:t>
+            </w:r>
+            <w:proofErr w:type="spellStart"/>
+            <w:r>
+              <w:rPr>
+                <w:rFonts w:ascii="Calibri" w:eastAsia="Calibri" w:hAnsi="Calibri" w:cs="Calibri"/>
+                <w:color w:val="166534"/>
+                <w:sz w:val="19"/>
+                <w:szCs w:val="19"/>
+              </w:rPr>
+              <w:t>prmyearid</w:t>
+            </w:r>
+            <w:proofErr w:type="spellEnd"/>
+            <w:r>
+              <w:rPr>
+                <w:rFonts w:ascii="Calibri" w:eastAsia="Calibri" w:hAnsi="Calibri" w:cs="Calibri"/>
+                <w:color w:val="166534"/>
                 <w:sz w:val="19"/>
                 <w:szCs w:val="19"/>
               </w:rPr>
@@ -3285,7 +3161,7 @@
               <w:bottom w:val="single" w:sz="4" w:space="0" w:color="CBD5E1"/>
               <w:right w:val="single" w:sz="4" w:space="0" w:color="CBD5E1"/>
             </w:tcBorders>
-            <w:shd w:val="clear" w:color="auto" w:fill="F0FDF4"/>
+            <w:shd w:val="clear" w:color="auto" w:fill="E7FAF0"/>
             <w:tcMar>
               <w:top w:w="80" w:type="dxa"/>
               <w:left w:w="120" w:type="dxa"/>
@@ -3296,10 +3172,17 @@
           <w:p>
             <w:proofErr w:type="spellStart"/>
             <w:r>
-              <w:t>profitlossactid</w:t>
+              <w:t>f</w:t>
+            </w:r>
+            <w:r>
+              <w:t>r</w:t>
+            </w:r>
+            <w:r>
+              <w:t>omlocationid</w:t>
             </w:r>
             <w:proofErr w:type="spellEnd"/>
           </w:p>
+          <w:p/>
         </w:tc>
         <w:tc>
           <w:tcPr>
@@ -3310,17 +3193,17 @@
               <w:bottom w:val="single" w:sz="4" w:space="0" w:color="CBD5E1"/>
               <w:right w:val="single" w:sz="4" w:space="0" w:color="CBD5E1"/>
             </w:tcBorders>
-            <w:shd w:val="clear" w:color="auto" w:fill="F0FDF4"/>
-            <w:tcMar>
-              <w:top w:w="80" w:type="dxa"/>
-              <w:left w:w="120" w:type="dxa"/>
-              <w:bottom w:w="80" w:type="dxa"/>
-              <w:right w:w="120" w:type="dxa"/>
-            </w:tcMar>
-          </w:tcPr>
-          <w:p>
-            <w:r>
-              <w:t>profit/loss a/c</w:t>
+            <w:shd w:val="clear" w:color="auto" w:fill="E7FAF0"/>
+            <w:tcMar>
+              <w:top w:w="80" w:type="dxa"/>
+              <w:left w:w="120" w:type="dxa"/>
+              <w:bottom w:w="80" w:type="dxa"/>
+              <w:right w:w="120" w:type="dxa"/>
+            </w:tcMar>
+          </w:tcPr>
+          <w:p>
+            <w:r>
+              <w:t>Location</w:t>
             </w:r>
           </w:p>
         </w:tc>
@@ -3333,7 +3216,7 @@
               <w:bottom w:val="single" w:sz="4" w:space="0" w:color="CBD5E1"/>
               <w:right w:val="single" w:sz="4" w:space="0" w:color="CBD5E1"/>
             </w:tcBorders>
-            <w:shd w:val="clear" w:color="auto" w:fill="F0FDF4"/>
+            <w:shd w:val="clear" w:color="auto" w:fill="E7FAF0"/>
             <w:tcMar>
               <w:top w:w="80" w:type="dxa"/>
               <w:left w:w="120" w:type="dxa"/>
@@ -3362,15 +3245,77 @@
               <w:bottom w:val="single" w:sz="4" w:space="0" w:color="CBD5E1"/>
               <w:right w:val="single" w:sz="4" w:space="0" w:color="CBD5E1"/>
             </w:tcBorders>
-            <w:shd w:val="clear" w:color="auto" w:fill="F0FDF4"/>
-            <w:tcMar>
-              <w:top w:w="80" w:type="dxa"/>
-              <w:left w:w="120" w:type="dxa"/>
-              <w:bottom w:w="80" w:type="dxa"/>
-              <w:right w:w="120" w:type="dxa"/>
-            </w:tcMar>
-          </w:tcPr>
-          <w:p>
+            <w:shd w:val="clear" w:color="auto" w:fill="E7FAF0"/>
+            <w:tcMar>
+              <w:top w:w="80" w:type="dxa"/>
+              <w:left w:w="120" w:type="dxa"/>
+              <w:bottom w:w="80" w:type="dxa"/>
+              <w:right w:w="120" w:type="dxa"/>
+            </w:tcMar>
+          </w:tcPr>
+          <w:p>
+            <w:r>
+              <w:rPr>
+                <w:rFonts w:ascii="Calibri" w:eastAsia="Calibri" w:hAnsi="Calibri" w:cs="Calibri"/>
+                <w:color w:val="166534"/>
+                <w:sz w:val="19"/>
+                <w:szCs w:val="19"/>
+              </w:rPr>
+              <w:t>No</w:t>
+            </w:r>
+          </w:p>
+        </w:tc>
+        <w:tc>
+          <w:tcPr>
+            <w:tcW w:w="385" w:type="pct"/>
+            <w:tcBorders>
+              <w:top w:val="single" w:sz="4" w:space="0" w:color="CBD5E1"/>
+              <w:left w:val="single" w:sz="4" w:space="0" w:color="CBD5E1"/>
+              <w:bottom w:val="single" w:sz="4" w:space="0" w:color="CBD5E1"/>
+              <w:right w:val="single" w:sz="4" w:space="0" w:color="CBD5E1"/>
+            </w:tcBorders>
+            <w:shd w:val="clear" w:color="auto" w:fill="E7FAF0"/>
+          </w:tcPr>
+          <w:p>
+            <w:pPr>
+              <w:rPr>
+                <w:rFonts w:ascii="Calibri" w:eastAsia="Calibri" w:hAnsi="Calibri" w:cs="Calibri"/>
+                <w:color w:val="166534"/>
+                <w:sz w:val="19"/>
+                <w:szCs w:val="19"/>
+              </w:rPr>
+            </w:pPr>
+            <w:r>
+              <w:rPr>
+                <w:rFonts w:ascii="Calibri" w:eastAsia="Calibri" w:hAnsi="Calibri" w:cs="Calibri"/>
+                <w:color w:val="166534"/>
+                <w:sz w:val="19"/>
+                <w:szCs w:val="19"/>
+              </w:rPr>
+              <w:t>No</w:t>
+            </w:r>
+          </w:p>
+        </w:tc>
+        <w:tc>
+          <w:tcPr>
+            <w:tcW w:w="355" w:type="pct"/>
+            <w:tcBorders>
+              <w:top w:val="single" w:sz="4" w:space="0" w:color="CBD5E1"/>
+              <w:left w:val="single" w:sz="4" w:space="0" w:color="CBD5E1"/>
+              <w:bottom w:val="single" w:sz="4" w:space="0" w:color="CBD5E1"/>
+              <w:right w:val="single" w:sz="4" w:space="0" w:color="CBD5E1"/>
+            </w:tcBorders>
+            <w:shd w:val="clear" w:color="auto" w:fill="E7FAF0"/>
+          </w:tcPr>
+          <w:p>
+            <w:pPr>
+              <w:rPr>
+                <w:rFonts w:ascii="Calibri" w:eastAsia="Calibri" w:hAnsi="Calibri" w:cs="Calibri"/>
+                <w:color w:val="166534"/>
+                <w:sz w:val="19"/>
+                <w:szCs w:val="19"/>
+              </w:rPr>
+            </w:pPr>
             <w:r>
               <w:rPr>
                 <w:rFonts w:ascii="Calibri" w:eastAsia="Calibri" w:hAnsi="Calibri" w:cs="Calibri"/>
@@ -3381,18 +3326,6 @@
               <w:t>Yes</w:t>
             </w:r>
           </w:p>
-        </w:tc>
-        <w:tc>
-          <w:tcPr>
-            <w:tcW w:w="385" w:type="pct"/>
-            <w:tcBorders>
-              <w:top w:val="single" w:sz="4" w:space="0" w:color="CBD5E1"/>
-              <w:left w:val="single" w:sz="4" w:space="0" w:color="CBD5E1"/>
-              <w:bottom w:val="single" w:sz="4" w:space="0" w:color="CBD5E1"/>
-              <w:right w:val="single" w:sz="4" w:space="0" w:color="CBD5E1"/>
-            </w:tcBorders>
-            <w:shd w:val="clear" w:color="auto" w:fill="F0FDF4"/>
-          </w:tcPr>
           <w:p>
             <w:pPr>
               <w:rPr>
@@ -3402,46 +3335,6 @@
                 <w:szCs w:val="19"/>
               </w:rPr>
             </w:pPr>
-            <w:r>
-              <w:rPr>
-                <w:rFonts w:ascii="Calibri" w:eastAsia="Calibri" w:hAnsi="Calibri" w:cs="Calibri"/>
-                <w:color w:val="166534"/>
-                <w:sz w:val="19"/>
-                <w:szCs w:val="19"/>
-              </w:rPr>
-              <w:t>No</w:t>
-            </w:r>
-          </w:p>
-        </w:tc>
-        <w:tc>
-          <w:tcPr>
-            <w:tcW w:w="355" w:type="pct"/>
-            <w:tcBorders>
-              <w:top w:val="single" w:sz="4" w:space="0" w:color="CBD5E1"/>
-              <w:left w:val="single" w:sz="4" w:space="0" w:color="CBD5E1"/>
-              <w:bottom w:val="single" w:sz="4" w:space="0" w:color="CBD5E1"/>
-              <w:right w:val="single" w:sz="4" w:space="0" w:color="CBD5E1"/>
-            </w:tcBorders>
-            <w:shd w:val="clear" w:color="auto" w:fill="F0FDF4"/>
-          </w:tcPr>
-          <w:p>
-            <w:pPr>
-              <w:rPr>
-                <w:rFonts w:ascii="Calibri" w:eastAsia="Calibri" w:hAnsi="Calibri" w:cs="Calibri"/>
-                <w:color w:val="166534"/>
-                <w:sz w:val="19"/>
-                <w:szCs w:val="19"/>
-              </w:rPr>
-            </w:pPr>
-            <w:r>
-              <w:rPr>
-                <w:rFonts w:ascii="Calibri" w:eastAsia="Calibri" w:hAnsi="Calibri" w:cs="Calibri"/>
-                <w:color w:val="166534"/>
-                <w:sz w:val="19"/>
-                <w:szCs w:val="19"/>
-              </w:rPr>
-              <w:t>No</w:t>
-            </w:r>
           </w:p>
         </w:tc>
         <w:tc>
@@ -3453,42 +3346,24 @@
               <w:bottom w:val="single" w:sz="4" w:space="0" w:color="CBD5E1"/>
               <w:right w:val="single" w:sz="4" w:space="0" w:color="CBD5E1"/>
             </w:tcBorders>
-            <w:shd w:val="clear" w:color="auto" w:fill="F0FDF4"/>
-            <w:tcMar>
-              <w:top w:w="80" w:type="dxa"/>
-              <w:left w:w="120" w:type="dxa"/>
-              <w:bottom w:w="80" w:type="dxa"/>
-              <w:right w:w="120" w:type="dxa"/>
-            </w:tcMar>
-          </w:tcPr>
-          <w:p>
-            <w:pPr>
-              <w:rPr>
-                <w:rFonts w:ascii="Consolas" w:hAnsi="Consolas" w:cs="Consolas"/>
-                <w:color w:val="000000"/>
-                <w:sz w:val="19"/>
-                <w:szCs w:val="19"/>
-              </w:rPr>
-            </w:pPr>
-            <w:r>
-              <w:rPr>
-                <w:rFonts w:ascii="Consolas" w:hAnsi="Consolas" w:cs="Consolas"/>
-                <w:color w:val="000000"/>
-                <w:sz w:val="19"/>
-                <w:szCs w:val="19"/>
-              </w:rPr>
-              <w:t>Cascade on change of division -</w:t>
-            </w:r>
-          </w:p>
-          <w:p>
-            <w:pPr>
-              <w:rPr>
-                <w:rFonts w:ascii="Consolas" w:hAnsi="Consolas" w:cs="Consolas"/>
-                <w:color w:val="000000"/>
-                <w:sz w:val="19"/>
-                <w:szCs w:val="19"/>
-              </w:rPr>
-            </w:pPr>
+            <w:shd w:val="clear" w:color="auto" w:fill="E7FAF0"/>
+            <w:tcMar>
+              <w:top w:w="80" w:type="dxa"/>
+              <w:left w:w="120" w:type="dxa"/>
+              <w:bottom w:w="80" w:type="dxa"/>
+              <w:right w:w="120" w:type="dxa"/>
+            </w:tcMar>
+          </w:tcPr>
+          <w:p>
+            <w:r>
+              <w:rPr>
+                <w:rFonts w:ascii="Consolas" w:hAnsi="Consolas" w:cs="Consolas"/>
+                <w:color w:val="000000"/>
+                <w:sz w:val="19"/>
+                <w:szCs w:val="19"/>
+              </w:rPr>
+              <w:t xml:space="preserve">Cascade on change of from division - </w:t>
+            </w:r>
             <w:proofErr w:type="spellStart"/>
             <w:r>
               <w:rPr>
@@ -3497,39 +3372,69 @@
                 <w:sz w:val="19"/>
                 <w:szCs w:val="19"/>
               </w:rPr>
-              <w:t>Fn_tbl_Fetch_AssetsAccount</w:t>
+              <w:t>fn_gen_fetchfromlocationmaster</w:t>
             </w:r>
             <w:proofErr w:type="spellEnd"/>
-          </w:p>
-          <w:p>
-            <w:pPr>
-              <w:rPr>
-                <w:rFonts w:ascii="Consolas" w:hAnsi="Consolas" w:cs="Consolas"/>
-                <w:color w:val="000000"/>
-                <w:sz w:val="19"/>
-                <w:szCs w:val="19"/>
-              </w:rPr>
-            </w:pPr>
-            <w:r>
-              <w:rPr>
-                <w:rFonts w:ascii="Consolas" w:hAnsi="Consolas" w:cs="Consolas"/>
-                <w:color w:val="000000"/>
-                <w:sz w:val="19"/>
-                <w:szCs w:val="19"/>
-              </w:rPr>
-              <w:t>(</w:t>
-            </w:r>
-            <w:r>
-              <w:rPr>
-                <w:rFonts w:ascii="Consolas" w:hAnsi="Consolas" w:cs="Consolas"/>
-                <w:color w:val="000000"/>
-                <w:sz w:val="19"/>
-                <w:szCs w:val="19"/>
-              </w:rPr>
-              <w:t>PrmDivisionID,PrmAcMainGroupID,PrmLoginID,PrmCompanyID,PrmYearID</w:t>
-            </w:r>
-          </w:p>
-          <w:p>
+            <w:r>
+              <w:rPr>
+                <w:rFonts w:ascii="Consolas" w:hAnsi="Consolas" w:cs="Consolas"/>
+                <w:color w:val="000000"/>
+                <w:sz w:val="19"/>
+                <w:szCs w:val="19"/>
+              </w:rPr>
+              <w:t>(@</w:t>
+            </w:r>
+            <w:proofErr w:type="spellStart"/>
+            <w:r>
+              <w:rPr>
+                <w:rFonts w:ascii="Consolas" w:hAnsi="Consolas" w:cs="Consolas"/>
+                <w:color w:val="000000"/>
+                <w:sz w:val="19"/>
+                <w:szCs w:val="19"/>
+              </w:rPr>
+              <w:t>prmcompanyid</w:t>
+            </w:r>
+            <w:proofErr w:type="spellEnd"/>
+            <w:r>
+              <w:rPr>
+                <w:rFonts w:ascii="Consolas" w:hAnsi="Consolas" w:cs="Consolas"/>
+                <w:color w:val="000000"/>
+                <w:sz w:val="19"/>
+                <w:szCs w:val="19"/>
+              </w:rPr>
+              <w:t xml:space="preserve"> , @</w:t>
+            </w:r>
+            <w:proofErr w:type="spellStart"/>
+            <w:r>
+              <w:rPr>
+                <w:rFonts w:ascii="Consolas" w:hAnsi="Consolas" w:cs="Consolas"/>
+                <w:color w:val="000000"/>
+                <w:sz w:val="19"/>
+                <w:szCs w:val="19"/>
+              </w:rPr>
+              <w:t>prmloginid</w:t>
+            </w:r>
+            <w:proofErr w:type="spellEnd"/>
+            <w:r>
+              <w:rPr>
+                <w:rFonts w:ascii="Consolas" w:hAnsi="Consolas" w:cs="Consolas"/>
+                <w:color w:val="000000"/>
+                <w:sz w:val="19"/>
+                <w:szCs w:val="19"/>
+              </w:rPr>
+              <w:t xml:space="preserve"> , @</w:t>
+            </w:r>
+            <w:proofErr w:type="spellStart"/>
+            <w:r>
+              <w:rPr>
+                <w:rFonts w:ascii="Consolas" w:hAnsi="Consolas" w:cs="Consolas"/>
+                <w:color w:val="000000"/>
+                <w:sz w:val="19"/>
+                <w:szCs w:val="19"/>
+              </w:rPr>
+              <w:t>prmlocationtype</w:t>
+            </w:r>
+            <w:proofErr w:type="spellEnd"/>
             <w:r>
               <w:rPr>
                 <w:rFonts w:ascii="Consolas" w:hAnsi="Consolas" w:cs="Consolas"/>
@@ -3561,16 +3466,68 @@
             </w:tcMar>
           </w:tcPr>
           <w:p>
+            <w:r>
+              <w:t>remarks</w:t>
+            </w:r>
+          </w:p>
+        </w:tc>
+        <w:tc>
+          <w:tcPr>
+            <w:tcW w:w="818" w:type="pct"/>
+            <w:tcBorders>
+              <w:top w:val="single" w:sz="4" w:space="0" w:color="CBD5E1"/>
+              <w:left w:val="single" w:sz="4" w:space="0" w:color="CBD5E1"/>
+              <w:bottom w:val="single" w:sz="4" w:space="0" w:color="CBD5E1"/>
+              <w:right w:val="single" w:sz="4" w:space="0" w:color="CBD5E1"/>
+            </w:tcBorders>
+            <w:shd w:val="clear" w:color="auto" w:fill="E7FAF0"/>
+            <w:tcMar>
+              <w:top w:w="80" w:type="dxa"/>
+              <w:left w:w="120" w:type="dxa"/>
+              <w:bottom w:w="80" w:type="dxa"/>
+              <w:right w:w="120" w:type="dxa"/>
+            </w:tcMar>
+          </w:tcPr>
+          <w:p>
+            <w:r>
+              <w:t>Narration</w:t>
+            </w:r>
+          </w:p>
+        </w:tc>
+        <w:tc>
+          <w:tcPr>
+            <w:tcW w:w="551" w:type="pct"/>
+            <w:tcBorders>
+              <w:top w:val="single" w:sz="4" w:space="0" w:color="CBD5E1"/>
+              <w:left w:val="single" w:sz="4" w:space="0" w:color="CBD5E1"/>
+              <w:bottom w:val="single" w:sz="4" w:space="0" w:color="CBD5E1"/>
+              <w:right w:val="single" w:sz="4" w:space="0" w:color="CBD5E1"/>
+            </w:tcBorders>
+            <w:shd w:val="clear" w:color="auto" w:fill="E7FAF0"/>
+            <w:tcMar>
+              <w:top w:w="80" w:type="dxa"/>
+              <w:left w:w="120" w:type="dxa"/>
+              <w:bottom w:w="80" w:type="dxa"/>
+              <w:right w:w="120" w:type="dxa"/>
+            </w:tcMar>
+          </w:tcPr>
+          <w:p>
             <w:proofErr w:type="spellStart"/>
             <w:r>
-              <w:t>totalpurvalue</w:t>
+              <w:rPr>
+                <w:rFonts w:ascii="Calibri" w:eastAsia="Calibri" w:hAnsi="Calibri" w:cs="Calibri"/>
+                <w:color w:val="166534"/>
+                <w:sz w:val="19"/>
+                <w:szCs w:val="19"/>
+              </w:rPr>
+              <w:t>TextArea</w:t>
             </w:r>
             <w:proofErr w:type="spellEnd"/>
           </w:p>
         </w:tc>
         <w:tc>
           <w:tcPr>
-            <w:tcW w:w="818" w:type="pct"/>
+            <w:tcW w:w="479" w:type="pct"/>
             <w:tcBorders>
               <w:top w:val="single" w:sz="4" w:space="0" w:color="CBD5E1"/>
               <w:left w:val="single" w:sz="4" w:space="0" w:color="CBD5E1"/>
@@ -3586,14 +3543,28 @@
             </w:tcMar>
           </w:tcPr>
           <w:p>
-            <w:r>
-              <w:t>purchase value</w:t>
-            </w:r>
-          </w:p>
-        </w:tc>
-        <w:tc>
-          <w:tcPr>
-            <w:tcW w:w="551" w:type="pct"/>
+            <w:pPr>
+              <w:rPr>
+                <w:rFonts w:ascii="Calibri" w:eastAsia="Calibri" w:hAnsi="Calibri" w:cs="Calibri"/>
+                <w:color w:val="166534"/>
+                <w:sz w:val="19"/>
+                <w:szCs w:val="19"/>
+              </w:rPr>
+            </w:pPr>
+            <w:r>
+              <w:rPr>
+                <w:rFonts w:ascii="Calibri" w:eastAsia="Calibri" w:hAnsi="Calibri" w:cs="Calibri"/>
+                <w:color w:val="166534"/>
+                <w:sz w:val="19"/>
+                <w:szCs w:val="19"/>
+              </w:rPr>
+              <w:t>Yes</w:t>
+            </w:r>
+          </w:p>
+        </w:tc>
+        <w:tc>
+          <w:tcPr>
+            <w:tcW w:w="385" w:type="pct"/>
             <w:tcBorders>
               <w:top w:val="single" w:sz="4" w:space="0" w:color="CBD5E1"/>
               <w:left w:val="single" w:sz="4" w:space="0" w:color="CBD5E1"/>
@@ -3601,30 +3572,30 @@
               <w:right w:val="single" w:sz="4" w:space="0" w:color="CBD5E1"/>
             </w:tcBorders>
             <w:shd w:val="clear" w:color="auto" w:fill="E7FAF0"/>
-            <w:tcMar>
-              <w:top w:w="80" w:type="dxa"/>
-              <w:left w:w="120" w:type="dxa"/>
-              <w:bottom w:w="80" w:type="dxa"/>
-              <w:right w:w="120" w:type="dxa"/>
-            </w:tcMar>
-          </w:tcPr>
-          <w:p>
-            <w:proofErr w:type="spellStart"/>
-            <w:r>
-              <w:rPr>
-                <w:rFonts w:ascii="Calibri" w:eastAsia="Calibri" w:hAnsi="Calibri" w:cs="Calibri"/>
-                <w:color w:val="166534"/>
-                <w:sz w:val="19"/>
-                <w:szCs w:val="19"/>
-              </w:rPr>
-              <w:t>TextArea</w:t>
-            </w:r>
-            <w:proofErr w:type="spellEnd"/>
-          </w:p>
-        </w:tc>
-        <w:tc>
-          <w:tcPr>
-            <w:tcW w:w="479" w:type="pct"/>
+          </w:tcPr>
+          <w:p>
+            <w:pPr>
+              <w:rPr>
+                <w:rFonts w:ascii="Calibri" w:eastAsia="Calibri" w:hAnsi="Calibri" w:cs="Calibri"/>
+                <w:color w:val="166534"/>
+                <w:sz w:val="19"/>
+                <w:szCs w:val="19"/>
+              </w:rPr>
+            </w:pPr>
+            <w:r>
+              <w:rPr>
+                <w:rFonts w:ascii="Calibri" w:eastAsia="Calibri" w:hAnsi="Calibri" w:cs="Calibri"/>
+                <w:color w:val="166534"/>
+                <w:sz w:val="19"/>
+                <w:szCs w:val="19"/>
+              </w:rPr>
+              <w:t>No</w:t>
+            </w:r>
+          </w:p>
+        </w:tc>
+        <w:tc>
+          <w:tcPr>
+            <w:tcW w:w="355" w:type="pct"/>
             <w:tcBorders>
               <w:top w:val="single" w:sz="4" w:space="0" w:color="CBD5E1"/>
               <w:left w:val="single" w:sz="4" w:space="0" w:color="CBD5E1"/>
@@ -3632,28 +3603,30 @@
               <w:right w:val="single" w:sz="4" w:space="0" w:color="CBD5E1"/>
             </w:tcBorders>
             <w:shd w:val="clear" w:color="auto" w:fill="E7FAF0"/>
-            <w:tcMar>
-              <w:top w:w="80" w:type="dxa"/>
-              <w:left w:w="120" w:type="dxa"/>
-              <w:bottom w:w="80" w:type="dxa"/>
-              <w:right w:w="120" w:type="dxa"/>
-            </w:tcMar>
-          </w:tcPr>
-          <w:p>
-            <w:r>
-              <w:rPr>
-                <w:rFonts w:ascii="Calibri" w:eastAsia="Calibri" w:hAnsi="Calibri" w:cs="Calibri"/>
-                <w:color w:val="166534"/>
-                <w:sz w:val="19"/>
-                <w:szCs w:val="19"/>
-              </w:rPr>
-              <w:t>No</w:t>
-            </w:r>
-          </w:p>
-        </w:tc>
-        <w:tc>
-          <w:tcPr>
-            <w:tcW w:w="385" w:type="pct"/>
+          </w:tcPr>
+          <w:p>
+            <w:pPr>
+              <w:rPr>
+                <w:rFonts w:ascii="Calibri" w:eastAsia="Calibri" w:hAnsi="Calibri" w:cs="Calibri"/>
+                <w:color w:val="166534"/>
+                <w:sz w:val="19"/>
+                <w:szCs w:val="19"/>
+              </w:rPr>
+            </w:pPr>
+            <w:r>
+              <w:rPr>
+                <w:rFonts w:ascii="Calibri" w:eastAsia="Calibri" w:hAnsi="Calibri" w:cs="Calibri"/>
+                <w:color w:val="166534"/>
+                <w:sz w:val="19"/>
+                <w:szCs w:val="19"/>
+              </w:rPr>
+              <w:t>Yes</w:t>
+            </w:r>
+          </w:p>
+        </w:tc>
+        <w:tc>
+          <w:tcPr>
+            <w:tcW w:w="1736" w:type="pct"/>
             <w:tcBorders>
               <w:top w:val="single" w:sz="4" w:space="0" w:color="CBD5E1"/>
               <w:left w:val="single" w:sz="4" w:space="0" w:color="CBD5E1"/>
@@ -3661,6 +3634,12 @@
               <w:right w:val="single" w:sz="4" w:space="0" w:color="CBD5E1"/>
             </w:tcBorders>
             <w:shd w:val="clear" w:color="auto" w:fill="E7FAF0"/>
+            <w:tcMar>
+              <w:top w:w="80" w:type="dxa"/>
+              <w:left w:w="120" w:type="dxa"/>
+              <w:bottom w:w="80" w:type="dxa"/>
+              <w:right w:w="120" w:type="dxa"/>
+            </w:tcMar>
           </w:tcPr>
           <w:p>
             <w:pPr>
@@ -3671,66 +3650,7 @@
                 <w:szCs w:val="19"/>
               </w:rPr>
             </w:pPr>
-            <w:r>
-              <w:rPr>
-                <w:rFonts w:ascii="Calibri" w:eastAsia="Calibri" w:hAnsi="Calibri" w:cs="Calibri"/>
-                <w:color w:val="166534"/>
-                <w:sz w:val="19"/>
-                <w:szCs w:val="19"/>
-              </w:rPr>
-              <w:t>No</w:t>
-            </w:r>
-          </w:p>
-        </w:tc>
-        <w:tc>
-          <w:tcPr>
-            <w:tcW w:w="355" w:type="pct"/>
-            <w:tcBorders>
-              <w:top w:val="single" w:sz="4" w:space="0" w:color="CBD5E1"/>
-              <w:left w:val="single" w:sz="4" w:space="0" w:color="CBD5E1"/>
-              <w:bottom w:val="single" w:sz="4" w:space="0" w:color="CBD5E1"/>
-              <w:right w:val="single" w:sz="4" w:space="0" w:color="CBD5E1"/>
-            </w:tcBorders>
-            <w:shd w:val="clear" w:color="auto" w:fill="E7FAF0"/>
-          </w:tcPr>
-          <w:p>
-            <w:pPr>
-              <w:rPr>
-                <w:rFonts w:ascii="Calibri" w:eastAsia="Calibri" w:hAnsi="Calibri" w:cs="Calibri"/>
-                <w:color w:val="166534"/>
-                <w:sz w:val="19"/>
-                <w:szCs w:val="19"/>
-              </w:rPr>
-            </w:pPr>
-            <w:r>
-              <w:rPr>
-                <w:rFonts w:ascii="Calibri" w:eastAsia="Calibri" w:hAnsi="Calibri" w:cs="Calibri"/>
-                <w:color w:val="166534"/>
-                <w:sz w:val="19"/>
-                <w:szCs w:val="19"/>
-              </w:rPr>
-              <w:t>No</w:t>
-            </w:r>
-          </w:p>
-        </w:tc>
-        <w:tc>
-          <w:tcPr>
-            <w:tcW w:w="1736" w:type="pct"/>
-            <w:tcBorders>
-              <w:top w:val="single" w:sz="4" w:space="0" w:color="CBD5E1"/>
-              <w:left w:val="single" w:sz="4" w:space="0" w:color="CBD5E1"/>
-              <w:bottom w:val="single" w:sz="4" w:space="0" w:color="CBD5E1"/>
-              <w:right w:val="single" w:sz="4" w:space="0" w:color="CBD5E1"/>
-            </w:tcBorders>
-            <w:shd w:val="clear" w:color="auto" w:fill="E7FAF0"/>
-            <w:tcMar>
-              <w:top w:w="80" w:type="dxa"/>
-              <w:left w:w="120" w:type="dxa"/>
-              <w:bottom w:w="80" w:type="dxa"/>
-              <w:right w:w="120" w:type="dxa"/>
-            </w:tcMar>
-          </w:tcPr>
-          <w:p/>
+          </w:p>
         </w:tc>
       </w:tr>
       <w:tr>
@@ -3743,7 +3663,7 @@
               <w:bottom w:val="single" w:sz="4" w:space="0" w:color="CBD5E1"/>
               <w:right w:val="single" w:sz="4" w:space="0" w:color="CBD5E1"/>
             </w:tcBorders>
-            <w:shd w:val="clear" w:color="auto" w:fill="E7FAF0"/>
+            <w:shd w:val="clear" w:color="auto" w:fill="EFF6FF"/>
             <w:tcMar>
               <w:top w:w="80" w:type="dxa"/>
               <w:left w:w="120" w:type="dxa"/>
@@ -3754,7 +3674,7 @@
           <w:p>
             <w:proofErr w:type="spellStart"/>
             <w:r>
-              <w:t>totalrevvalue</w:t>
+              <w:t>configid</w:t>
             </w:r>
             <w:proofErr w:type="spellEnd"/>
           </w:p>
@@ -3768,636 +3688,25 @@
               <w:bottom w:val="single" w:sz="4" w:space="0" w:color="CBD5E1"/>
               <w:right w:val="single" w:sz="4" w:space="0" w:color="CBD5E1"/>
             </w:tcBorders>
-            <w:shd w:val="clear" w:color="auto" w:fill="E7FAF0"/>
-            <w:tcMar>
-              <w:top w:w="80" w:type="dxa"/>
-              <w:left w:w="120" w:type="dxa"/>
-              <w:bottom w:w="80" w:type="dxa"/>
-              <w:right w:w="120" w:type="dxa"/>
-            </w:tcMar>
-          </w:tcPr>
-          <w:p>
-            <w:r>
-              <w:t>revaluation value</w:t>
-            </w:r>
+            <w:shd w:val="clear" w:color="auto" w:fill="EFF6FF"/>
+            <w:tcMar>
+              <w:top w:w="80" w:type="dxa"/>
+              <w:left w:w="120" w:type="dxa"/>
+              <w:bottom w:w="80" w:type="dxa"/>
+              <w:right w:w="120" w:type="dxa"/>
+            </w:tcMar>
+          </w:tcPr>
+          <w:p>
+            <w:proofErr w:type="spellStart"/>
+            <w:r>
+              <w:t>Config</w:t>
+            </w:r>
+            <w:proofErr w:type="spellEnd"/>
           </w:p>
         </w:tc>
         <w:tc>
           <w:tcPr>
             <w:tcW w:w="551" w:type="pct"/>
-            <w:tcBorders>
-              <w:top w:val="single" w:sz="4" w:space="0" w:color="CBD5E1"/>
-              <w:left w:val="single" w:sz="4" w:space="0" w:color="CBD5E1"/>
-              <w:bottom w:val="single" w:sz="4" w:space="0" w:color="CBD5E1"/>
-              <w:right w:val="single" w:sz="4" w:space="0" w:color="CBD5E1"/>
-            </w:tcBorders>
-            <w:shd w:val="clear" w:color="auto" w:fill="E7FAF0"/>
-            <w:tcMar>
-              <w:top w:w="80" w:type="dxa"/>
-              <w:left w:w="120" w:type="dxa"/>
-              <w:bottom w:w="80" w:type="dxa"/>
-              <w:right w:w="120" w:type="dxa"/>
-            </w:tcMar>
-          </w:tcPr>
-          <w:p>
-            <w:pPr>
-              <w:rPr>
-                <w:rFonts w:ascii="Calibri" w:eastAsia="Calibri" w:hAnsi="Calibri" w:cs="Calibri"/>
-                <w:color w:val="166534"/>
-                <w:sz w:val="19"/>
-                <w:szCs w:val="19"/>
-              </w:rPr>
-            </w:pPr>
-            <w:proofErr w:type="spellStart"/>
-            <w:r>
-              <w:rPr>
-                <w:rFonts w:ascii="Calibri" w:eastAsia="Calibri" w:hAnsi="Calibri" w:cs="Calibri"/>
-                <w:color w:val="166534"/>
-                <w:sz w:val="19"/>
-                <w:szCs w:val="19"/>
-              </w:rPr>
-              <w:t>TextArea</w:t>
-            </w:r>
-            <w:proofErr w:type="spellEnd"/>
-          </w:p>
-        </w:tc>
-        <w:tc>
-          <w:tcPr>
-            <w:tcW w:w="479" w:type="pct"/>
-            <w:tcBorders>
-              <w:top w:val="single" w:sz="4" w:space="0" w:color="CBD5E1"/>
-              <w:left w:val="single" w:sz="4" w:space="0" w:color="CBD5E1"/>
-              <w:bottom w:val="single" w:sz="4" w:space="0" w:color="CBD5E1"/>
-              <w:right w:val="single" w:sz="4" w:space="0" w:color="CBD5E1"/>
-            </w:tcBorders>
-            <w:shd w:val="clear" w:color="auto" w:fill="E7FAF0"/>
-            <w:tcMar>
-              <w:top w:w="80" w:type="dxa"/>
-              <w:left w:w="120" w:type="dxa"/>
-              <w:bottom w:w="80" w:type="dxa"/>
-              <w:right w:w="120" w:type="dxa"/>
-            </w:tcMar>
-          </w:tcPr>
-          <w:p>
-            <w:pPr>
-              <w:rPr>
-                <w:rFonts w:ascii="Calibri" w:eastAsia="Calibri" w:hAnsi="Calibri" w:cs="Calibri"/>
-                <w:color w:val="166534"/>
-                <w:sz w:val="19"/>
-                <w:szCs w:val="19"/>
-              </w:rPr>
-            </w:pPr>
-            <w:r>
-              <w:rPr>
-                <w:rFonts w:ascii="Calibri" w:eastAsia="Calibri" w:hAnsi="Calibri" w:cs="Calibri"/>
-                <w:color w:val="166534"/>
-                <w:sz w:val="19"/>
-                <w:szCs w:val="19"/>
-              </w:rPr>
-              <w:t>No</w:t>
-            </w:r>
-          </w:p>
-        </w:tc>
-        <w:tc>
-          <w:tcPr>
-            <w:tcW w:w="385" w:type="pct"/>
-            <w:tcBorders>
-              <w:top w:val="single" w:sz="4" w:space="0" w:color="CBD5E1"/>
-              <w:left w:val="single" w:sz="4" w:space="0" w:color="CBD5E1"/>
-              <w:bottom w:val="single" w:sz="4" w:space="0" w:color="CBD5E1"/>
-              <w:right w:val="single" w:sz="4" w:space="0" w:color="CBD5E1"/>
-            </w:tcBorders>
-            <w:shd w:val="clear" w:color="auto" w:fill="E7FAF0"/>
-          </w:tcPr>
-          <w:p>
-            <w:pPr>
-              <w:rPr>
-                <w:rFonts w:ascii="Calibri" w:eastAsia="Calibri" w:hAnsi="Calibri" w:cs="Calibri"/>
-                <w:color w:val="166534"/>
-                <w:sz w:val="19"/>
-                <w:szCs w:val="19"/>
-              </w:rPr>
-            </w:pPr>
-            <w:r>
-              <w:rPr>
-                <w:rFonts w:ascii="Calibri" w:eastAsia="Calibri" w:hAnsi="Calibri" w:cs="Calibri"/>
-                <w:color w:val="166534"/>
-                <w:sz w:val="19"/>
-                <w:szCs w:val="19"/>
-              </w:rPr>
-              <w:t>No</w:t>
-            </w:r>
-          </w:p>
-        </w:tc>
-        <w:tc>
-          <w:tcPr>
-            <w:tcW w:w="355" w:type="pct"/>
-            <w:tcBorders>
-              <w:top w:val="single" w:sz="4" w:space="0" w:color="CBD5E1"/>
-              <w:left w:val="single" w:sz="4" w:space="0" w:color="CBD5E1"/>
-              <w:bottom w:val="single" w:sz="4" w:space="0" w:color="CBD5E1"/>
-              <w:right w:val="single" w:sz="4" w:space="0" w:color="CBD5E1"/>
-            </w:tcBorders>
-            <w:shd w:val="clear" w:color="auto" w:fill="E7FAF0"/>
-          </w:tcPr>
-          <w:p>
-            <w:pPr>
-              <w:rPr>
-                <w:rFonts w:ascii="Calibri" w:eastAsia="Calibri" w:hAnsi="Calibri" w:cs="Calibri"/>
-                <w:color w:val="166534"/>
-                <w:sz w:val="19"/>
-                <w:szCs w:val="19"/>
-              </w:rPr>
-            </w:pPr>
-            <w:r>
-              <w:rPr>
-                <w:rFonts w:ascii="Calibri" w:eastAsia="Calibri" w:hAnsi="Calibri" w:cs="Calibri"/>
-                <w:color w:val="166534"/>
-                <w:sz w:val="19"/>
-                <w:szCs w:val="19"/>
-              </w:rPr>
-              <w:t>No</w:t>
-            </w:r>
-          </w:p>
-        </w:tc>
-        <w:tc>
-          <w:tcPr>
-            <w:tcW w:w="1736" w:type="pct"/>
-            <w:tcBorders>
-              <w:top w:val="single" w:sz="4" w:space="0" w:color="CBD5E1"/>
-              <w:left w:val="single" w:sz="4" w:space="0" w:color="CBD5E1"/>
-              <w:bottom w:val="single" w:sz="4" w:space="0" w:color="CBD5E1"/>
-              <w:right w:val="single" w:sz="4" w:space="0" w:color="CBD5E1"/>
-            </w:tcBorders>
-            <w:shd w:val="clear" w:color="auto" w:fill="E7FAF0"/>
-            <w:tcMar>
-              <w:top w:w="80" w:type="dxa"/>
-              <w:left w:w="120" w:type="dxa"/>
-              <w:bottom w:w="80" w:type="dxa"/>
-              <w:right w:w="120" w:type="dxa"/>
-            </w:tcMar>
-          </w:tcPr>
-          <w:p>
-            <w:pPr>
-              <w:rPr>
-                <w:rFonts w:ascii="Calibri" w:eastAsia="Calibri" w:hAnsi="Calibri" w:cs="Calibri"/>
-                <w:color w:val="166534"/>
-                <w:sz w:val="19"/>
-                <w:szCs w:val="19"/>
-              </w:rPr>
-            </w:pPr>
-          </w:p>
-        </w:tc>
-      </w:tr>
-      <w:tr>
-        <w:tc>
-          <w:tcPr>
-            <w:tcW w:w="676" w:type="pct"/>
-            <w:tcBorders>
-              <w:top w:val="single" w:sz="4" w:space="0" w:color="CBD5E1"/>
-              <w:left w:val="single" w:sz="4" w:space="0" w:color="CBD5E1"/>
-              <w:bottom w:val="single" w:sz="4" w:space="0" w:color="CBD5E1"/>
-              <w:right w:val="single" w:sz="4" w:space="0" w:color="CBD5E1"/>
-            </w:tcBorders>
-            <w:shd w:val="clear" w:color="auto" w:fill="F0FDF4"/>
-            <w:tcMar>
-              <w:top w:w="80" w:type="dxa"/>
-              <w:left w:w="120" w:type="dxa"/>
-              <w:bottom w:w="80" w:type="dxa"/>
-              <w:right w:w="120" w:type="dxa"/>
-            </w:tcMar>
-          </w:tcPr>
-          <w:p>
-            <w:proofErr w:type="spellStart"/>
-            <w:r>
-              <w:t>totaldepvalue</w:t>
-            </w:r>
-            <w:proofErr w:type="spellEnd"/>
-          </w:p>
-        </w:tc>
-        <w:tc>
-          <w:tcPr>
-            <w:tcW w:w="818" w:type="pct"/>
-            <w:tcBorders>
-              <w:top w:val="single" w:sz="4" w:space="0" w:color="CBD5E1"/>
-              <w:left w:val="single" w:sz="4" w:space="0" w:color="CBD5E1"/>
-              <w:bottom w:val="single" w:sz="4" w:space="0" w:color="CBD5E1"/>
-              <w:right w:val="single" w:sz="4" w:space="0" w:color="CBD5E1"/>
-            </w:tcBorders>
-            <w:shd w:val="clear" w:color="auto" w:fill="F0FDF4"/>
-            <w:tcMar>
-              <w:top w:w="80" w:type="dxa"/>
-              <w:left w:w="120" w:type="dxa"/>
-              <w:bottom w:w="80" w:type="dxa"/>
-              <w:right w:w="120" w:type="dxa"/>
-            </w:tcMar>
-          </w:tcPr>
-          <w:p>
-            <w:r>
-              <w:t>depreciation value</w:t>
-            </w:r>
-          </w:p>
-        </w:tc>
-        <w:tc>
-          <w:tcPr>
-            <w:tcW w:w="551" w:type="pct"/>
-            <w:tcBorders>
-              <w:top w:val="single" w:sz="4" w:space="0" w:color="CBD5E1"/>
-              <w:left w:val="single" w:sz="4" w:space="0" w:color="CBD5E1"/>
-              <w:bottom w:val="single" w:sz="4" w:space="0" w:color="CBD5E1"/>
-              <w:right w:val="single" w:sz="4" w:space="0" w:color="CBD5E1"/>
-            </w:tcBorders>
-            <w:shd w:val="clear" w:color="auto" w:fill="F0FDF4"/>
-            <w:tcMar>
-              <w:top w:w="80" w:type="dxa"/>
-              <w:left w:w="120" w:type="dxa"/>
-              <w:bottom w:w="80" w:type="dxa"/>
-              <w:right w:w="120" w:type="dxa"/>
-            </w:tcMar>
-          </w:tcPr>
-          <w:p>
-            <w:proofErr w:type="spellStart"/>
-            <w:r>
-              <w:rPr>
-                <w:rFonts w:ascii="Calibri" w:eastAsia="Calibri" w:hAnsi="Calibri" w:cs="Calibri"/>
-                <w:color w:val="166534"/>
-                <w:sz w:val="19"/>
-                <w:szCs w:val="19"/>
-              </w:rPr>
-              <w:t>Textarea</w:t>
-            </w:r>
-            <w:proofErr w:type="spellEnd"/>
-          </w:p>
-        </w:tc>
-        <w:tc>
-          <w:tcPr>
-            <w:tcW w:w="479" w:type="pct"/>
-            <w:tcBorders>
-              <w:top w:val="single" w:sz="4" w:space="0" w:color="CBD5E1"/>
-              <w:left w:val="single" w:sz="4" w:space="0" w:color="CBD5E1"/>
-              <w:bottom w:val="single" w:sz="4" w:space="0" w:color="CBD5E1"/>
-              <w:right w:val="single" w:sz="4" w:space="0" w:color="CBD5E1"/>
-            </w:tcBorders>
-            <w:shd w:val="clear" w:color="auto" w:fill="F0FDF4"/>
-            <w:tcMar>
-              <w:top w:w="80" w:type="dxa"/>
-              <w:left w:w="120" w:type="dxa"/>
-              <w:bottom w:w="80" w:type="dxa"/>
-              <w:right w:w="120" w:type="dxa"/>
-            </w:tcMar>
-          </w:tcPr>
-          <w:p>
-            <w:r>
-              <w:rPr>
-                <w:rFonts w:ascii="Calibri" w:eastAsia="Calibri" w:hAnsi="Calibri" w:cs="Calibri"/>
-                <w:color w:val="166534"/>
-                <w:sz w:val="19"/>
-                <w:szCs w:val="19"/>
-              </w:rPr>
-              <w:t>No</w:t>
-            </w:r>
-          </w:p>
-        </w:tc>
-        <w:tc>
-          <w:tcPr>
-            <w:tcW w:w="385" w:type="pct"/>
-            <w:tcBorders>
-              <w:top w:val="single" w:sz="4" w:space="0" w:color="CBD5E1"/>
-              <w:left w:val="single" w:sz="4" w:space="0" w:color="CBD5E1"/>
-              <w:bottom w:val="single" w:sz="4" w:space="0" w:color="CBD5E1"/>
-              <w:right w:val="single" w:sz="4" w:space="0" w:color="CBD5E1"/>
-            </w:tcBorders>
-            <w:shd w:val="clear" w:color="auto" w:fill="F0FDF4"/>
-          </w:tcPr>
-          <w:p>
-            <w:pPr>
-              <w:rPr>
-                <w:rFonts w:ascii="Calibri" w:eastAsia="Calibri" w:hAnsi="Calibri" w:cs="Calibri"/>
-                <w:color w:val="166534"/>
-                <w:sz w:val="19"/>
-                <w:szCs w:val="19"/>
-              </w:rPr>
-            </w:pPr>
-            <w:r>
-              <w:rPr>
-                <w:rFonts w:ascii="Calibri" w:eastAsia="Calibri" w:hAnsi="Calibri" w:cs="Calibri"/>
-                <w:color w:val="166534"/>
-                <w:sz w:val="19"/>
-                <w:szCs w:val="19"/>
-              </w:rPr>
-              <w:t>No</w:t>
-            </w:r>
-          </w:p>
-        </w:tc>
-        <w:tc>
-          <w:tcPr>
-            <w:tcW w:w="355" w:type="pct"/>
-            <w:tcBorders>
-              <w:top w:val="single" w:sz="4" w:space="0" w:color="CBD5E1"/>
-              <w:left w:val="single" w:sz="4" w:space="0" w:color="CBD5E1"/>
-              <w:bottom w:val="single" w:sz="4" w:space="0" w:color="CBD5E1"/>
-              <w:right w:val="single" w:sz="4" w:space="0" w:color="CBD5E1"/>
-            </w:tcBorders>
-            <w:shd w:val="clear" w:color="auto" w:fill="F0FDF4"/>
-          </w:tcPr>
-          <w:p>
-            <w:pPr>
-              <w:rPr>
-                <w:rFonts w:ascii="Calibri" w:eastAsia="Calibri" w:hAnsi="Calibri" w:cs="Calibri"/>
-                <w:color w:val="166534"/>
-                <w:sz w:val="19"/>
-                <w:szCs w:val="19"/>
-              </w:rPr>
-            </w:pPr>
-            <w:r>
-              <w:rPr>
-                <w:rFonts w:ascii="Calibri" w:eastAsia="Calibri" w:hAnsi="Calibri" w:cs="Calibri"/>
-                <w:color w:val="166534"/>
-                <w:sz w:val="19"/>
-                <w:szCs w:val="19"/>
-              </w:rPr>
-              <w:t>No</w:t>
-            </w:r>
-          </w:p>
-        </w:tc>
-        <w:tc>
-          <w:tcPr>
-            <w:tcW w:w="1736" w:type="pct"/>
-            <w:tcBorders>
-              <w:top w:val="single" w:sz="4" w:space="0" w:color="CBD5E1"/>
-              <w:left w:val="single" w:sz="4" w:space="0" w:color="CBD5E1"/>
-              <w:bottom w:val="single" w:sz="4" w:space="0" w:color="CBD5E1"/>
-              <w:right w:val="single" w:sz="4" w:space="0" w:color="CBD5E1"/>
-            </w:tcBorders>
-            <w:shd w:val="clear" w:color="auto" w:fill="F0FDF4"/>
-            <w:tcMar>
-              <w:top w:w="80" w:type="dxa"/>
-              <w:left w:w="120" w:type="dxa"/>
-              <w:bottom w:w="80" w:type="dxa"/>
-              <w:right w:w="120" w:type="dxa"/>
-            </w:tcMar>
-          </w:tcPr>
-          <w:p>
-            <w:r>
-              <w:rPr>
-                <w:rFonts w:ascii="Calibri" w:eastAsia="Calibri" w:hAnsi="Calibri" w:cs="Calibri"/>
-                <w:color w:val="166534"/>
-                <w:sz w:val="19"/>
-                <w:szCs w:val="19"/>
-              </w:rPr>
-              <w:t>—</w:t>
-            </w:r>
-          </w:p>
-        </w:tc>
-      </w:tr>
-      <w:tr>
-        <w:tc>
-          <w:tcPr>
-            <w:tcW w:w="676" w:type="pct"/>
-            <w:tcBorders>
-              <w:top w:val="single" w:sz="4" w:space="0" w:color="CBD5E1"/>
-              <w:left w:val="single" w:sz="4" w:space="0" w:color="CBD5E1"/>
-              <w:bottom w:val="single" w:sz="4" w:space="0" w:color="CBD5E1"/>
-              <w:right w:val="single" w:sz="4" w:space="0" w:color="CBD5E1"/>
-            </w:tcBorders>
-            <w:shd w:val="clear" w:color="auto" w:fill="F0FDF4"/>
-            <w:tcMar>
-              <w:top w:w="80" w:type="dxa"/>
-              <w:left w:w="120" w:type="dxa"/>
-              <w:bottom w:w="80" w:type="dxa"/>
-              <w:right w:w="120" w:type="dxa"/>
-            </w:tcMar>
-          </w:tcPr>
-          <w:p>
-            <w:proofErr w:type="spellStart"/>
-            <w:r>
-              <w:t>totalcurrbookvalue</w:t>
-            </w:r>
-            <w:proofErr w:type="spellEnd"/>
-          </w:p>
-        </w:tc>
-        <w:tc>
-          <w:tcPr>
-            <w:tcW w:w="818" w:type="pct"/>
-            <w:tcBorders>
-              <w:top w:val="single" w:sz="4" w:space="0" w:color="CBD5E1"/>
-              <w:left w:val="single" w:sz="4" w:space="0" w:color="CBD5E1"/>
-              <w:bottom w:val="single" w:sz="4" w:space="0" w:color="CBD5E1"/>
-              <w:right w:val="single" w:sz="4" w:space="0" w:color="CBD5E1"/>
-            </w:tcBorders>
-            <w:shd w:val="clear" w:color="auto" w:fill="F0FDF4"/>
-            <w:tcMar>
-              <w:top w:w="80" w:type="dxa"/>
-              <w:left w:w="120" w:type="dxa"/>
-              <w:bottom w:w="80" w:type="dxa"/>
-              <w:right w:w="120" w:type="dxa"/>
-            </w:tcMar>
-          </w:tcPr>
-          <w:p>
-            <w:r>
-              <w:t>net book value</w:t>
-            </w:r>
-          </w:p>
-        </w:tc>
-        <w:tc>
-          <w:tcPr>
-            <w:tcW w:w="551" w:type="pct"/>
-            <w:tcBorders>
-              <w:top w:val="single" w:sz="4" w:space="0" w:color="CBD5E1"/>
-              <w:left w:val="single" w:sz="4" w:space="0" w:color="CBD5E1"/>
-              <w:bottom w:val="single" w:sz="4" w:space="0" w:color="CBD5E1"/>
-              <w:right w:val="single" w:sz="4" w:space="0" w:color="CBD5E1"/>
-            </w:tcBorders>
-            <w:shd w:val="clear" w:color="auto" w:fill="F0FDF4"/>
-            <w:tcMar>
-              <w:top w:w="80" w:type="dxa"/>
-              <w:left w:w="120" w:type="dxa"/>
-              <w:bottom w:w="80" w:type="dxa"/>
-              <w:right w:w="120" w:type="dxa"/>
-            </w:tcMar>
-          </w:tcPr>
-          <w:p>
-            <w:pPr>
-              <w:rPr>
-                <w:rFonts w:ascii="Calibri" w:eastAsia="Calibri" w:hAnsi="Calibri" w:cs="Calibri"/>
-                <w:color w:val="166534"/>
-                <w:sz w:val="19"/>
-                <w:szCs w:val="19"/>
-              </w:rPr>
-            </w:pPr>
-            <w:proofErr w:type="spellStart"/>
-            <w:r>
-              <w:rPr>
-                <w:rFonts w:ascii="Calibri" w:eastAsia="Calibri" w:hAnsi="Calibri" w:cs="Calibri"/>
-                <w:color w:val="166534"/>
-                <w:sz w:val="19"/>
-                <w:szCs w:val="19"/>
-              </w:rPr>
-              <w:t>TextArea</w:t>
-            </w:r>
-            <w:proofErr w:type="spellEnd"/>
-          </w:p>
-        </w:tc>
-        <w:tc>
-          <w:tcPr>
-            <w:tcW w:w="479" w:type="pct"/>
-            <w:tcBorders>
-              <w:top w:val="single" w:sz="4" w:space="0" w:color="CBD5E1"/>
-              <w:left w:val="single" w:sz="4" w:space="0" w:color="CBD5E1"/>
-              <w:bottom w:val="single" w:sz="4" w:space="0" w:color="CBD5E1"/>
-              <w:right w:val="single" w:sz="4" w:space="0" w:color="CBD5E1"/>
-            </w:tcBorders>
-            <w:shd w:val="clear" w:color="auto" w:fill="F0FDF4"/>
-            <w:tcMar>
-              <w:top w:w="80" w:type="dxa"/>
-              <w:left w:w="120" w:type="dxa"/>
-              <w:bottom w:w="80" w:type="dxa"/>
-              <w:right w:w="120" w:type="dxa"/>
-            </w:tcMar>
-          </w:tcPr>
-          <w:p>
-            <w:pPr>
-              <w:rPr>
-                <w:rFonts w:ascii="Calibri" w:eastAsia="Calibri" w:hAnsi="Calibri" w:cs="Calibri"/>
-                <w:color w:val="166534"/>
-                <w:sz w:val="19"/>
-                <w:szCs w:val="19"/>
-              </w:rPr>
-            </w:pPr>
-            <w:r>
-              <w:rPr>
-                <w:rFonts w:ascii="Calibri" w:eastAsia="Calibri" w:hAnsi="Calibri" w:cs="Calibri"/>
-                <w:color w:val="166534"/>
-                <w:sz w:val="19"/>
-                <w:szCs w:val="19"/>
-              </w:rPr>
-              <w:t>No</w:t>
-            </w:r>
-          </w:p>
-        </w:tc>
-        <w:tc>
-          <w:tcPr>
-            <w:tcW w:w="385" w:type="pct"/>
-            <w:tcBorders>
-              <w:top w:val="single" w:sz="4" w:space="0" w:color="CBD5E1"/>
-              <w:left w:val="single" w:sz="4" w:space="0" w:color="CBD5E1"/>
-              <w:bottom w:val="single" w:sz="4" w:space="0" w:color="CBD5E1"/>
-              <w:right w:val="single" w:sz="4" w:space="0" w:color="CBD5E1"/>
-            </w:tcBorders>
-            <w:shd w:val="clear" w:color="auto" w:fill="F0FDF4"/>
-          </w:tcPr>
-          <w:p>
-            <w:pPr>
-              <w:rPr>
-                <w:rFonts w:ascii="Calibri" w:eastAsia="Calibri" w:hAnsi="Calibri" w:cs="Calibri"/>
-                <w:color w:val="166534"/>
-                <w:sz w:val="19"/>
-                <w:szCs w:val="19"/>
-              </w:rPr>
-            </w:pPr>
-            <w:r>
-              <w:rPr>
-                <w:rFonts w:ascii="Calibri" w:eastAsia="Calibri" w:hAnsi="Calibri" w:cs="Calibri"/>
-                <w:color w:val="166534"/>
-                <w:sz w:val="19"/>
-                <w:szCs w:val="19"/>
-              </w:rPr>
-              <w:t>No</w:t>
-            </w:r>
-          </w:p>
-        </w:tc>
-        <w:tc>
-          <w:tcPr>
-            <w:tcW w:w="355" w:type="pct"/>
-            <w:tcBorders>
-              <w:top w:val="single" w:sz="4" w:space="0" w:color="CBD5E1"/>
-              <w:left w:val="single" w:sz="4" w:space="0" w:color="CBD5E1"/>
-              <w:bottom w:val="single" w:sz="4" w:space="0" w:color="CBD5E1"/>
-              <w:right w:val="single" w:sz="4" w:space="0" w:color="CBD5E1"/>
-            </w:tcBorders>
-            <w:shd w:val="clear" w:color="auto" w:fill="F0FDF4"/>
-          </w:tcPr>
-          <w:p>
-            <w:pPr>
-              <w:rPr>
-                <w:rFonts w:ascii="Calibri" w:eastAsia="Calibri" w:hAnsi="Calibri" w:cs="Calibri"/>
-                <w:color w:val="166534"/>
-                <w:sz w:val="19"/>
-                <w:szCs w:val="19"/>
-              </w:rPr>
-            </w:pPr>
-            <w:r>
-              <w:rPr>
-                <w:rFonts w:ascii="Calibri" w:eastAsia="Calibri" w:hAnsi="Calibri" w:cs="Calibri"/>
-                <w:color w:val="166534"/>
-                <w:sz w:val="19"/>
-                <w:szCs w:val="19"/>
-              </w:rPr>
-              <w:t>No</w:t>
-            </w:r>
-          </w:p>
-        </w:tc>
-        <w:tc>
-          <w:tcPr>
-            <w:tcW w:w="1736" w:type="pct"/>
-            <w:tcBorders>
-              <w:top w:val="single" w:sz="4" w:space="0" w:color="CBD5E1"/>
-              <w:left w:val="single" w:sz="4" w:space="0" w:color="CBD5E1"/>
-              <w:bottom w:val="single" w:sz="4" w:space="0" w:color="CBD5E1"/>
-              <w:right w:val="single" w:sz="4" w:space="0" w:color="CBD5E1"/>
-            </w:tcBorders>
-            <w:shd w:val="clear" w:color="auto" w:fill="F0FDF4"/>
-            <w:tcMar>
-              <w:top w:w="80" w:type="dxa"/>
-              <w:left w:w="120" w:type="dxa"/>
-              <w:bottom w:w="80" w:type="dxa"/>
-              <w:right w:w="120" w:type="dxa"/>
-            </w:tcMar>
-          </w:tcPr>
-          <w:p>
-            <w:pPr>
-              <w:rPr>
-                <w:rFonts w:ascii="Calibri" w:eastAsia="Calibri" w:hAnsi="Calibri" w:cs="Calibri"/>
-                <w:color w:val="166534"/>
-                <w:sz w:val="19"/>
-                <w:szCs w:val="19"/>
-              </w:rPr>
-            </w:pPr>
-            <w:r>
-              <w:rPr>
-                <w:rFonts w:ascii="Calibri" w:eastAsia="Calibri" w:hAnsi="Calibri" w:cs="Calibri"/>
-                <w:color w:val="166534"/>
-                <w:sz w:val="19"/>
-                <w:szCs w:val="19"/>
-              </w:rPr>
-              <w:t>-</w:t>
-            </w:r>
-          </w:p>
-        </w:tc>
-      </w:tr>
-      <w:tr>
-        <w:tc>
-          <w:tcPr>
-            <w:tcW w:w="676" w:type="pct"/>
-            <w:tcBorders>
-              <w:top w:val="single" w:sz="4" w:space="0" w:color="CBD5E1"/>
-              <w:left w:val="single" w:sz="4" w:space="0" w:color="CBD5E1"/>
-              <w:bottom w:val="single" w:sz="4" w:space="0" w:color="CBD5E1"/>
-              <w:right w:val="single" w:sz="4" w:space="0" w:color="CBD5E1"/>
-            </w:tcBorders>
-            <w:shd w:val="clear" w:color="auto" w:fill="EFF6FF"/>
-            <w:tcMar>
-              <w:top w:w="80" w:type="dxa"/>
-              <w:left w:w="120" w:type="dxa"/>
-              <w:bottom w:w="80" w:type="dxa"/>
-              <w:right w:w="120" w:type="dxa"/>
-            </w:tcMar>
-          </w:tcPr>
-          <w:p/>
-        </w:tc>
-        <w:tc>
-          <w:tcPr>
-            <w:tcW w:w="818" w:type="pct"/>
             <w:tcBorders>
               <w:top w:val="single" w:sz="4" w:space="0" w:color="CBD5E1"/>
               <w:left w:val="single" w:sz="4" w:space="0" w:color="CBD5E1"/>
@@ -4423,11 +3732,20 @@
                 <w:szCs w:val="18"/>
               </w:rPr>
             </w:pPr>
-          </w:p>
-        </w:tc>
-        <w:tc>
-          <w:tcPr>
-            <w:tcW w:w="551" w:type="pct"/>
+            <w:r>
+              <w:rPr>
+                <w:rFonts w:ascii="Calibri" w:eastAsia="Calibri" w:hAnsi="Calibri" w:cs="Calibri"/>
+                <w:color w:val="166534"/>
+                <w:sz w:val="19"/>
+                <w:szCs w:val="19"/>
+              </w:rPr>
+              <w:t>Dropdown</w:t>
+            </w:r>
+          </w:p>
+        </w:tc>
+        <w:tc>
+          <w:tcPr>
+            <w:tcW w:w="479" w:type="pct"/>
             <w:tcBorders>
               <w:top w:val="single" w:sz="4" w:space="0" w:color="CBD5E1"/>
               <w:left w:val="single" w:sz="4" w:space="0" w:color="CBD5E1"/>
@@ -4451,6 +3769,1633 @@
                 <w:color w:val="1D4ED8"/>
                 <w:sz w:val="18"/>
                 <w:szCs w:val="18"/>
+              </w:rPr>
+            </w:pPr>
+            <w:r>
+              <w:rPr>
+                <w:rFonts w:ascii="Calibri" w:eastAsia="Calibri" w:hAnsi="Calibri" w:cs="Calibri"/>
+                <w:i/>
+                <w:iCs/>
+                <w:color w:val="1D4ED8"/>
+                <w:sz w:val="18"/>
+                <w:szCs w:val="18"/>
+              </w:rPr>
+              <w:t>Yes</w:t>
+            </w:r>
+          </w:p>
+        </w:tc>
+        <w:tc>
+          <w:tcPr>
+            <w:tcW w:w="385" w:type="pct"/>
+            <w:tcBorders>
+              <w:top w:val="single" w:sz="4" w:space="0" w:color="CBD5E1"/>
+              <w:left w:val="single" w:sz="4" w:space="0" w:color="CBD5E1"/>
+              <w:bottom w:val="single" w:sz="4" w:space="0" w:color="CBD5E1"/>
+              <w:right w:val="single" w:sz="4" w:space="0" w:color="CBD5E1"/>
+            </w:tcBorders>
+            <w:shd w:val="clear" w:color="auto" w:fill="EFF6FF"/>
+          </w:tcPr>
+          <w:p>
+            <w:pPr>
+              <w:rPr>
+                <w:rFonts w:ascii="Calibri" w:eastAsia="Calibri" w:hAnsi="Calibri" w:cs="Calibri"/>
+                <w:i/>
+                <w:iCs/>
+                <w:color w:val="1D4ED8"/>
+                <w:sz w:val="18"/>
+                <w:szCs w:val="18"/>
+              </w:rPr>
+            </w:pPr>
+            <w:r>
+              <w:rPr>
+                <w:rFonts w:ascii="Calibri" w:eastAsia="Calibri" w:hAnsi="Calibri" w:cs="Calibri"/>
+                <w:i/>
+                <w:iCs/>
+                <w:color w:val="1D4ED8"/>
+                <w:sz w:val="18"/>
+                <w:szCs w:val="18"/>
+              </w:rPr>
+              <w:t>No</w:t>
+            </w:r>
+          </w:p>
+        </w:tc>
+        <w:tc>
+          <w:tcPr>
+            <w:tcW w:w="355" w:type="pct"/>
+            <w:tcBorders>
+              <w:top w:val="single" w:sz="4" w:space="0" w:color="CBD5E1"/>
+              <w:left w:val="single" w:sz="4" w:space="0" w:color="CBD5E1"/>
+              <w:bottom w:val="single" w:sz="4" w:space="0" w:color="CBD5E1"/>
+              <w:right w:val="single" w:sz="4" w:space="0" w:color="CBD5E1"/>
+            </w:tcBorders>
+            <w:shd w:val="clear" w:color="auto" w:fill="EFF6FF"/>
+          </w:tcPr>
+          <w:p>
+            <w:pPr>
+              <w:rPr>
+                <w:rFonts w:ascii="Calibri" w:eastAsia="Calibri" w:hAnsi="Calibri" w:cs="Calibri"/>
+                <w:i/>
+                <w:iCs/>
+                <w:color w:val="1D4ED8"/>
+                <w:sz w:val="18"/>
+                <w:szCs w:val="18"/>
+              </w:rPr>
+            </w:pPr>
+            <w:r>
+              <w:rPr>
+                <w:rFonts w:ascii="Calibri" w:eastAsia="Calibri" w:hAnsi="Calibri" w:cs="Calibri"/>
+                <w:i/>
+                <w:iCs/>
+                <w:color w:val="1D4ED8"/>
+                <w:sz w:val="18"/>
+                <w:szCs w:val="18"/>
+              </w:rPr>
+              <w:t>Yes</w:t>
+            </w:r>
+          </w:p>
+        </w:tc>
+        <w:tc>
+          <w:tcPr>
+            <w:tcW w:w="1736" w:type="pct"/>
+            <w:tcBorders>
+              <w:top w:val="single" w:sz="4" w:space="0" w:color="CBD5E1"/>
+              <w:left w:val="single" w:sz="4" w:space="0" w:color="CBD5E1"/>
+              <w:bottom w:val="single" w:sz="4" w:space="0" w:color="CBD5E1"/>
+              <w:right w:val="single" w:sz="4" w:space="0" w:color="CBD5E1"/>
+            </w:tcBorders>
+            <w:shd w:val="clear" w:color="auto" w:fill="EFF6FF"/>
+            <w:tcMar>
+              <w:top w:w="80" w:type="dxa"/>
+              <w:left w:w="120" w:type="dxa"/>
+              <w:bottom w:w="80" w:type="dxa"/>
+              <w:right w:w="120" w:type="dxa"/>
+            </w:tcMar>
+          </w:tcPr>
+          <w:p>
+            <w:pPr>
+              <w:rPr>
+                <w:rFonts w:ascii="Calibri" w:eastAsia="Calibri" w:hAnsi="Calibri" w:cs="Calibri"/>
+                <w:i/>
+                <w:iCs/>
+                <w:color w:val="1D4ED8"/>
+                <w:sz w:val="18"/>
+                <w:szCs w:val="18"/>
+              </w:rPr>
+            </w:pPr>
+            <w:proofErr w:type="spellStart"/>
+            <w:r>
+              <w:rPr>
+                <w:rFonts w:ascii="Consolas" w:hAnsi="Consolas" w:cs="Consolas"/>
+                <w:color w:val="000000"/>
+                <w:sz w:val="19"/>
+                <w:szCs w:val="19"/>
+              </w:rPr>
+              <w:t>fn_tbl_ddl_assetissueconfiguration</w:t>
+            </w:r>
+            <w:proofErr w:type="spellEnd"/>
+            <w:r>
+              <w:rPr>
+                <w:rFonts w:ascii="Calibri" w:eastAsia="Calibri" w:hAnsi="Calibri" w:cs="Calibri"/>
+                <w:i/>
+                <w:iCs/>
+                <w:color w:val="1D4ED8"/>
+                <w:sz w:val="18"/>
+                <w:szCs w:val="18"/>
+              </w:rPr>
+              <w:t xml:space="preserve"> (</w:t>
+            </w:r>
+          </w:p>
+          <w:p>
+            <w:pPr>
+              <w:autoSpaceDE w:val="0"/>
+              <w:autoSpaceDN w:val="0"/>
+              <w:adjustRightInd w:val="0"/>
+              <w:rPr>
+                <w:rFonts w:ascii="Consolas" w:hAnsi="Consolas" w:cs="Consolas"/>
+                <w:color w:val="000000"/>
+                <w:sz w:val="19"/>
+                <w:szCs w:val="19"/>
+              </w:rPr>
+            </w:pPr>
+            <w:r>
+              <w:rPr>
+                <w:rFonts w:ascii="Consolas" w:hAnsi="Consolas" w:cs="Consolas"/>
+                <w:color w:val="000000"/>
+                <w:sz w:val="19"/>
+                <w:szCs w:val="19"/>
+              </w:rPr>
+              <w:t>@</w:t>
+            </w:r>
+            <w:proofErr w:type="spellStart"/>
+            <w:r>
+              <w:rPr>
+                <w:rFonts w:ascii="Consolas" w:hAnsi="Consolas" w:cs="Consolas"/>
+                <w:color w:val="000000"/>
+                <w:sz w:val="19"/>
+                <w:szCs w:val="19"/>
+              </w:rPr>
+              <w:t>prmcompanyid</w:t>
+            </w:r>
+            <w:proofErr w:type="spellEnd"/>
+            <w:r>
+              <w:rPr>
+                <w:rFonts w:ascii="Consolas" w:hAnsi="Consolas" w:cs="Consolas"/>
+                <w:color w:val="000000"/>
+                <w:sz w:val="19"/>
+                <w:szCs w:val="19"/>
+              </w:rPr>
+              <w:t xml:space="preserve"> </w:t>
+            </w:r>
+            <w:r>
+              <w:rPr>
+                <w:rFonts w:ascii="Consolas" w:hAnsi="Consolas" w:cs="Consolas"/>
+                <w:color w:val="0000FF"/>
+                <w:sz w:val="19"/>
+                <w:szCs w:val="19"/>
+              </w:rPr>
+              <w:t>numeric</w:t>
+            </w:r>
+            <w:r>
+              <w:rPr>
+                <w:rFonts w:ascii="Consolas" w:hAnsi="Consolas" w:cs="Consolas"/>
+                <w:color w:val="808080"/>
+                <w:sz w:val="19"/>
+                <w:szCs w:val="19"/>
+              </w:rPr>
+              <w:t>(</w:t>
+            </w:r>
+            <w:r>
+              <w:rPr>
+                <w:rFonts w:ascii="Consolas" w:hAnsi="Consolas" w:cs="Consolas"/>
+                <w:color w:val="000000"/>
+                <w:sz w:val="19"/>
+                <w:szCs w:val="19"/>
+              </w:rPr>
+              <w:t>18</w:t>
+            </w:r>
+            <w:r>
+              <w:rPr>
+                <w:rFonts w:ascii="Consolas" w:hAnsi="Consolas" w:cs="Consolas"/>
+                <w:color w:val="808080"/>
+                <w:sz w:val="19"/>
+                <w:szCs w:val="19"/>
+              </w:rPr>
+              <w:t>,</w:t>
+            </w:r>
+            <w:r>
+              <w:rPr>
+                <w:rFonts w:ascii="Consolas" w:hAnsi="Consolas" w:cs="Consolas"/>
+                <w:color w:val="000000"/>
+                <w:sz w:val="19"/>
+                <w:szCs w:val="19"/>
+              </w:rPr>
+              <w:t>0</w:t>
+            </w:r>
+            <w:r>
+              <w:rPr>
+                <w:rFonts w:ascii="Consolas" w:hAnsi="Consolas" w:cs="Consolas"/>
+                <w:color w:val="808080"/>
+                <w:sz w:val="19"/>
+                <w:szCs w:val="19"/>
+              </w:rPr>
+              <w:t>),</w:t>
+            </w:r>
+            <w:r>
+              <w:rPr>
+                <w:rFonts w:ascii="Consolas" w:hAnsi="Consolas" w:cs="Consolas"/>
+                <w:color w:val="000000"/>
+                <w:sz w:val="19"/>
+                <w:szCs w:val="19"/>
+              </w:rPr>
+              <w:t xml:space="preserve">  </w:t>
+            </w:r>
+          </w:p>
+          <w:p>
+            <w:pPr>
+              <w:autoSpaceDE w:val="0"/>
+              <w:autoSpaceDN w:val="0"/>
+              <w:adjustRightInd w:val="0"/>
+              <w:rPr>
+                <w:rFonts w:ascii="Consolas" w:hAnsi="Consolas" w:cs="Consolas"/>
+                <w:color w:val="000000"/>
+                <w:sz w:val="19"/>
+                <w:szCs w:val="19"/>
+              </w:rPr>
+            </w:pPr>
+            <w:r>
+              <w:rPr>
+                <w:rFonts w:ascii="Consolas" w:hAnsi="Consolas" w:cs="Consolas"/>
+                <w:color w:val="000000"/>
+                <w:sz w:val="19"/>
+                <w:szCs w:val="19"/>
+              </w:rPr>
+              <w:t>@</w:t>
+            </w:r>
+            <w:proofErr w:type="spellStart"/>
+            <w:r>
+              <w:rPr>
+                <w:rFonts w:ascii="Consolas" w:hAnsi="Consolas" w:cs="Consolas"/>
+                <w:color w:val="000000"/>
+                <w:sz w:val="19"/>
+                <w:szCs w:val="19"/>
+              </w:rPr>
+              <w:t>prmdivisionid</w:t>
+            </w:r>
+            <w:proofErr w:type="spellEnd"/>
+            <w:r>
+              <w:rPr>
+                <w:rFonts w:ascii="Consolas" w:hAnsi="Consolas" w:cs="Consolas"/>
+                <w:color w:val="000000"/>
+                <w:sz w:val="19"/>
+                <w:szCs w:val="19"/>
+              </w:rPr>
+              <w:t xml:space="preserve"> </w:t>
+            </w:r>
+            <w:r>
+              <w:rPr>
+                <w:rFonts w:ascii="Consolas" w:hAnsi="Consolas" w:cs="Consolas"/>
+                <w:color w:val="0000FF"/>
+                <w:sz w:val="19"/>
+                <w:szCs w:val="19"/>
+              </w:rPr>
+              <w:t>numeric</w:t>
+            </w:r>
+            <w:r>
+              <w:rPr>
+                <w:rFonts w:ascii="Consolas" w:hAnsi="Consolas" w:cs="Consolas"/>
+                <w:color w:val="808080"/>
+                <w:sz w:val="19"/>
+                <w:szCs w:val="19"/>
+              </w:rPr>
+              <w:t>(</w:t>
+            </w:r>
+            <w:r>
+              <w:rPr>
+                <w:rFonts w:ascii="Consolas" w:hAnsi="Consolas" w:cs="Consolas"/>
+                <w:color w:val="000000"/>
+                <w:sz w:val="19"/>
+                <w:szCs w:val="19"/>
+              </w:rPr>
+              <w:t>18</w:t>
+            </w:r>
+            <w:r>
+              <w:rPr>
+                <w:rFonts w:ascii="Consolas" w:hAnsi="Consolas" w:cs="Consolas"/>
+                <w:color w:val="808080"/>
+                <w:sz w:val="19"/>
+                <w:szCs w:val="19"/>
+              </w:rPr>
+              <w:t>,</w:t>
+            </w:r>
+            <w:r>
+              <w:rPr>
+                <w:rFonts w:ascii="Consolas" w:hAnsi="Consolas" w:cs="Consolas"/>
+                <w:color w:val="000000"/>
+                <w:sz w:val="19"/>
+                <w:szCs w:val="19"/>
+              </w:rPr>
+              <w:t>0</w:t>
+            </w:r>
+            <w:r>
+              <w:rPr>
+                <w:rFonts w:ascii="Consolas" w:hAnsi="Consolas" w:cs="Consolas"/>
+                <w:color w:val="808080"/>
+                <w:sz w:val="19"/>
+                <w:szCs w:val="19"/>
+              </w:rPr>
+              <w:t>),</w:t>
+            </w:r>
+            <w:r>
+              <w:rPr>
+                <w:rFonts w:ascii="Consolas" w:hAnsi="Consolas" w:cs="Consolas"/>
+                <w:color w:val="000000"/>
+                <w:sz w:val="19"/>
+                <w:szCs w:val="19"/>
+              </w:rPr>
+              <w:t xml:space="preserve">  </w:t>
+            </w:r>
+          </w:p>
+          <w:p>
+            <w:pPr>
+              <w:autoSpaceDE w:val="0"/>
+              <w:autoSpaceDN w:val="0"/>
+              <w:adjustRightInd w:val="0"/>
+              <w:rPr>
+                <w:rFonts w:ascii="Consolas" w:hAnsi="Consolas" w:cs="Consolas"/>
+                <w:color w:val="000000"/>
+                <w:sz w:val="19"/>
+                <w:szCs w:val="19"/>
+              </w:rPr>
+            </w:pPr>
+            <w:r>
+              <w:rPr>
+                <w:rFonts w:ascii="Consolas" w:hAnsi="Consolas" w:cs="Consolas"/>
+                <w:color w:val="000000"/>
+                <w:sz w:val="19"/>
+                <w:szCs w:val="19"/>
+              </w:rPr>
+              <w:t>@</w:t>
+            </w:r>
+            <w:proofErr w:type="spellStart"/>
+            <w:r>
+              <w:rPr>
+                <w:rFonts w:ascii="Consolas" w:hAnsi="Consolas" w:cs="Consolas"/>
+                <w:color w:val="000000"/>
+                <w:sz w:val="19"/>
+                <w:szCs w:val="19"/>
+              </w:rPr>
+              <w:t>prmyearid</w:t>
+            </w:r>
+            <w:proofErr w:type="spellEnd"/>
+            <w:r>
+              <w:rPr>
+                <w:rFonts w:ascii="Consolas" w:hAnsi="Consolas" w:cs="Consolas"/>
+                <w:color w:val="000000"/>
+                <w:sz w:val="19"/>
+                <w:szCs w:val="19"/>
+              </w:rPr>
+              <w:t xml:space="preserve"> </w:t>
+            </w:r>
+            <w:r>
+              <w:rPr>
+                <w:rFonts w:ascii="Consolas" w:hAnsi="Consolas" w:cs="Consolas"/>
+                <w:color w:val="0000FF"/>
+                <w:sz w:val="19"/>
+                <w:szCs w:val="19"/>
+              </w:rPr>
+              <w:t>numeric</w:t>
+            </w:r>
+            <w:r>
+              <w:rPr>
+                <w:rFonts w:ascii="Consolas" w:hAnsi="Consolas" w:cs="Consolas"/>
+                <w:color w:val="808080"/>
+                <w:sz w:val="19"/>
+                <w:szCs w:val="19"/>
+              </w:rPr>
+              <w:t>(</w:t>
+            </w:r>
+            <w:r>
+              <w:rPr>
+                <w:rFonts w:ascii="Consolas" w:hAnsi="Consolas" w:cs="Consolas"/>
+                <w:color w:val="000000"/>
+                <w:sz w:val="19"/>
+                <w:szCs w:val="19"/>
+              </w:rPr>
+              <w:t>18</w:t>
+            </w:r>
+            <w:r>
+              <w:rPr>
+                <w:rFonts w:ascii="Consolas" w:hAnsi="Consolas" w:cs="Consolas"/>
+                <w:color w:val="808080"/>
+                <w:sz w:val="19"/>
+                <w:szCs w:val="19"/>
+              </w:rPr>
+              <w:t>,</w:t>
+            </w:r>
+            <w:r>
+              <w:rPr>
+                <w:rFonts w:ascii="Consolas" w:hAnsi="Consolas" w:cs="Consolas"/>
+                <w:color w:val="000000"/>
+                <w:sz w:val="19"/>
+                <w:szCs w:val="19"/>
+              </w:rPr>
+              <w:t>0</w:t>
+            </w:r>
+            <w:r>
+              <w:rPr>
+                <w:rFonts w:ascii="Consolas" w:hAnsi="Consolas" w:cs="Consolas"/>
+                <w:color w:val="808080"/>
+                <w:sz w:val="19"/>
+                <w:szCs w:val="19"/>
+              </w:rPr>
+              <w:t>),</w:t>
+            </w:r>
+            <w:r>
+              <w:rPr>
+                <w:rFonts w:ascii="Consolas" w:hAnsi="Consolas" w:cs="Consolas"/>
+                <w:color w:val="000000"/>
+                <w:sz w:val="19"/>
+                <w:szCs w:val="19"/>
+              </w:rPr>
+              <w:t xml:space="preserve">  </w:t>
+            </w:r>
+          </w:p>
+          <w:p>
+            <w:pPr>
+              <w:autoSpaceDE w:val="0"/>
+              <w:autoSpaceDN w:val="0"/>
+              <w:adjustRightInd w:val="0"/>
+              <w:rPr>
+                <w:rFonts w:ascii="Consolas" w:hAnsi="Consolas" w:cs="Consolas"/>
+                <w:color w:val="000000"/>
+                <w:sz w:val="19"/>
+                <w:szCs w:val="19"/>
+              </w:rPr>
+            </w:pPr>
+            <w:r>
+              <w:rPr>
+                <w:rFonts w:ascii="Consolas" w:hAnsi="Consolas" w:cs="Consolas"/>
+                <w:color w:val="000000"/>
+                <w:sz w:val="19"/>
+                <w:szCs w:val="19"/>
+              </w:rPr>
+              <w:t>@</w:t>
+            </w:r>
+            <w:proofErr w:type="spellStart"/>
+            <w:r>
+              <w:rPr>
+                <w:rFonts w:ascii="Consolas" w:hAnsi="Consolas" w:cs="Consolas"/>
+                <w:color w:val="000000"/>
+                <w:sz w:val="19"/>
+                <w:szCs w:val="19"/>
+              </w:rPr>
+              <w:t>prmuserid</w:t>
+            </w:r>
+            <w:proofErr w:type="spellEnd"/>
+            <w:r>
+              <w:rPr>
+                <w:rFonts w:ascii="Consolas" w:hAnsi="Consolas" w:cs="Consolas"/>
+                <w:color w:val="000000"/>
+                <w:sz w:val="19"/>
+                <w:szCs w:val="19"/>
+              </w:rPr>
+              <w:t xml:space="preserve"> </w:t>
+            </w:r>
+            <w:r>
+              <w:rPr>
+                <w:rFonts w:ascii="Consolas" w:hAnsi="Consolas" w:cs="Consolas"/>
+                <w:color w:val="0000FF"/>
+                <w:sz w:val="19"/>
+                <w:szCs w:val="19"/>
+              </w:rPr>
+              <w:t>numeric</w:t>
+            </w:r>
+            <w:r>
+              <w:rPr>
+                <w:rFonts w:ascii="Consolas" w:hAnsi="Consolas" w:cs="Consolas"/>
+                <w:color w:val="808080"/>
+                <w:sz w:val="19"/>
+                <w:szCs w:val="19"/>
+              </w:rPr>
+              <w:t>(</w:t>
+            </w:r>
+            <w:r>
+              <w:rPr>
+                <w:rFonts w:ascii="Consolas" w:hAnsi="Consolas" w:cs="Consolas"/>
+                <w:color w:val="000000"/>
+                <w:sz w:val="19"/>
+                <w:szCs w:val="19"/>
+              </w:rPr>
+              <w:t>18</w:t>
+            </w:r>
+            <w:r>
+              <w:rPr>
+                <w:rFonts w:ascii="Consolas" w:hAnsi="Consolas" w:cs="Consolas"/>
+                <w:color w:val="808080"/>
+                <w:sz w:val="19"/>
+                <w:szCs w:val="19"/>
+              </w:rPr>
+              <w:t>,</w:t>
+            </w:r>
+            <w:r>
+              <w:rPr>
+                <w:rFonts w:ascii="Consolas" w:hAnsi="Consolas" w:cs="Consolas"/>
+                <w:color w:val="000000"/>
+                <w:sz w:val="19"/>
+                <w:szCs w:val="19"/>
+              </w:rPr>
+              <w:t>0</w:t>
+            </w:r>
+            <w:r>
+              <w:rPr>
+                <w:rFonts w:ascii="Consolas" w:hAnsi="Consolas" w:cs="Consolas"/>
+                <w:color w:val="808080"/>
+                <w:sz w:val="19"/>
+                <w:szCs w:val="19"/>
+              </w:rPr>
+              <w:t>),</w:t>
+            </w:r>
+            <w:r>
+              <w:rPr>
+                <w:rFonts w:ascii="Consolas" w:hAnsi="Consolas" w:cs="Consolas"/>
+                <w:color w:val="000000"/>
+                <w:sz w:val="19"/>
+                <w:szCs w:val="19"/>
+              </w:rPr>
+              <w:t xml:space="preserve">  </w:t>
+            </w:r>
+          </w:p>
+          <w:p>
+            <w:pPr>
+              <w:autoSpaceDE w:val="0"/>
+              <w:autoSpaceDN w:val="0"/>
+              <w:adjustRightInd w:val="0"/>
+              <w:rPr>
+                <w:rFonts w:ascii="Consolas" w:hAnsi="Consolas" w:cs="Consolas"/>
+                <w:color w:val="000000"/>
+                <w:sz w:val="19"/>
+                <w:szCs w:val="19"/>
+              </w:rPr>
+            </w:pPr>
+            <w:r>
+              <w:rPr>
+                <w:rFonts w:ascii="Consolas" w:hAnsi="Consolas" w:cs="Consolas"/>
+                <w:color w:val="000000"/>
+                <w:sz w:val="19"/>
+                <w:szCs w:val="19"/>
+              </w:rPr>
+              <w:t>@</w:t>
+            </w:r>
+            <w:proofErr w:type="spellStart"/>
+            <w:r>
+              <w:rPr>
+                <w:rFonts w:ascii="Consolas" w:hAnsi="Consolas" w:cs="Consolas"/>
+                <w:color w:val="000000"/>
+                <w:sz w:val="19"/>
+                <w:szCs w:val="19"/>
+              </w:rPr>
+              <w:t>prmformtag</w:t>
+            </w:r>
+            <w:proofErr w:type="spellEnd"/>
+            <w:r>
+              <w:rPr>
+                <w:rFonts w:ascii="Consolas" w:hAnsi="Consolas" w:cs="Consolas"/>
+                <w:color w:val="000000"/>
+                <w:sz w:val="19"/>
+                <w:szCs w:val="19"/>
+              </w:rPr>
+              <w:t xml:space="preserve"> </w:t>
+            </w:r>
+            <w:proofErr w:type="spellStart"/>
+            <w:r>
+              <w:rPr>
+                <w:rFonts w:ascii="Consolas" w:hAnsi="Consolas" w:cs="Consolas"/>
+                <w:color w:val="0000FF"/>
+                <w:sz w:val="19"/>
+                <w:szCs w:val="19"/>
+              </w:rPr>
+              <w:t>varchar</w:t>
+            </w:r>
+            <w:proofErr w:type="spellEnd"/>
+            <w:r>
+              <w:rPr>
+                <w:rFonts w:ascii="Consolas" w:hAnsi="Consolas" w:cs="Consolas"/>
+                <w:color w:val="808080"/>
+                <w:sz w:val="19"/>
+                <w:szCs w:val="19"/>
+              </w:rPr>
+              <w:t>(</w:t>
+            </w:r>
+            <w:r>
+              <w:rPr>
+                <w:rFonts w:ascii="Consolas" w:hAnsi="Consolas" w:cs="Consolas"/>
+                <w:color w:val="000000"/>
+                <w:sz w:val="19"/>
+                <w:szCs w:val="19"/>
+              </w:rPr>
+              <w:t>10</w:t>
+            </w:r>
+            <w:r>
+              <w:rPr>
+                <w:rFonts w:ascii="Consolas" w:hAnsi="Consolas" w:cs="Consolas"/>
+                <w:color w:val="808080"/>
+                <w:sz w:val="19"/>
+                <w:szCs w:val="19"/>
+              </w:rPr>
+              <w:t>)=</w:t>
+            </w:r>
+            <w:r>
+              <w:rPr>
+                <w:rFonts w:ascii="Calibri" w:eastAsia="Calibri" w:hAnsi="Calibri" w:cs="Calibri"/>
+                <w:i/>
+                <w:iCs/>
+                <w:color w:val="1D4ED8"/>
+                <w:sz w:val="18"/>
+                <w:szCs w:val="18"/>
+              </w:rPr>
+              <w:t xml:space="preserve"> "</w:t>
+            </w:r>
+            <w:r>
+              <w:rPr>
+                <w:rFonts w:ascii="Calibri" w:eastAsia="Calibri" w:hAnsi="Calibri" w:cs="Calibri"/>
+                <w:i/>
+                <w:iCs/>
+                <w:color w:val="1D4ED8"/>
+                <w:sz w:val="18"/>
+                <w:szCs w:val="18"/>
+              </w:rPr>
+              <w:t>ASTIS</w:t>
+            </w:r>
+            <w:r>
+              <w:rPr>
+                <w:rFonts w:ascii="Calibri" w:eastAsia="Calibri" w:hAnsi="Calibri" w:cs="Calibri"/>
+                <w:i/>
+                <w:iCs/>
+                <w:color w:val="1D4ED8"/>
+                <w:sz w:val="18"/>
+                <w:szCs w:val="18"/>
+              </w:rPr>
+              <w:t>"</w:t>
+            </w:r>
+            <w:r>
+              <w:rPr>
+                <w:rFonts w:ascii="Consolas" w:hAnsi="Consolas" w:cs="Consolas"/>
+                <w:color w:val="808080"/>
+                <w:sz w:val="19"/>
+                <w:szCs w:val="19"/>
+              </w:rPr>
+              <w:t>,</w:t>
+            </w:r>
+            <w:r>
+              <w:rPr>
+                <w:rFonts w:ascii="Consolas" w:hAnsi="Consolas" w:cs="Consolas"/>
+                <w:color w:val="000000"/>
+                <w:sz w:val="19"/>
+                <w:szCs w:val="19"/>
+              </w:rPr>
+              <w:t xml:space="preserve">  </w:t>
+            </w:r>
+          </w:p>
+          <w:p>
+            <w:pPr>
+              <w:autoSpaceDE w:val="0"/>
+              <w:autoSpaceDN w:val="0"/>
+              <w:adjustRightInd w:val="0"/>
+              <w:rPr>
+                <w:rFonts w:ascii="Consolas" w:hAnsi="Consolas" w:cs="Consolas"/>
+                <w:color w:val="000000"/>
+                <w:sz w:val="19"/>
+                <w:szCs w:val="19"/>
+              </w:rPr>
+            </w:pPr>
+            <w:r>
+              <w:rPr>
+                <w:rFonts w:ascii="Consolas" w:hAnsi="Consolas" w:cs="Consolas"/>
+                <w:color w:val="000000"/>
+                <w:sz w:val="19"/>
+                <w:szCs w:val="19"/>
+              </w:rPr>
+              <w:t>@</w:t>
+            </w:r>
+            <w:proofErr w:type="spellStart"/>
+            <w:r>
+              <w:rPr>
+                <w:rFonts w:ascii="Consolas" w:hAnsi="Consolas" w:cs="Consolas"/>
+                <w:color w:val="000000"/>
+                <w:sz w:val="19"/>
+                <w:szCs w:val="19"/>
+              </w:rPr>
+              <w:t>prmreftype</w:t>
+            </w:r>
+            <w:proofErr w:type="spellEnd"/>
+            <w:r>
+              <w:rPr>
+                <w:rFonts w:ascii="Consolas" w:hAnsi="Consolas" w:cs="Consolas"/>
+                <w:color w:val="000000"/>
+                <w:sz w:val="19"/>
+                <w:szCs w:val="19"/>
+              </w:rPr>
+              <w:t xml:space="preserve"> </w:t>
+            </w:r>
+            <w:proofErr w:type="spellStart"/>
+            <w:r>
+              <w:rPr>
+                <w:rFonts w:ascii="Consolas" w:hAnsi="Consolas" w:cs="Consolas"/>
+                <w:color w:val="0000FF"/>
+                <w:sz w:val="19"/>
+                <w:szCs w:val="19"/>
+              </w:rPr>
+              <w:t>varchar</w:t>
+            </w:r>
+            <w:proofErr w:type="spellEnd"/>
+            <w:r>
+              <w:rPr>
+                <w:rFonts w:ascii="Consolas" w:hAnsi="Consolas" w:cs="Consolas"/>
+                <w:color w:val="808080"/>
+                <w:sz w:val="19"/>
+                <w:szCs w:val="19"/>
+              </w:rPr>
+              <w:t>(</w:t>
+            </w:r>
+            <w:r>
+              <w:rPr>
+                <w:rFonts w:ascii="Consolas" w:hAnsi="Consolas" w:cs="Consolas"/>
+                <w:color w:val="000000"/>
+                <w:sz w:val="19"/>
+                <w:szCs w:val="19"/>
+              </w:rPr>
+              <w:t>5</w:t>
+            </w:r>
+            <w:r>
+              <w:rPr>
+                <w:rFonts w:ascii="Consolas" w:hAnsi="Consolas" w:cs="Consolas"/>
+                <w:color w:val="808080"/>
+                <w:sz w:val="19"/>
+                <w:szCs w:val="19"/>
+              </w:rPr>
+              <w:t>)=“</w:t>
+            </w:r>
+            <w:r>
+              <w:rPr>
+                <w:rFonts w:ascii="Consolas" w:hAnsi="Consolas" w:cs="Consolas"/>
+                <w:color w:val="808080"/>
+                <w:sz w:val="19"/>
+                <w:szCs w:val="19"/>
+              </w:rPr>
+              <w:t>WRT</w:t>
+            </w:r>
+            <w:r>
+              <w:rPr>
+                <w:rFonts w:ascii="Consolas" w:hAnsi="Consolas" w:cs="Consolas"/>
+                <w:color w:val="808080"/>
+                <w:sz w:val="19"/>
+                <w:szCs w:val="19"/>
+              </w:rPr>
+              <w:t>”,</w:t>
+            </w:r>
+            <w:r>
+              <w:rPr>
+                <w:rFonts w:ascii="Consolas" w:hAnsi="Consolas" w:cs="Consolas"/>
+                <w:color w:val="000000"/>
+                <w:sz w:val="19"/>
+                <w:szCs w:val="19"/>
+              </w:rPr>
+              <w:t xml:space="preserve">  </w:t>
+            </w:r>
+          </w:p>
+          <w:p>
+            <w:pPr>
+              <w:autoSpaceDE w:val="0"/>
+              <w:autoSpaceDN w:val="0"/>
+              <w:adjustRightInd w:val="0"/>
+              <w:rPr>
+                <w:rFonts w:ascii="Consolas" w:hAnsi="Consolas" w:cs="Consolas"/>
+                <w:color w:val="000000"/>
+                <w:sz w:val="19"/>
+                <w:szCs w:val="19"/>
+              </w:rPr>
+            </w:pPr>
+            <w:r>
+              <w:rPr>
+                <w:rFonts w:ascii="Consolas" w:hAnsi="Consolas" w:cs="Consolas"/>
+                <w:color w:val="000000"/>
+                <w:sz w:val="19"/>
+                <w:szCs w:val="19"/>
+              </w:rPr>
+              <w:t>@</w:t>
+            </w:r>
+            <w:proofErr w:type="spellStart"/>
+            <w:r>
+              <w:rPr>
+                <w:rFonts w:ascii="Consolas" w:hAnsi="Consolas" w:cs="Consolas"/>
+                <w:color w:val="000000"/>
+                <w:sz w:val="19"/>
+                <w:szCs w:val="19"/>
+              </w:rPr>
+              <w:t>prmref_mstid</w:t>
+            </w:r>
+            <w:proofErr w:type="spellEnd"/>
+            <w:r>
+              <w:rPr>
+                <w:rFonts w:ascii="Consolas" w:hAnsi="Consolas" w:cs="Consolas"/>
+                <w:color w:val="000000"/>
+                <w:sz w:val="19"/>
+                <w:szCs w:val="19"/>
+              </w:rPr>
+              <w:t xml:space="preserve"> </w:t>
+            </w:r>
+            <w:r>
+              <w:rPr>
+                <w:rFonts w:ascii="Consolas" w:hAnsi="Consolas" w:cs="Consolas"/>
+                <w:color w:val="0000FF"/>
+                <w:sz w:val="19"/>
+                <w:szCs w:val="19"/>
+              </w:rPr>
+              <w:t>as</w:t>
+            </w:r>
+            <w:r>
+              <w:rPr>
+                <w:rFonts w:ascii="Consolas" w:hAnsi="Consolas" w:cs="Consolas"/>
+                <w:color w:val="000000"/>
+                <w:sz w:val="19"/>
+                <w:szCs w:val="19"/>
+              </w:rPr>
+              <w:t xml:space="preserve"> </w:t>
+            </w:r>
+            <w:r>
+              <w:rPr>
+                <w:rFonts w:ascii="Consolas" w:hAnsi="Consolas" w:cs="Consolas"/>
+                <w:color w:val="0000FF"/>
+                <w:sz w:val="19"/>
+                <w:szCs w:val="19"/>
+              </w:rPr>
+              <w:t>numeric</w:t>
+            </w:r>
+            <w:r>
+              <w:rPr>
+                <w:rFonts w:ascii="Consolas" w:hAnsi="Consolas" w:cs="Consolas"/>
+                <w:color w:val="808080"/>
+                <w:sz w:val="19"/>
+                <w:szCs w:val="19"/>
+              </w:rPr>
+              <w:t>(</w:t>
+            </w:r>
+            <w:r>
+              <w:rPr>
+                <w:rFonts w:ascii="Consolas" w:hAnsi="Consolas" w:cs="Consolas"/>
+                <w:color w:val="000000"/>
+                <w:sz w:val="19"/>
+                <w:szCs w:val="19"/>
+              </w:rPr>
+              <w:t>18</w:t>
+            </w:r>
+            <w:r>
+              <w:rPr>
+                <w:rFonts w:ascii="Consolas" w:hAnsi="Consolas" w:cs="Consolas"/>
+                <w:color w:val="808080"/>
+                <w:sz w:val="19"/>
+                <w:szCs w:val="19"/>
+              </w:rPr>
+              <w:t>,</w:t>
+            </w:r>
+            <w:r>
+              <w:rPr>
+                <w:rFonts w:ascii="Consolas" w:hAnsi="Consolas" w:cs="Consolas"/>
+                <w:color w:val="000000"/>
+                <w:sz w:val="19"/>
+                <w:szCs w:val="19"/>
+              </w:rPr>
+              <w:t>0</w:t>
+            </w:r>
+            <w:r>
+              <w:rPr>
+                <w:rFonts w:ascii="Consolas" w:hAnsi="Consolas" w:cs="Consolas"/>
+                <w:color w:val="808080"/>
+                <w:sz w:val="19"/>
+                <w:szCs w:val="19"/>
+              </w:rPr>
+              <w:t>),</w:t>
+            </w:r>
+            <w:r>
+              <w:rPr>
+                <w:rFonts w:ascii="Consolas" w:hAnsi="Consolas" w:cs="Consolas"/>
+                <w:color w:val="000000"/>
+                <w:sz w:val="19"/>
+                <w:szCs w:val="19"/>
+              </w:rPr>
+              <w:t xml:space="preserve">                  </w:t>
+            </w:r>
+          </w:p>
+          <w:p>
+            <w:pPr>
+              <w:rPr>
+                <w:rFonts w:ascii="Calibri" w:eastAsia="Calibri" w:hAnsi="Calibri" w:cs="Calibri"/>
+                <w:i/>
+                <w:iCs/>
+                <w:color w:val="1D4ED8"/>
+                <w:sz w:val="18"/>
+                <w:szCs w:val="18"/>
+              </w:rPr>
+            </w:pPr>
+            <w:r>
+              <w:rPr>
+                <w:rFonts w:ascii="Consolas" w:hAnsi="Consolas" w:cs="Consolas"/>
+                <w:color w:val="000000"/>
+                <w:sz w:val="19"/>
+                <w:szCs w:val="19"/>
+              </w:rPr>
+              <w:t>@</w:t>
+            </w:r>
+            <w:proofErr w:type="spellStart"/>
+            <w:r>
+              <w:rPr>
+                <w:rFonts w:ascii="Consolas" w:hAnsi="Consolas" w:cs="Consolas"/>
+                <w:color w:val="000000"/>
+                <w:sz w:val="19"/>
+                <w:szCs w:val="19"/>
+              </w:rPr>
+              <w:t>prmref_detid</w:t>
+            </w:r>
+            <w:proofErr w:type="spellEnd"/>
+            <w:r>
+              <w:rPr>
+                <w:rFonts w:ascii="Consolas" w:hAnsi="Consolas" w:cs="Consolas"/>
+                <w:color w:val="000000"/>
+                <w:sz w:val="19"/>
+                <w:szCs w:val="19"/>
+              </w:rPr>
+              <w:t xml:space="preserve"> </w:t>
+            </w:r>
+            <w:r>
+              <w:rPr>
+                <w:rFonts w:ascii="Consolas" w:hAnsi="Consolas" w:cs="Consolas"/>
+                <w:color w:val="0000FF"/>
+                <w:sz w:val="19"/>
+                <w:szCs w:val="19"/>
+              </w:rPr>
+              <w:t>as</w:t>
+            </w:r>
+            <w:r>
+              <w:rPr>
+                <w:rFonts w:ascii="Consolas" w:hAnsi="Consolas" w:cs="Consolas"/>
+                <w:color w:val="000000"/>
+                <w:sz w:val="19"/>
+                <w:szCs w:val="19"/>
+              </w:rPr>
+              <w:t xml:space="preserve"> </w:t>
+            </w:r>
+            <w:r>
+              <w:rPr>
+                <w:rFonts w:ascii="Consolas" w:hAnsi="Consolas" w:cs="Consolas"/>
+                <w:color w:val="0000FF"/>
+                <w:sz w:val="19"/>
+                <w:szCs w:val="19"/>
+              </w:rPr>
+              <w:t>numeric</w:t>
+            </w:r>
+            <w:r>
+              <w:rPr>
+                <w:rFonts w:ascii="Consolas" w:hAnsi="Consolas" w:cs="Consolas"/>
+                <w:color w:val="808080"/>
+                <w:sz w:val="19"/>
+                <w:szCs w:val="19"/>
+              </w:rPr>
+              <w:t>(</w:t>
+            </w:r>
+            <w:r>
+              <w:rPr>
+                <w:rFonts w:ascii="Consolas" w:hAnsi="Consolas" w:cs="Consolas"/>
+                <w:color w:val="000000"/>
+                <w:sz w:val="19"/>
+                <w:szCs w:val="19"/>
+              </w:rPr>
+              <w:t>18</w:t>
+            </w:r>
+            <w:r>
+              <w:rPr>
+                <w:rFonts w:ascii="Consolas" w:hAnsi="Consolas" w:cs="Consolas"/>
+                <w:color w:val="808080"/>
+                <w:sz w:val="19"/>
+                <w:szCs w:val="19"/>
+              </w:rPr>
+              <w:t>,</w:t>
+            </w:r>
+            <w:r>
+              <w:rPr>
+                <w:rFonts w:ascii="Consolas" w:hAnsi="Consolas" w:cs="Consolas"/>
+                <w:color w:val="000000"/>
+                <w:sz w:val="19"/>
+                <w:szCs w:val="19"/>
+              </w:rPr>
+              <w:t>0</w:t>
+            </w:r>
+            <w:r>
+              <w:rPr>
+                <w:rFonts w:ascii="Consolas" w:hAnsi="Consolas" w:cs="Consolas"/>
+                <w:color w:val="808080"/>
+                <w:sz w:val="19"/>
+                <w:szCs w:val="19"/>
+              </w:rPr>
+              <w:t>)</w:t>
+            </w:r>
+          </w:p>
+          <w:p>
+            <w:pPr>
+              <w:rPr>
+                <w:rFonts w:ascii="Calibri" w:eastAsia="Calibri" w:hAnsi="Calibri" w:cs="Calibri"/>
+                <w:i/>
+                <w:iCs/>
+                <w:color w:val="1D4ED8"/>
+                <w:sz w:val="18"/>
+                <w:szCs w:val="18"/>
+              </w:rPr>
+            </w:pPr>
+            <w:r>
+              <w:rPr>
+                <w:rFonts w:ascii="Calibri" w:eastAsia="Calibri" w:hAnsi="Calibri" w:cs="Calibri"/>
+                <w:i/>
+                <w:iCs/>
+                <w:color w:val="1D4ED8"/>
+                <w:sz w:val="18"/>
+                <w:szCs w:val="18"/>
+              </w:rPr>
+              <w:t>)</w:t>
+            </w:r>
+          </w:p>
+        </w:tc>
+      </w:tr>
+      <w:tr>
+        <w:tc>
+          <w:tcPr>
+            <w:tcW w:w="676" w:type="pct"/>
+            <w:tcBorders>
+              <w:top w:val="single" w:sz="4" w:space="0" w:color="CBD5E1"/>
+              <w:left w:val="single" w:sz="4" w:space="0" w:color="CBD5E1"/>
+              <w:bottom w:val="single" w:sz="4" w:space="0" w:color="CBD5E1"/>
+              <w:right w:val="single" w:sz="4" w:space="0" w:color="CBD5E1"/>
+            </w:tcBorders>
+            <w:shd w:val="clear" w:color="auto" w:fill="EFF6FF"/>
+            <w:tcMar>
+              <w:top w:w="80" w:type="dxa"/>
+              <w:left w:w="120" w:type="dxa"/>
+              <w:bottom w:w="80" w:type="dxa"/>
+              <w:right w:w="120" w:type="dxa"/>
+            </w:tcMar>
+          </w:tcPr>
+          <w:p>
+            <w:proofErr w:type="spellStart"/>
+            <w:r>
+              <w:t>frmtype</w:t>
+            </w:r>
+            <w:proofErr w:type="spellEnd"/>
+          </w:p>
+        </w:tc>
+        <w:tc>
+          <w:tcPr>
+            <w:tcW w:w="818" w:type="pct"/>
+            <w:tcBorders>
+              <w:top w:val="single" w:sz="4" w:space="0" w:color="CBD5E1"/>
+              <w:left w:val="single" w:sz="4" w:space="0" w:color="CBD5E1"/>
+              <w:bottom w:val="single" w:sz="4" w:space="0" w:color="CBD5E1"/>
+              <w:right w:val="single" w:sz="4" w:space="0" w:color="CBD5E1"/>
+            </w:tcBorders>
+            <w:shd w:val="clear" w:color="auto" w:fill="EFF6FF"/>
+            <w:tcMar>
+              <w:top w:w="80" w:type="dxa"/>
+              <w:left w:w="120" w:type="dxa"/>
+              <w:bottom w:w="80" w:type="dxa"/>
+              <w:right w:w="120" w:type="dxa"/>
+            </w:tcMar>
+          </w:tcPr>
+          <w:p>
+            <w:proofErr w:type="spellStart"/>
+            <w:r>
+              <w:t>frmtype</w:t>
+            </w:r>
+            <w:proofErr w:type="spellEnd"/>
+          </w:p>
+        </w:tc>
+        <w:tc>
+          <w:tcPr>
+            <w:tcW w:w="551" w:type="pct"/>
+            <w:tcBorders>
+              <w:top w:val="single" w:sz="4" w:space="0" w:color="CBD5E1"/>
+              <w:left w:val="single" w:sz="4" w:space="0" w:color="CBD5E1"/>
+              <w:bottom w:val="single" w:sz="4" w:space="0" w:color="CBD5E1"/>
+              <w:right w:val="single" w:sz="4" w:space="0" w:color="CBD5E1"/>
+            </w:tcBorders>
+            <w:shd w:val="clear" w:color="auto" w:fill="EFF6FF"/>
+            <w:tcMar>
+              <w:top w:w="80" w:type="dxa"/>
+              <w:left w:w="120" w:type="dxa"/>
+              <w:bottom w:w="80" w:type="dxa"/>
+              <w:right w:w="120" w:type="dxa"/>
+            </w:tcMar>
+          </w:tcPr>
+          <w:p>
+            <w:pPr>
+              <w:rPr>
+                <w:rFonts w:ascii="Calibri" w:eastAsia="Calibri" w:hAnsi="Calibri" w:cs="Calibri"/>
+                <w:i/>
+                <w:iCs/>
+                <w:color w:val="1D4ED8"/>
+                <w:sz w:val="18"/>
+                <w:szCs w:val="18"/>
+              </w:rPr>
+            </w:pPr>
+            <w:r>
+              <w:rPr>
+                <w:rFonts w:ascii="Calibri" w:eastAsia="Calibri" w:hAnsi="Calibri" w:cs="Calibri"/>
+                <w:color w:val="166534"/>
+                <w:sz w:val="19"/>
+                <w:szCs w:val="19"/>
+              </w:rPr>
+              <w:t>Label</w:t>
+            </w:r>
+          </w:p>
+        </w:tc>
+        <w:tc>
+          <w:tcPr>
+            <w:tcW w:w="479" w:type="pct"/>
+            <w:tcBorders>
+              <w:top w:val="single" w:sz="4" w:space="0" w:color="CBD5E1"/>
+              <w:left w:val="single" w:sz="4" w:space="0" w:color="CBD5E1"/>
+              <w:bottom w:val="single" w:sz="4" w:space="0" w:color="CBD5E1"/>
+              <w:right w:val="single" w:sz="4" w:space="0" w:color="CBD5E1"/>
+            </w:tcBorders>
+            <w:shd w:val="clear" w:color="auto" w:fill="EFF6FF"/>
+            <w:tcMar>
+              <w:top w:w="80" w:type="dxa"/>
+              <w:left w:w="120" w:type="dxa"/>
+              <w:bottom w:w="80" w:type="dxa"/>
+              <w:right w:w="120" w:type="dxa"/>
+            </w:tcMar>
+          </w:tcPr>
+          <w:p>
+            <w:pPr>
+              <w:rPr>
+                <w:rFonts w:ascii="Calibri" w:eastAsia="Calibri" w:hAnsi="Calibri" w:cs="Calibri"/>
+                <w:i/>
+                <w:iCs/>
+                <w:color w:val="1D4ED8"/>
+                <w:sz w:val="18"/>
+                <w:szCs w:val="18"/>
+              </w:rPr>
+            </w:pPr>
+            <w:r>
+              <w:rPr>
+                <w:rFonts w:ascii="Calibri" w:eastAsia="Calibri" w:hAnsi="Calibri" w:cs="Calibri"/>
+                <w:i/>
+                <w:iCs/>
+                <w:color w:val="1D4ED8"/>
+                <w:sz w:val="18"/>
+                <w:szCs w:val="18"/>
+              </w:rPr>
+              <w:t>No</w:t>
+            </w:r>
+          </w:p>
+        </w:tc>
+        <w:tc>
+          <w:tcPr>
+            <w:tcW w:w="385" w:type="pct"/>
+            <w:tcBorders>
+              <w:top w:val="single" w:sz="4" w:space="0" w:color="CBD5E1"/>
+              <w:left w:val="single" w:sz="4" w:space="0" w:color="CBD5E1"/>
+              <w:bottom w:val="single" w:sz="4" w:space="0" w:color="CBD5E1"/>
+              <w:right w:val="single" w:sz="4" w:space="0" w:color="CBD5E1"/>
+            </w:tcBorders>
+            <w:shd w:val="clear" w:color="auto" w:fill="EFF6FF"/>
+          </w:tcPr>
+          <w:p>
+            <w:pPr>
+              <w:rPr>
+                <w:rFonts w:ascii="Calibri" w:eastAsia="Calibri" w:hAnsi="Calibri" w:cs="Calibri"/>
+                <w:i/>
+                <w:iCs/>
+                <w:color w:val="1D4ED8"/>
+                <w:sz w:val="18"/>
+                <w:szCs w:val="18"/>
+              </w:rPr>
+            </w:pPr>
+            <w:r>
+              <w:rPr>
+                <w:rFonts w:ascii="Calibri" w:eastAsia="Calibri" w:hAnsi="Calibri" w:cs="Calibri"/>
+                <w:i/>
+                <w:iCs/>
+                <w:color w:val="1D4ED8"/>
+                <w:sz w:val="18"/>
+                <w:szCs w:val="18"/>
+              </w:rPr>
+              <w:t>No</w:t>
+            </w:r>
+          </w:p>
+        </w:tc>
+        <w:tc>
+          <w:tcPr>
+            <w:tcW w:w="355" w:type="pct"/>
+            <w:tcBorders>
+              <w:top w:val="single" w:sz="4" w:space="0" w:color="CBD5E1"/>
+              <w:left w:val="single" w:sz="4" w:space="0" w:color="CBD5E1"/>
+              <w:bottom w:val="single" w:sz="4" w:space="0" w:color="CBD5E1"/>
+              <w:right w:val="single" w:sz="4" w:space="0" w:color="CBD5E1"/>
+            </w:tcBorders>
+            <w:shd w:val="clear" w:color="auto" w:fill="EFF6FF"/>
+          </w:tcPr>
+          <w:p>
+            <w:pPr>
+              <w:rPr>
+                <w:rFonts w:ascii="Calibri" w:eastAsia="Calibri" w:hAnsi="Calibri" w:cs="Calibri"/>
+                <w:i/>
+                <w:iCs/>
+                <w:color w:val="1D4ED8"/>
+                <w:sz w:val="18"/>
+                <w:szCs w:val="18"/>
+              </w:rPr>
+            </w:pPr>
+            <w:r>
+              <w:rPr>
+                <w:rFonts w:ascii="Calibri" w:eastAsia="Calibri" w:hAnsi="Calibri" w:cs="Calibri"/>
+                <w:i/>
+                <w:iCs/>
+                <w:color w:val="1D4ED8"/>
+                <w:sz w:val="18"/>
+                <w:szCs w:val="18"/>
+              </w:rPr>
+              <w:t>No</w:t>
+            </w:r>
+          </w:p>
+        </w:tc>
+        <w:tc>
+          <w:tcPr>
+            <w:tcW w:w="1736" w:type="pct"/>
+            <w:tcBorders>
+              <w:top w:val="single" w:sz="4" w:space="0" w:color="CBD5E1"/>
+              <w:left w:val="single" w:sz="4" w:space="0" w:color="CBD5E1"/>
+              <w:bottom w:val="single" w:sz="4" w:space="0" w:color="CBD5E1"/>
+              <w:right w:val="single" w:sz="4" w:space="0" w:color="CBD5E1"/>
+            </w:tcBorders>
+            <w:shd w:val="clear" w:color="auto" w:fill="EFF6FF"/>
+            <w:tcMar>
+              <w:top w:w="80" w:type="dxa"/>
+              <w:left w:w="120" w:type="dxa"/>
+              <w:bottom w:w="80" w:type="dxa"/>
+              <w:right w:w="120" w:type="dxa"/>
+            </w:tcMar>
+          </w:tcPr>
+          <w:p>
+            <w:pPr>
+              <w:rPr>
+                <w:rFonts w:ascii="Calibri" w:eastAsia="Calibri" w:hAnsi="Calibri" w:cs="Calibri"/>
+                <w:i/>
+                <w:iCs/>
+                <w:color w:val="1D4ED8"/>
+                <w:sz w:val="18"/>
+                <w:szCs w:val="18"/>
+              </w:rPr>
+            </w:pPr>
+            <w:r>
+              <w:rPr>
+                <w:rFonts w:ascii="Calibri" w:eastAsia="Calibri" w:hAnsi="Calibri" w:cs="Calibri"/>
+                <w:color w:val="166534"/>
+                <w:sz w:val="19"/>
+                <w:szCs w:val="19"/>
+              </w:rPr>
+              <w:t>Hardcode “</w:t>
+            </w:r>
+            <w:r>
+              <w:rPr>
+                <w:rFonts w:ascii="Calibri" w:eastAsia="Calibri" w:hAnsi="Calibri" w:cs="Calibri"/>
+                <w:color w:val="166534"/>
+                <w:sz w:val="19"/>
+                <w:szCs w:val="19"/>
+              </w:rPr>
+              <w:t>WRT</w:t>
+            </w:r>
+            <w:r>
+              <w:rPr>
+                <w:rFonts w:ascii="Calibri" w:eastAsia="Calibri" w:hAnsi="Calibri" w:cs="Calibri"/>
+                <w:color w:val="166534"/>
+                <w:sz w:val="19"/>
+                <w:szCs w:val="19"/>
+              </w:rPr>
+              <w:t>”</w:t>
+            </w:r>
+          </w:p>
+        </w:tc>
+      </w:tr>
+      <w:tr>
+        <w:tc>
+          <w:tcPr>
+            <w:tcW w:w="676" w:type="pct"/>
+            <w:tcBorders>
+              <w:top w:val="single" w:sz="4" w:space="0" w:color="CBD5E1"/>
+              <w:left w:val="single" w:sz="4" w:space="0" w:color="CBD5E1"/>
+              <w:bottom w:val="single" w:sz="4" w:space="0" w:color="CBD5E1"/>
+              <w:right w:val="single" w:sz="4" w:space="0" w:color="CBD5E1"/>
+            </w:tcBorders>
+            <w:shd w:val="clear" w:color="auto" w:fill="EFF6FF"/>
+            <w:tcMar>
+              <w:top w:w="80" w:type="dxa"/>
+              <w:left w:w="120" w:type="dxa"/>
+              <w:bottom w:w="80" w:type="dxa"/>
+              <w:right w:w="120" w:type="dxa"/>
+            </w:tcMar>
+          </w:tcPr>
+          <w:p>
+            <w:proofErr w:type="spellStart"/>
+            <w:r>
+              <w:t>issuetypeid</w:t>
+            </w:r>
+            <w:proofErr w:type="spellEnd"/>
+          </w:p>
+        </w:tc>
+        <w:tc>
+          <w:tcPr>
+            <w:tcW w:w="818" w:type="pct"/>
+            <w:tcBorders>
+              <w:top w:val="single" w:sz="4" w:space="0" w:color="CBD5E1"/>
+              <w:left w:val="single" w:sz="4" w:space="0" w:color="CBD5E1"/>
+              <w:bottom w:val="single" w:sz="4" w:space="0" w:color="CBD5E1"/>
+              <w:right w:val="single" w:sz="4" w:space="0" w:color="CBD5E1"/>
+            </w:tcBorders>
+            <w:shd w:val="clear" w:color="auto" w:fill="EFF6FF"/>
+            <w:tcMar>
+              <w:top w:w="80" w:type="dxa"/>
+              <w:left w:w="120" w:type="dxa"/>
+              <w:bottom w:w="80" w:type="dxa"/>
+              <w:right w:w="120" w:type="dxa"/>
+            </w:tcMar>
+          </w:tcPr>
+          <w:p>
+            <w:proofErr w:type="spellStart"/>
+            <w:r>
+              <w:t>issuetypeid</w:t>
+            </w:r>
+            <w:proofErr w:type="spellEnd"/>
+          </w:p>
+        </w:tc>
+        <w:tc>
+          <w:tcPr>
+            <w:tcW w:w="551" w:type="pct"/>
+            <w:tcBorders>
+              <w:top w:val="single" w:sz="4" w:space="0" w:color="CBD5E1"/>
+              <w:left w:val="single" w:sz="4" w:space="0" w:color="CBD5E1"/>
+              <w:bottom w:val="single" w:sz="4" w:space="0" w:color="CBD5E1"/>
+              <w:right w:val="single" w:sz="4" w:space="0" w:color="CBD5E1"/>
+            </w:tcBorders>
+            <w:shd w:val="clear" w:color="auto" w:fill="EFF6FF"/>
+            <w:tcMar>
+              <w:top w:w="80" w:type="dxa"/>
+              <w:left w:w="120" w:type="dxa"/>
+              <w:bottom w:w="80" w:type="dxa"/>
+              <w:right w:w="120" w:type="dxa"/>
+            </w:tcMar>
+          </w:tcPr>
+          <w:p>
+            <w:pPr>
+              <w:rPr>
+                <w:rFonts w:ascii="Calibri" w:eastAsia="Calibri" w:hAnsi="Calibri" w:cs="Calibri"/>
+                <w:i/>
+                <w:iCs/>
+                <w:color w:val="1D4ED8"/>
+                <w:sz w:val="18"/>
+                <w:szCs w:val="18"/>
+              </w:rPr>
+            </w:pPr>
+            <w:r>
+              <w:rPr>
+                <w:rFonts w:ascii="Calibri" w:eastAsia="Calibri" w:hAnsi="Calibri" w:cs="Calibri"/>
+                <w:color w:val="166534"/>
+                <w:sz w:val="19"/>
+                <w:szCs w:val="19"/>
+              </w:rPr>
+              <w:t>Label</w:t>
+            </w:r>
+          </w:p>
+        </w:tc>
+        <w:tc>
+          <w:tcPr>
+            <w:tcW w:w="479" w:type="pct"/>
+            <w:tcBorders>
+              <w:top w:val="single" w:sz="4" w:space="0" w:color="CBD5E1"/>
+              <w:left w:val="single" w:sz="4" w:space="0" w:color="CBD5E1"/>
+              <w:bottom w:val="single" w:sz="4" w:space="0" w:color="CBD5E1"/>
+              <w:right w:val="single" w:sz="4" w:space="0" w:color="CBD5E1"/>
+            </w:tcBorders>
+            <w:shd w:val="clear" w:color="auto" w:fill="EFF6FF"/>
+            <w:tcMar>
+              <w:top w:w="80" w:type="dxa"/>
+              <w:left w:w="120" w:type="dxa"/>
+              <w:bottom w:w="80" w:type="dxa"/>
+              <w:right w:w="120" w:type="dxa"/>
+            </w:tcMar>
+          </w:tcPr>
+          <w:p>
+            <w:pPr>
+              <w:rPr>
+                <w:rFonts w:ascii="Calibri" w:eastAsia="Calibri" w:hAnsi="Calibri" w:cs="Calibri"/>
+                <w:i/>
+                <w:iCs/>
+                <w:color w:val="1D4ED8"/>
+                <w:sz w:val="18"/>
+                <w:szCs w:val="18"/>
+              </w:rPr>
+            </w:pPr>
+            <w:r>
+              <w:rPr>
+                <w:rFonts w:ascii="Calibri" w:eastAsia="Calibri" w:hAnsi="Calibri" w:cs="Calibri"/>
+                <w:i/>
+                <w:iCs/>
+                <w:color w:val="1D4ED8"/>
+                <w:sz w:val="18"/>
+                <w:szCs w:val="18"/>
+              </w:rPr>
+              <w:t>No</w:t>
+            </w:r>
+          </w:p>
+        </w:tc>
+        <w:tc>
+          <w:tcPr>
+            <w:tcW w:w="385" w:type="pct"/>
+            <w:tcBorders>
+              <w:top w:val="single" w:sz="4" w:space="0" w:color="CBD5E1"/>
+              <w:left w:val="single" w:sz="4" w:space="0" w:color="CBD5E1"/>
+              <w:bottom w:val="single" w:sz="4" w:space="0" w:color="CBD5E1"/>
+              <w:right w:val="single" w:sz="4" w:space="0" w:color="CBD5E1"/>
+            </w:tcBorders>
+            <w:shd w:val="clear" w:color="auto" w:fill="EFF6FF"/>
+          </w:tcPr>
+          <w:p>
+            <w:pPr>
+              <w:rPr>
+                <w:rFonts w:ascii="Calibri" w:eastAsia="Calibri" w:hAnsi="Calibri" w:cs="Calibri"/>
+                <w:i/>
+                <w:iCs/>
+                <w:color w:val="1D4ED8"/>
+                <w:sz w:val="18"/>
+                <w:szCs w:val="18"/>
+              </w:rPr>
+            </w:pPr>
+            <w:r>
+              <w:rPr>
+                <w:rFonts w:ascii="Calibri" w:eastAsia="Calibri" w:hAnsi="Calibri" w:cs="Calibri"/>
+                <w:i/>
+                <w:iCs/>
+                <w:color w:val="1D4ED8"/>
+                <w:sz w:val="18"/>
+                <w:szCs w:val="18"/>
+              </w:rPr>
+              <w:t>No</w:t>
+            </w:r>
+          </w:p>
+        </w:tc>
+        <w:tc>
+          <w:tcPr>
+            <w:tcW w:w="355" w:type="pct"/>
+            <w:tcBorders>
+              <w:top w:val="single" w:sz="4" w:space="0" w:color="CBD5E1"/>
+              <w:left w:val="single" w:sz="4" w:space="0" w:color="CBD5E1"/>
+              <w:bottom w:val="single" w:sz="4" w:space="0" w:color="CBD5E1"/>
+              <w:right w:val="single" w:sz="4" w:space="0" w:color="CBD5E1"/>
+            </w:tcBorders>
+            <w:shd w:val="clear" w:color="auto" w:fill="EFF6FF"/>
+          </w:tcPr>
+          <w:p>
+            <w:pPr>
+              <w:rPr>
+                <w:rFonts w:ascii="Calibri" w:eastAsia="Calibri" w:hAnsi="Calibri" w:cs="Calibri"/>
+                <w:i/>
+                <w:iCs/>
+                <w:color w:val="1D4ED8"/>
+                <w:sz w:val="18"/>
+                <w:szCs w:val="18"/>
+              </w:rPr>
+            </w:pPr>
+            <w:r>
+              <w:rPr>
+                <w:rFonts w:ascii="Calibri" w:eastAsia="Calibri" w:hAnsi="Calibri" w:cs="Calibri"/>
+                <w:i/>
+                <w:iCs/>
+                <w:color w:val="1D4ED8"/>
+                <w:sz w:val="18"/>
+                <w:szCs w:val="18"/>
+              </w:rPr>
+              <w:t>No</w:t>
+            </w:r>
+          </w:p>
+        </w:tc>
+        <w:tc>
+          <w:tcPr>
+            <w:tcW w:w="1736" w:type="pct"/>
+            <w:tcBorders>
+              <w:top w:val="single" w:sz="4" w:space="0" w:color="CBD5E1"/>
+              <w:left w:val="single" w:sz="4" w:space="0" w:color="CBD5E1"/>
+              <w:bottom w:val="single" w:sz="4" w:space="0" w:color="CBD5E1"/>
+              <w:right w:val="single" w:sz="4" w:space="0" w:color="CBD5E1"/>
+            </w:tcBorders>
+            <w:shd w:val="clear" w:color="auto" w:fill="EFF6FF"/>
+            <w:tcMar>
+              <w:top w:w="80" w:type="dxa"/>
+              <w:left w:w="120" w:type="dxa"/>
+              <w:bottom w:w="80" w:type="dxa"/>
+              <w:right w:w="120" w:type="dxa"/>
+            </w:tcMar>
+          </w:tcPr>
+          <w:p>
+            <w:pPr>
+              <w:rPr>
+                <w:rFonts w:ascii="Calibri" w:eastAsia="Calibri" w:hAnsi="Calibri" w:cs="Calibri"/>
+                <w:i/>
+                <w:iCs/>
+                <w:color w:val="1D4ED8"/>
+                <w:sz w:val="18"/>
+                <w:szCs w:val="18"/>
+              </w:rPr>
+            </w:pPr>
+            <w:r>
+              <w:rPr>
+                <w:rFonts w:ascii="Calibri" w:eastAsia="Calibri" w:hAnsi="Calibri" w:cs="Calibri"/>
+                <w:color w:val="166534"/>
+                <w:sz w:val="19"/>
+                <w:szCs w:val="19"/>
+              </w:rPr>
+              <w:t>Hardcode “11</w:t>
+            </w:r>
+            <w:r>
+              <w:rPr>
+                <w:rFonts w:ascii="Calibri" w:eastAsia="Calibri" w:hAnsi="Calibri" w:cs="Calibri"/>
+                <w:color w:val="166534"/>
+                <w:sz w:val="19"/>
+                <w:szCs w:val="19"/>
+              </w:rPr>
+              <w:t>”</w:t>
+            </w:r>
+          </w:p>
+        </w:tc>
+      </w:tr>
+      <w:tr>
+        <w:tc>
+          <w:tcPr>
+            <w:tcW w:w="676" w:type="pct"/>
+            <w:tcBorders>
+              <w:top w:val="single" w:sz="4" w:space="0" w:color="CBD5E1"/>
+              <w:left w:val="single" w:sz="4" w:space="0" w:color="CBD5E1"/>
+              <w:bottom w:val="single" w:sz="4" w:space="0" w:color="CBD5E1"/>
+              <w:right w:val="single" w:sz="4" w:space="0" w:color="CBD5E1"/>
+            </w:tcBorders>
+            <w:shd w:val="clear" w:color="auto" w:fill="EFF6FF"/>
+            <w:tcMar>
+              <w:top w:w="80" w:type="dxa"/>
+              <w:left w:w="120" w:type="dxa"/>
+              <w:bottom w:w="80" w:type="dxa"/>
+              <w:right w:w="120" w:type="dxa"/>
+            </w:tcMar>
+          </w:tcPr>
+          <w:p/>
+        </w:tc>
+        <w:tc>
+          <w:tcPr>
+            <w:tcW w:w="818" w:type="pct"/>
+            <w:tcBorders>
+              <w:top w:val="single" w:sz="4" w:space="0" w:color="CBD5E1"/>
+              <w:left w:val="single" w:sz="4" w:space="0" w:color="CBD5E1"/>
+              <w:bottom w:val="single" w:sz="4" w:space="0" w:color="CBD5E1"/>
+              <w:right w:val="single" w:sz="4" w:space="0" w:color="CBD5E1"/>
+            </w:tcBorders>
+            <w:shd w:val="clear" w:color="auto" w:fill="EFF6FF"/>
+            <w:tcMar>
+              <w:top w:w="80" w:type="dxa"/>
+              <w:left w:w="120" w:type="dxa"/>
+              <w:bottom w:w="80" w:type="dxa"/>
+              <w:right w:w="120" w:type="dxa"/>
+            </w:tcMar>
+          </w:tcPr>
+          <w:p/>
+        </w:tc>
+        <w:tc>
+          <w:tcPr>
+            <w:tcW w:w="551" w:type="pct"/>
+            <w:tcBorders>
+              <w:top w:val="single" w:sz="4" w:space="0" w:color="CBD5E1"/>
+              <w:left w:val="single" w:sz="4" w:space="0" w:color="CBD5E1"/>
+              <w:bottom w:val="single" w:sz="4" w:space="0" w:color="CBD5E1"/>
+              <w:right w:val="single" w:sz="4" w:space="0" w:color="CBD5E1"/>
+            </w:tcBorders>
+            <w:shd w:val="clear" w:color="auto" w:fill="EFF6FF"/>
+            <w:tcMar>
+              <w:top w:w="80" w:type="dxa"/>
+              <w:left w:w="120" w:type="dxa"/>
+              <w:bottom w:w="80" w:type="dxa"/>
+              <w:right w:w="120" w:type="dxa"/>
+            </w:tcMar>
+          </w:tcPr>
+          <w:p>
+            <w:pPr>
+              <w:rPr>
+                <w:rFonts w:ascii="Calibri" w:eastAsia="Calibri" w:hAnsi="Calibri" w:cs="Calibri"/>
+                <w:color w:val="166534"/>
+                <w:sz w:val="19"/>
+                <w:szCs w:val="19"/>
               </w:rPr>
             </w:pPr>
           </w:p>
@@ -4782,6 +5727,11 @@
     </w:p>
     <w:p>
       <w:pPr>
+        <w:spacing w:before="120"/>
+      </w:pPr>
+    </w:p>
+    <w:p>
+      <w:pPr>
         <w:spacing w:before="80" w:after="80"/>
       </w:pPr>
       <w:r>
@@ -4827,7 +5777,6 @@
         </w:rPr>
         <w:t xml:space="preserve">When </w:t>
       </w:r>
-      <w:proofErr w:type="spellStart"/>
       <w:r>
         <w:rPr>
           <w:rFonts w:ascii="Calibri" w:eastAsia="Calibri" w:hAnsi="Calibri" w:cs="Calibri"/>
@@ -4835,9 +5784,9 @@
           <w:sz w:val="21"/>
           <w:szCs w:val="21"/>
         </w:rPr>
-        <w:t>DivisionID</w:t>
-      </w:r>
-      <w:proofErr w:type="spellEnd"/>
+        <w:t xml:space="preserve">From </w:t>
+      </w:r>
+      <w:proofErr w:type="spellStart"/>
       <w:r>
         <w:rPr>
           <w:rFonts w:ascii="Calibri" w:eastAsia="Calibri" w:hAnsi="Calibri" w:cs="Calibri"/>
@@ -4845,9 +5794,9 @@
           <w:sz w:val="21"/>
           <w:szCs w:val="21"/>
         </w:rPr>
-        <w:t xml:space="preserve"> changes → clear </w:t>
-      </w:r>
-      <w:proofErr w:type="gramStart"/>
+        <w:t>DivisionID</w:t>
+      </w:r>
+      <w:proofErr w:type="spellEnd"/>
       <w:r>
         <w:rPr>
           <w:rFonts w:ascii="Calibri" w:eastAsia="Calibri" w:hAnsi="Calibri" w:cs="Calibri"/>
@@ -4855,7 +5804,7 @@
           <w:sz w:val="21"/>
           <w:szCs w:val="21"/>
         </w:rPr>
-        <w:t>Location</w:t>
+        <w:t xml:space="preserve"> changes → clear</w:t>
       </w:r>
       <w:r>
         <w:rPr>
@@ -4866,6 +5815,7 @@
         </w:rPr>
         <w:t xml:space="preserve"> </w:t>
       </w:r>
+      <w:proofErr w:type="spellStart"/>
       <w:r>
         <w:rPr>
           <w:rFonts w:ascii="Calibri" w:eastAsia="Calibri" w:hAnsi="Calibri" w:cs="Calibri"/>
@@ -4873,8 +5823,9 @@
           <w:sz w:val="21"/>
           <w:szCs w:val="21"/>
         </w:rPr>
-        <w:t xml:space="preserve"> </w:t>
-      </w:r>
+        <w:t>fromlocationid</w:t>
+      </w:r>
+      <w:proofErr w:type="spellEnd"/>
       <w:r>
         <w:rPr>
           <w:rFonts w:ascii="Calibri" w:eastAsia="Calibri" w:hAnsi="Calibri" w:cs="Calibri"/>
@@ -4882,9 +5833,8 @@
           <w:sz w:val="21"/>
           <w:szCs w:val="21"/>
         </w:rPr>
-        <w:t>,Grid</w:t>
-      </w:r>
-      <w:proofErr w:type="gramEnd"/>
+        <w:t>,</w:t>
+      </w:r>
       <w:r>
         <w:rPr>
           <w:rFonts w:ascii="Calibri" w:eastAsia="Calibri" w:hAnsi="Calibri" w:cs="Calibri"/>
@@ -4892,9 +5842,8 @@
           <w:sz w:val="21"/>
           <w:szCs w:val="21"/>
         </w:rPr>
-        <w:t xml:space="preserve"> Data(</w:t>
-      </w:r>
-      <w:proofErr w:type="spellStart"/>
+        <w:t xml:space="preserve"> </w:t>
+      </w:r>
       <w:r>
         <w:rPr>
           <w:rFonts w:ascii="Calibri" w:eastAsia="Calibri" w:hAnsi="Calibri" w:cs="Calibri"/>
@@ -4902,9 +5851,9 @@
           <w:sz w:val="21"/>
           <w:szCs w:val="21"/>
         </w:rPr>
-        <w:t>rb_astwriteoffdet</w:t>
-      </w:r>
-      <w:proofErr w:type="spellEnd"/>
+        <w:t xml:space="preserve">Grid </w:t>
+      </w:r>
+      <w:proofErr w:type="gramStart"/>
       <w:r>
         <w:rPr>
           <w:rFonts w:ascii="Calibri" w:eastAsia="Calibri" w:hAnsi="Calibri" w:cs="Calibri"/>
@@ -4912,8 +5861,10 @@
           <w:sz w:val="21"/>
           <w:szCs w:val="21"/>
         </w:rPr>
-        <w:t xml:space="preserve">) Refresh </w:t>
-      </w:r>
+        <w:t>Data(</w:t>
+      </w:r>
+      <w:proofErr w:type="spellStart"/>
+      <w:proofErr w:type="gramEnd"/>
       <w:r>
         <w:rPr>
           <w:rFonts w:ascii="Calibri" w:eastAsia="Calibri" w:hAnsi="Calibri" w:cs="Calibri"/>
@@ -4921,17 +5872,38 @@
           <w:sz w:val="21"/>
           <w:szCs w:val="21"/>
         </w:rPr>
+        <w:t>rb_astwrtoffdet</w:t>
+      </w:r>
+      <w:proofErr w:type="spellEnd"/>
+      <w:r>
+        <w:rPr>
+          <w:rFonts w:ascii="Calibri" w:eastAsia="Calibri" w:hAnsi="Calibri" w:cs="Calibri"/>
+          <w:color w:val="166534"/>
+          <w:sz w:val="21"/>
+          <w:szCs w:val="21"/>
+        </w:rPr>
+        <w:t xml:space="preserve">) Refresh </w:t>
+      </w:r>
+      <w:r>
+        <w:rPr>
+          <w:rFonts w:ascii="Calibri" w:eastAsia="Calibri" w:hAnsi="Calibri" w:cs="Calibri"/>
+          <w:color w:val="166534"/>
+          <w:sz w:val="21"/>
+          <w:szCs w:val="21"/>
+        </w:rPr>
         <w:t>and reload its options.</w:t>
       </w:r>
     </w:p>
     <w:p>
       <w:pPr>
-        <w:pStyle w:val="ListParagraph"/>
-        <w:numPr>
-          <w:ilvl w:val="0"/>
-          <w:numId w:val="3"/>
-        </w:numPr>
         <w:spacing w:before="40" w:after="80"/>
+        <w:ind w:left="200"/>
+        <w:rPr>
+          <w:rFonts w:ascii="Calibri" w:eastAsia="Calibri" w:hAnsi="Calibri" w:cs="Calibri"/>
+          <w:color w:val="166534"/>
+          <w:sz w:val="21"/>
+          <w:szCs w:val="21"/>
+        </w:rPr>
       </w:pPr>
       <w:r>
         <w:rPr>
@@ -4942,53 +5914,8 @@
           <w:sz w:val="21"/>
           <w:szCs w:val="21"/>
         </w:rPr>
-        <w:t xml:space="preserve">When change </w:t>
-      </w:r>
-      <w:r>
-        <w:rPr>
-          <w:rFonts w:ascii="Calibri" w:eastAsia="Calibri" w:hAnsi="Calibri" w:cs="Calibri"/>
-          <w:b/>
-          <w:bCs/>
-          <w:color w:val="166534"/>
-          <w:sz w:val="21"/>
-          <w:szCs w:val="21"/>
-        </w:rPr>
-        <w:t>Location</w:t>
-      </w:r>
-      <w:r>
-        <w:rPr>
-          <w:rFonts w:ascii="Calibri" w:eastAsia="Calibri" w:hAnsi="Calibri" w:cs="Calibri"/>
-          <w:b/>
-          <w:bCs/>
-          <w:color w:val="166534"/>
-          <w:sz w:val="21"/>
-          <w:szCs w:val="21"/>
-        </w:rPr>
-        <w:t xml:space="preserve"> </w:t>
-      </w:r>
-      <w:r>
-        <w:rPr>
-          <w:rFonts w:ascii="Calibri" w:eastAsia="Calibri" w:hAnsi="Calibri" w:cs="Calibri"/>
-          <w:b/>
-          <w:bCs/>
-          <w:color w:val="166534"/>
-          <w:sz w:val="21"/>
-          <w:szCs w:val="21"/>
-        </w:rPr>
-        <w:sym w:font="Wingdings" w:char="F0E0"/>
-      </w:r>
-      <w:r>
-        <w:rPr>
-          <w:rFonts w:ascii="Calibri" w:eastAsia="Calibri" w:hAnsi="Calibri" w:cs="Calibri"/>
-          <w:b/>
-          <w:bCs/>
-          <w:color w:val="166534"/>
-          <w:sz w:val="21"/>
-          <w:szCs w:val="21"/>
-        </w:rPr>
-        <w:t xml:space="preserve"> clear </w:t>
-      </w:r>
-      <w:proofErr w:type="gramStart"/>
+        <w:t xml:space="preserve">► </w:t>
+      </w:r>
       <w:r>
         <w:rPr>
           <w:rFonts w:ascii="Calibri" w:eastAsia="Calibri" w:hAnsi="Calibri" w:cs="Calibri"/>
@@ -4996,10 +5923,9 @@
           <w:sz w:val="21"/>
           <w:szCs w:val="21"/>
         </w:rPr>
-        <w:t>Data(</w:t>
+        <w:t xml:space="preserve">When From </w:t>
       </w:r>
       <w:proofErr w:type="spellStart"/>
-      <w:proofErr w:type="gramEnd"/>
       <w:r>
         <w:rPr>
           <w:rFonts w:ascii="Calibri" w:eastAsia="Calibri" w:hAnsi="Calibri" w:cs="Calibri"/>
@@ -5007,7 +5933,38 @@
           <w:sz w:val="21"/>
           <w:szCs w:val="21"/>
         </w:rPr>
-        <w:t>rb_astwriteoffdet</w:t>
+        <w:t>LocationID</w:t>
+      </w:r>
+      <w:proofErr w:type="spellEnd"/>
+      <w:r>
+        <w:rPr>
+          <w:rFonts w:ascii="Calibri" w:eastAsia="Calibri" w:hAnsi="Calibri" w:cs="Calibri"/>
+          <w:color w:val="166534"/>
+          <w:sz w:val="21"/>
+          <w:szCs w:val="21"/>
+        </w:rPr>
+        <w:t xml:space="preserve"> changes → clear Grid </w:t>
+      </w:r>
+      <w:proofErr w:type="gramStart"/>
+      <w:r>
+        <w:rPr>
+          <w:rFonts w:ascii="Calibri" w:eastAsia="Calibri" w:hAnsi="Calibri" w:cs="Calibri"/>
+          <w:color w:val="166534"/>
+          <w:sz w:val="21"/>
+          <w:szCs w:val="21"/>
+        </w:rPr>
+        <w:t>Data(</w:t>
+      </w:r>
+      <w:proofErr w:type="spellStart"/>
+      <w:proofErr w:type="gramEnd"/>
+      <w:r>
+        <w:rPr>
+          <w:rFonts w:ascii="Calibri" w:eastAsia="Calibri" w:hAnsi="Calibri" w:cs="Calibri"/>
+          <w:color w:val="166534"/>
+          <w:sz w:val="21"/>
+          <w:szCs w:val="21"/>
+        </w:rPr>
+        <w:t>rb_astwrtoffdet</w:t>
       </w:r>
       <w:proofErr w:type="spellEnd"/>
       <w:r>
@@ -5026,6 +5983,49 @@
         <w:spacing w:before="40" w:after="80"/>
         <w:ind w:left="720"/>
       </w:pPr>
+    </w:p>
+    <w:p>
+      <w:pPr>
+        <w:spacing w:before="80" w:after="80"/>
+        <w:rPr>
+          <w:rFonts w:ascii="Calibri" w:eastAsia="Calibri" w:hAnsi="Calibri" w:cs="Calibri"/>
+          <w:b/>
+          <w:bCs/>
+          <w:color w:val="0F3460"/>
+          <w:sz w:val="21"/>
+          <w:szCs w:val="21"/>
+        </w:rPr>
+      </w:pPr>
+      <w:r>
+        <w:rPr>
+          <w:rFonts w:ascii="Calibri" w:eastAsia="Calibri" w:hAnsi="Calibri" w:cs="Calibri"/>
+          <w:b/>
+          <w:bCs/>
+          <w:color w:val="0F3460"/>
+          <w:sz w:val="21"/>
+          <w:szCs w:val="21"/>
+        </w:rPr>
+        <w:t>Validations for masters:</w:t>
+      </w:r>
+    </w:p>
+    <w:p>
+      <w:pPr>
+        <w:pStyle w:val="ListBullet"/>
+      </w:pPr>
+      <w:r>
+        <w:t>Tran da</w:t>
+      </w:r>
+      <w:r>
+        <w:t xml:space="preserve">te cannot be smaller than </w:t>
+      </w:r>
+      <w:proofErr w:type="spellStart"/>
+      <w:r>
+        <w:t>issue</w:t>
+      </w:r>
+      <w:r>
+        <w:t>date</w:t>
+      </w:r>
+      <w:proofErr w:type="spellEnd"/>
     </w:p>
     <w:p>
       <w:pPr>
@@ -5048,6 +6048,7 @@
           <w:sz w:val="24"/>
           <w:szCs w:val="24"/>
         </w:rPr>
+        <w:lastRenderedPageBreak/>
         <w:t>4. Grid / Entry Columns</w:t>
       </w:r>
       <w:r>
@@ -5168,7 +6169,6 @@
                 <w:sz w:val="18"/>
                 <w:szCs w:val="18"/>
               </w:rPr>
-              <w:lastRenderedPageBreak/>
               <w:t>Column Label</w:t>
             </w:r>
           </w:p>
@@ -5492,7 +6492,7 @@
                 <w:sz w:val="19"/>
                 <w:szCs w:val="19"/>
               </w:rPr>
-              <w:t>Rb_astwriteoffdet</w:t>
+              <w:t>rb_astwrtoffdet</w:t>
             </w:r>
             <w:proofErr w:type="spellEnd"/>
             <w:r>
@@ -5670,7 +6670,7 @@
                 <w:sz w:val="19"/>
                 <w:szCs w:val="19"/>
               </w:rPr>
-              <w:t>Rb_astwriteoffdet</w:t>
+              <w:t>rb_astwrtoffdet</w:t>
             </w:r>
             <w:proofErr w:type="spellEnd"/>
             <w:r>
@@ -5848,7 +6848,7 @@
                 <w:sz w:val="19"/>
                 <w:szCs w:val="19"/>
               </w:rPr>
-              <w:t>Rb_astwriteoffdet</w:t>
+              <w:t>rb_astwrtoffdet</w:t>
             </w:r>
             <w:proofErr w:type="spellEnd"/>
             <w:r>
@@ -6026,7 +7026,7 @@
                 <w:sz w:val="19"/>
                 <w:szCs w:val="19"/>
               </w:rPr>
-              <w:t>Rb_astwriteoffdet</w:t>
+              <w:t>rb_astwrtoffdet</w:t>
             </w:r>
             <w:proofErr w:type="spellEnd"/>
             <w:r>
@@ -6202,7 +7202,7 @@
                 <w:sz w:val="19"/>
                 <w:szCs w:val="19"/>
               </w:rPr>
-              <w:t>Rb_astwriteoffdet</w:t>
+              <w:t>rb_astwrtoffdet</w:t>
             </w:r>
             <w:proofErr w:type="spellEnd"/>
             <w:r>
@@ -6378,7 +7378,7 @@
                 <w:sz w:val="19"/>
                 <w:szCs w:val="19"/>
               </w:rPr>
-              <w:t>Rb_astwriteoffdet</w:t>
+              <w:t>rb_astwrtoffdet</w:t>
             </w:r>
             <w:proofErr w:type="spellEnd"/>
             <w:r>
@@ -6723,7 +7723,7 @@
                 <w:sz w:val="19"/>
                 <w:szCs w:val="19"/>
               </w:rPr>
-              <w:t>rb_astwriteoffdet</w:t>
+              <w:t>rb_astwrtoffdet</w:t>
             </w:r>
             <w:proofErr w:type="spellEnd"/>
             <w:r>
@@ -6733,16 +7733,7 @@
                 <w:sz w:val="19"/>
                 <w:szCs w:val="19"/>
               </w:rPr>
-              <w:t xml:space="preserve"> </w:t>
-            </w:r>
-            <w:r>
-              <w:rPr>
-                <w:rFonts w:ascii="Calibri" w:eastAsia="Calibri" w:hAnsi="Calibri" w:cs="Calibri"/>
-                <w:color w:val="166534"/>
-                <w:sz w:val="19"/>
-                <w:szCs w:val="19"/>
-              </w:rPr>
-              <w:t>metadata</w:t>
+              <w:t xml:space="preserve"> metadata</w:t>
             </w:r>
           </w:p>
         </w:tc>
@@ -7466,6 +8457,8 @@
             </w:tcMar>
           </w:tcPr>
           <w:p>
+            <w:bookmarkStart w:id="0" w:name="_GoBack"/>
+            <w:bookmarkEnd w:id="0"/>
             <w:proofErr w:type="spellStart"/>
             <w:r>
               <w:rPr>
@@ -7531,12 +8524,21 @@
             <w:proofErr w:type="spellStart"/>
             <w:r>
               <w:rPr>
-                <w:rFonts w:ascii="Calibri" w:eastAsia="Calibri" w:hAnsi="Calibri" w:cs="Calibri"/>
-                <w:color w:val="166534"/>
-                <w:sz w:val="19"/>
-                <w:szCs w:val="19"/>
-              </w:rPr>
-              <w:t>fn_tbl_fetchuserwsdivision</w:t>
+                <w:rFonts w:ascii="Consolas" w:hAnsi="Consolas" w:cs="Consolas"/>
+                <w:color w:val="000000"/>
+                <w:sz w:val="19"/>
+                <w:szCs w:val="19"/>
+              </w:rPr>
+              <w:t>fn_tbl_</w:t>
+            </w:r>
+            <w:r>
+              <w:rPr>
+                <w:rFonts w:ascii="Consolas" w:hAnsi="Consolas" w:cs="Consolas"/>
+                <w:color w:val="000000"/>
+                <w:sz w:val="19"/>
+                <w:szCs w:val="19"/>
+              </w:rPr>
+              <w:t>rb_astwrtoffselonly</w:t>
             </w:r>
             <w:proofErr w:type="spellEnd"/>
           </w:p>
@@ -7595,203 +8597,7 @@
                 <w:sz w:val="19"/>
                 <w:szCs w:val="19"/>
               </w:rPr>
-              <w:t>Division dropdown options</w:t>
-            </w:r>
-          </w:p>
-        </w:tc>
-        <w:tc>
-          <w:tcPr>
-            <w:tcW w:w="1057" w:type="pct"/>
-            <w:tcBorders>
-              <w:top w:val="single" w:sz="4" w:space="0" w:color="CBD5E1"/>
-              <w:left w:val="single" w:sz="4" w:space="0" w:color="CBD5E1"/>
-              <w:bottom w:val="single" w:sz="4" w:space="0" w:color="CBD5E1"/>
-              <w:right w:val="single" w:sz="4" w:space="0" w:color="CBD5E1"/>
-            </w:tcBorders>
-            <w:shd w:val="clear" w:color="auto" w:fill="E7FAF0"/>
-            <w:tcMar>
-              <w:top w:w="80" w:type="dxa"/>
-              <w:left w:w="120" w:type="dxa"/>
-              <w:bottom w:w="80" w:type="dxa"/>
-              <w:right w:w="120" w:type="dxa"/>
-            </w:tcMar>
-          </w:tcPr>
-          <w:p>
-            <w:proofErr w:type="spellStart"/>
-            <w:r>
-              <w:rPr>
-                <w:rFonts w:ascii="Calibri" w:eastAsia="Calibri" w:hAnsi="Calibri" w:cs="Calibri"/>
-                <w:color w:val="166534"/>
-                <w:sz w:val="19"/>
-                <w:szCs w:val="19"/>
-              </w:rPr>
-              <w:t>prmYearID</w:t>
-            </w:r>
-            <w:proofErr w:type="spellEnd"/>
-            <w:r>
-              <w:rPr>
-                <w:rFonts w:ascii="Calibri" w:eastAsia="Calibri" w:hAnsi="Calibri" w:cs="Calibri"/>
-                <w:color w:val="166534"/>
-                <w:sz w:val="19"/>
-                <w:szCs w:val="19"/>
-              </w:rPr>
-              <w:t xml:space="preserve">, </w:t>
-            </w:r>
-            <w:proofErr w:type="spellStart"/>
-            <w:r>
-              <w:rPr>
-                <w:rFonts w:ascii="Calibri" w:eastAsia="Calibri" w:hAnsi="Calibri" w:cs="Calibri"/>
-                <w:color w:val="166534"/>
-                <w:sz w:val="19"/>
-                <w:szCs w:val="19"/>
-              </w:rPr>
-              <w:t>prmLoginID</w:t>
-            </w:r>
-            <w:proofErr w:type="spellEnd"/>
-          </w:p>
-        </w:tc>
-        <w:tc>
-          <w:tcPr>
-            <w:tcW w:w="583" w:type="pct"/>
-            <w:tcBorders>
-              <w:top w:val="single" w:sz="4" w:space="0" w:color="CBD5E1"/>
-              <w:left w:val="single" w:sz="4" w:space="0" w:color="CBD5E1"/>
-              <w:bottom w:val="single" w:sz="4" w:space="0" w:color="CBD5E1"/>
-              <w:right w:val="single" w:sz="4" w:space="0" w:color="CBD5E1"/>
-            </w:tcBorders>
-            <w:shd w:val="clear" w:color="auto" w:fill="E7FAF0"/>
-            <w:tcMar>
-              <w:top w:w="80" w:type="dxa"/>
-              <w:left w:w="120" w:type="dxa"/>
-              <w:bottom w:w="80" w:type="dxa"/>
-              <w:right w:w="120" w:type="dxa"/>
-            </w:tcMar>
-          </w:tcPr>
-          <w:p>
-            <w:r>
-              <w:rPr>
-                <w:rFonts w:ascii="Calibri" w:eastAsia="Calibri" w:hAnsi="Calibri" w:cs="Calibri"/>
-                <w:color w:val="166534"/>
-                <w:sz w:val="19"/>
-                <w:szCs w:val="19"/>
-              </w:rPr>
-              <w:t>Table: division list</w:t>
-            </w:r>
-          </w:p>
-        </w:tc>
-      </w:tr>
-      <w:tr>
-        <w:tc>
-          <w:tcPr>
-            <w:tcW w:w="2394" w:type="pct"/>
-            <w:tcBorders>
-              <w:top w:val="single" w:sz="4" w:space="0" w:color="CBD5E1"/>
-              <w:left w:val="single" w:sz="4" w:space="0" w:color="CBD5E1"/>
-              <w:bottom w:val="single" w:sz="4" w:space="0" w:color="CBD5E1"/>
-              <w:right w:val="single" w:sz="4" w:space="0" w:color="CBD5E1"/>
-            </w:tcBorders>
-            <w:shd w:val="clear" w:color="auto" w:fill="E7FAF0"/>
-            <w:tcMar>
-              <w:top w:w="80" w:type="dxa"/>
-              <w:left w:w="120" w:type="dxa"/>
-              <w:bottom w:w="80" w:type="dxa"/>
-              <w:right w:w="120" w:type="dxa"/>
-            </w:tcMar>
-          </w:tcPr>
-          <w:p>
-            <w:r>
-              <w:rPr>
-                <w:rFonts w:ascii="Consolas" w:hAnsi="Consolas" w:cs="Consolas"/>
-                <w:color w:val="000000"/>
-                <w:sz w:val="19"/>
-                <w:szCs w:val="19"/>
-              </w:rPr>
-              <w:t>fn_tbl_rb_astwritoffselonly</w:t>
-            </w:r>
-          </w:p>
-        </w:tc>
-        <w:tc>
-          <w:tcPr>
-            <w:tcW w:w="342" w:type="pct"/>
-            <w:tcBorders>
-              <w:top w:val="single" w:sz="4" w:space="0" w:color="CBD5E1"/>
-              <w:left w:val="single" w:sz="4" w:space="0" w:color="CBD5E1"/>
-              <w:bottom w:val="single" w:sz="4" w:space="0" w:color="CBD5E1"/>
-              <w:right w:val="single" w:sz="4" w:space="0" w:color="CBD5E1"/>
-            </w:tcBorders>
-            <w:shd w:val="clear" w:color="auto" w:fill="E7FAF0"/>
-            <w:tcMar>
-              <w:top w:w="80" w:type="dxa"/>
-              <w:left w:w="120" w:type="dxa"/>
-              <w:bottom w:w="80" w:type="dxa"/>
-              <w:right w:w="120" w:type="dxa"/>
-            </w:tcMar>
-          </w:tcPr>
-          <w:p>
-            <w:r>
-              <w:rPr>
-                <w:rFonts w:ascii="Calibri" w:eastAsia="Calibri" w:hAnsi="Calibri" w:cs="Calibri"/>
-                <w:color w:val="166534"/>
-                <w:sz w:val="19"/>
-                <w:szCs w:val="19"/>
-              </w:rPr>
-              <w:t>2</w:t>
-            </w:r>
-          </w:p>
-        </w:tc>
-        <w:tc>
-          <w:tcPr>
-            <w:tcW w:w="623" w:type="pct"/>
-            <w:tcBorders>
-              <w:top w:val="single" w:sz="4" w:space="0" w:color="CBD5E1"/>
-              <w:left w:val="single" w:sz="4" w:space="0" w:color="CBD5E1"/>
-              <w:bottom w:val="single" w:sz="4" w:space="0" w:color="CBD5E1"/>
-              <w:right w:val="single" w:sz="4" w:space="0" w:color="CBD5E1"/>
-            </w:tcBorders>
-            <w:shd w:val="clear" w:color="auto" w:fill="E7FAF0"/>
-            <w:tcMar>
-              <w:top w:w="80" w:type="dxa"/>
-              <w:left w:w="120" w:type="dxa"/>
-              <w:bottom w:w="80" w:type="dxa"/>
-              <w:right w:w="120" w:type="dxa"/>
-            </w:tcMar>
-          </w:tcPr>
-          <w:p>
-            <w:r>
-              <w:rPr>
-                <w:rFonts w:ascii="Calibri" w:eastAsia="Calibri" w:hAnsi="Calibri" w:cs="Calibri"/>
-                <w:color w:val="166534"/>
-                <w:sz w:val="19"/>
-                <w:szCs w:val="19"/>
-              </w:rPr>
-              <w:t xml:space="preserve">Item </w:t>
-            </w:r>
-            <w:r>
-              <w:rPr>
-                <w:rFonts w:ascii="Calibri" w:eastAsia="Calibri" w:hAnsi="Calibri" w:cs="Calibri"/>
-                <w:color w:val="166534"/>
-                <w:sz w:val="19"/>
-                <w:szCs w:val="19"/>
-              </w:rPr>
-              <w:t>Selection</w:t>
-            </w:r>
-            <w:r>
-              <w:rPr>
-                <w:rFonts w:ascii="Calibri" w:eastAsia="Calibri" w:hAnsi="Calibri" w:cs="Calibri"/>
-                <w:color w:val="166534"/>
-                <w:sz w:val="19"/>
-                <w:szCs w:val="19"/>
-              </w:rPr>
-              <w:t xml:space="preserve"> popup</w:t>
-            </w:r>
-            <w:r>
-              <w:rPr>
-                <w:rFonts w:ascii="Calibri" w:eastAsia="Calibri" w:hAnsi="Calibri" w:cs="Calibri"/>
-                <w:color w:val="166534"/>
-                <w:sz w:val="19"/>
-                <w:szCs w:val="19"/>
-              </w:rPr>
-              <w:t xml:space="preserve"> —</w:t>
+              <w:t>Item Selection —</w:t>
             </w:r>
           </w:p>
         </w:tc>
@@ -7847,6 +8653,24 @@
             <w:r>
               <w:rPr>
                 <w:rFonts w:ascii="Consolas" w:hAnsi="Consolas" w:cs="Consolas"/>
+                <w:color w:val="000000"/>
+                <w:sz w:val="19"/>
+                <w:szCs w:val="19"/>
+              </w:rPr>
+              <w:t xml:space="preserve"> </w:t>
+            </w:r>
+            <w:r>
+              <w:rPr>
+                <w:rFonts w:ascii="Consolas" w:hAnsi="Consolas" w:cs="Consolas"/>
+                <w:color w:val="0000FF"/>
+                <w:sz w:val="19"/>
+                <w:szCs w:val="19"/>
+              </w:rPr>
+              <w:t>integer</w:t>
+            </w:r>
+            <w:r>
+              <w:rPr>
+                <w:rFonts w:ascii="Consolas" w:hAnsi="Consolas" w:cs="Consolas"/>
                 <w:color w:val="808080"/>
                 <w:sz w:val="19"/>
                 <w:szCs w:val="19"/>
@@ -7860,7 +8684,7 @@
                 <w:sz w:val="19"/>
                 <w:szCs w:val="19"/>
               </w:rPr>
-              <w:t xml:space="preserve">          </w:t>
+              <w:t xml:space="preserve">  </w:t>
             </w:r>
           </w:p>
           <w:p>
@@ -7892,12 +8716,30 @@
                 <w:sz w:val="19"/>
                 <w:szCs w:val="19"/>
               </w:rPr>
-              <w:t>prmyearid</w:t>
+              <w:t>prmloginid</w:t>
             </w:r>
             <w:proofErr w:type="spellEnd"/>
             <w:r>
               <w:rPr>
                 <w:rFonts w:ascii="Consolas" w:hAnsi="Consolas" w:cs="Consolas"/>
+                <w:color w:val="000000"/>
+                <w:sz w:val="19"/>
+                <w:szCs w:val="19"/>
+              </w:rPr>
+              <w:t xml:space="preserve"> </w:t>
+            </w:r>
+            <w:r>
+              <w:rPr>
+                <w:rFonts w:ascii="Consolas" w:hAnsi="Consolas" w:cs="Consolas"/>
+                <w:color w:val="0000FF"/>
+                <w:sz w:val="19"/>
+                <w:szCs w:val="19"/>
+              </w:rPr>
+              <w:t>integer</w:t>
+            </w:r>
+            <w:r>
+              <w:rPr>
+                <w:rFonts w:ascii="Consolas" w:hAnsi="Consolas" w:cs="Consolas"/>
                 <w:color w:val="808080"/>
                 <w:sz w:val="19"/>
                 <w:szCs w:val="19"/>
@@ -7911,7 +8753,7 @@
                 <w:sz w:val="19"/>
                 <w:szCs w:val="19"/>
               </w:rPr>
-              <w:t xml:space="preserve">    </w:t>
+              <w:t xml:space="preserve">  </w:t>
             </w:r>
           </w:p>
           <w:p>
@@ -7943,7 +8785,27 @@
                 <w:sz w:val="19"/>
                 <w:szCs w:val="19"/>
               </w:rPr>
-              <w:t>prmdivisionid</w:t>
+              <w:t>prmyearid</w:t>
+            </w:r>
+            <w:proofErr w:type="spellEnd"/>
+            <w:r>
+              <w:rPr>
+                <w:rFonts w:ascii="Consolas" w:hAnsi="Consolas" w:cs="Consolas"/>
+                <w:color w:val="000000"/>
+                <w:sz w:val="19"/>
+                <w:szCs w:val="19"/>
+              </w:rPr>
+              <w:t xml:space="preserve"> </w:t>
+            </w:r>
+            <w:proofErr w:type="spellStart"/>
+            <w:r>
+              <w:rPr>
+                <w:rFonts w:ascii="Consolas" w:hAnsi="Consolas" w:cs="Consolas"/>
+                <w:color w:val="0000FF"/>
+                <w:sz w:val="19"/>
+                <w:szCs w:val="19"/>
+              </w:rPr>
+              <w:t>int</w:t>
             </w:r>
             <w:proofErr w:type="spellEnd"/>
             <w:r>
@@ -8000,6 +8862,24 @@
             <w:r>
               <w:rPr>
                 <w:rFonts w:ascii="Consolas" w:hAnsi="Consolas" w:cs="Consolas"/>
+                <w:color w:val="000000"/>
+                <w:sz w:val="19"/>
+                <w:szCs w:val="19"/>
+              </w:rPr>
+              <w:t xml:space="preserve"> </w:t>
+            </w:r>
+            <w:r>
+              <w:rPr>
+                <w:rFonts w:ascii="Consolas" w:hAnsi="Consolas" w:cs="Consolas"/>
+                <w:color w:val="0000FF"/>
+                <w:sz w:val="19"/>
+                <w:szCs w:val="19"/>
+              </w:rPr>
+              <w:t>date</w:t>
+            </w:r>
+            <w:r>
+              <w:rPr>
+                <w:rFonts w:ascii="Consolas" w:hAnsi="Consolas" w:cs="Consolas"/>
                 <w:color w:val="808080"/>
                 <w:sz w:val="19"/>
                 <w:szCs w:val="19"/>
@@ -8013,7 +8893,7 @@
                 <w:sz w:val="19"/>
                 <w:szCs w:val="19"/>
               </w:rPr>
-              <w:t xml:space="preserve">    </w:t>
+              <w:t xml:space="preserve">  </w:t>
             </w:r>
           </w:p>
           <w:p>
@@ -8045,9 +8925,27 @@
                 <w:sz w:val="19"/>
                 <w:szCs w:val="19"/>
               </w:rPr>
-              <w:t>prmaccountid</w:t>
+              <w:t>prmfromdivisionid</w:t>
             </w:r>
             <w:proofErr w:type="spellEnd"/>
+            <w:r>
+              <w:rPr>
+                <w:rFonts w:ascii="Consolas" w:hAnsi="Consolas" w:cs="Consolas"/>
+                <w:color w:val="000000"/>
+                <w:sz w:val="19"/>
+                <w:szCs w:val="19"/>
+              </w:rPr>
+              <w:t xml:space="preserve"> </w:t>
+            </w:r>
+            <w:r>
+              <w:rPr>
+                <w:rFonts w:ascii="Consolas" w:hAnsi="Consolas" w:cs="Consolas"/>
+                <w:color w:val="0000FF"/>
+                <w:sz w:val="19"/>
+                <w:szCs w:val="19"/>
+              </w:rPr>
+              <w:t>integer</w:t>
+            </w:r>
             <w:r>
               <w:rPr>
                 <w:rFonts w:ascii="Consolas" w:hAnsi="Consolas" w:cs="Consolas"/>
@@ -8096,12 +8994,30 @@
                 <w:sz w:val="19"/>
                 <w:szCs w:val="19"/>
               </w:rPr>
-              <w:t>prmlocationid</w:t>
+              <w:t>prmtodivisionid</w:t>
             </w:r>
             <w:proofErr w:type="spellEnd"/>
             <w:r>
               <w:rPr>
                 <w:rFonts w:ascii="Consolas" w:hAnsi="Consolas" w:cs="Consolas"/>
+                <w:color w:val="000000"/>
+                <w:sz w:val="19"/>
+                <w:szCs w:val="19"/>
+              </w:rPr>
+              <w:t xml:space="preserve"> </w:t>
+            </w:r>
+            <w:r>
+              <w:rPr>
+                <w:rFonts w:ascii="Consolas" w:hAnsi="Consolas" w:cs="Consolas"/>
+                <w:color w:val="0000FF"/>
+                <w:sz w:val="19"/>
+                <w:szCs w:val="19"/>
+              </w:rPr>
+              <w:t>integer</w:t>
+            </w:r>
+            <w:r>
+              <w:rPr>
+                <w:rFonts w:ascii="Consolas" w:hAnsi="Consolas" w:cs="Consolas"/>
                 <w:color w:val="808080"/>
                 <w:sz w:val="19"/>
                 <w:szCs w:val="19"/>
@@ -8119,6 +9035,17 @@
             </w:r>
           </w:p>
           <w:p>
+            <w:pPr>
+              <w:autoSpaceDE w:val="0"/>
+              <w:autoSpaceDN w:val="0"/>
+              <w:adjustRightInd w:val="0"/>
+              <w:rPr>
+                <w:rFonts w:ascii="Consolas" w:hAnsi="Consolas" w:cs="Consolas"/>
+                <w:color w:val="000000"/>
+                <w:sz w:val="19"/>
+                <w:szCs w:val="19"/>
+              </w:rPr>
+            </w:pPr>
             <w:r>
               <w:rPr>
                 <w:rFonts w:ascii="Consolas" w:hAnsi="Consolas" w:cs="Consolas"/>
@@ -8136,9 +9063,808 @@
                 <w:sz w:val="19"/>
                 <w:szCs w:val="19"/>
               </w:rPr>
-              <w:t>prmnotin</w:t>
+              <w:t>prmfromlocationid</w:t>
             </w:r>
             <w:proofErr w:type="spellEnd"/>
+            <w:r>
+              <w:rPr>
+                <w:rFonts w:ascii="Consolas" w:hAnsi="Consolas" w:cs="Consolas"/>
+                <w:color w:val="000000"/>
+                <w:sz w:val="19"/>
+                <w:szCs w:val="19"/>
+              </w:rPr>
+              <w:t xml:space="preserve"> </w:t>
+            </w:r>
+            <w:r>
+              <w:rPr>
+                <w:rFonts w:ascii="Consolas" w:hAnsi="Consolas" w:cs="Consolas"/>
+                <w:color w:val="0000FF"/>
+                <w:sz w:val="19"/>
+                <w:szCs w:val="19"/>
+              </w:rPr>
+              <w:t>integer</w:t>
+            </w:r>
+            <w:r>
+              <w:rPr>
+                <w:rFonts w:ascii="Consolas" w:hAnsi="Consolas" w:cs="Consolas"/>
+                <w:color w:val="808080"/>
+                <w:sz w:val="19"/>
+                <w:szCs w:val="19"/>
+              </w:rPr>
+              <w:t>,</w:t>
+            </w:r>
+            <w:r>
+              <w:rPr>
+                <w:rFonts w:ascii="Consolas" w:hAnsi="Consolas" w:cs="Consolas"/>
+                <w:color w:val="000000"/>
+                <w:sz w:val="19"/>
+                <w:szCs w:val="19"/>
+              </w:rPr>
+              <w:t xml:space="preserve">  </w:t>
+            </w:r>
+          </w:p>
+          <w:p>
+            <w:pPr>
+              <w:autoSpaceDE w:val="0"/>
+              <w:autoSpaceDN w:val="0"/>
+              <w:adjustRightInd w:val="0"/>
+              <w:rPr>
+                <w:rFonts w:ascii="Consolas" w:hAnsi="Consolas" w:cs="Consolas"/>
+                <w:color w:val="000000"/>
+                <w:sz w:val="19"/>
+                <w:szCs w:val="19"/>
+              </w:rPr>
+            </w:pPr>
+            <w:r>
+              <w:rPr>
+                <w:rFonts w:ascii="Consolas" w:hAnsi="Consolas" w:cs="Consolas"/>
+                <w:color w:val="000000"/>
+                <w:sz w:val="19"/>
+                <w:szCs w:val="19"/>
+              </w:rPr>
+              <w:t>@</w:t>
+            </w:r>
+            <w:proofErr w:type="spellStart"/>
+            <w:r>
+              <w:rPr>
+                <w:rFonts w:ascii="Consolas" w:hAnsi="Consolas" w:cs="Consolas"/>
+                <w:color w:val="000000"/>
+                <w:sz w:val="19"/>
+                <w:szCs w:val="19"/>
+              </w:rPr>
+              <w:t>prmtolocationid</w:t>
+            </w:r>
+            <w:proofErr w:type="spellEnd"/>
+            <w:r>
+              <w:rPr>
+                <w:rFonts w:ascii="Consolas" w:hAnsi="Consolas" w:cs="Consolas"/>
+                <w:color w:val="000000"/>
+                <w:sz w:val="19"/>
+                <w:szCs w:val="19"/>
+              </w:rPr>
+              <w:t xml:space="preserve"> </w:t>
+            </w:r>
+            <w:r>
+              <w:rPr>
+                <w:rFonts w:ascii="Consolas" w:hAnsi="Consolas" w:cs="Consolas"/>
+                <w:color w:val="0000FF"/>
+                <w:sz w:val="19"/>
+                <w:szCs w:val="19"/>
+              </w:rPr>
+              <w:t>integer</w:t>
+            </w:r>
+            <w:r>
+              <w:rPr>
+                <w:rFonts w:ascii="Consolas" w:hAnsi="Consolas" w:cs="Consolas"/>
+                <w:color w:val="808080"/>
+                <w:sz w:val="19"/>
+                <w:szCs w:val="19"/>
+              </w:rPr>
+              <w:t>,</w:t>
+            </w:r>
+            <w:r>
+              <w:rPr>
+                <w:rFonts w:ascii="Consolas" w:hAnsi="Consolas" w:cs="Consolas"/>
+                <w:color w:val="000000"/>
+                <w:sz w:val="19"/>
+                <w:szCs w:val="19"/>
+              </w:rPr>
+              <w:t xml:space="preserve">  </w:t>
+            </w:r>
+          </w:p>
+          <w:p>
+            <w:pPr>
+              <w:autoSpaceDE w:val="0"/>
+              <w:autoSpaceDN w:val="0"/>
+              <w:adjustRightInd w:val="0"/>
+              <w:rPr>
+                <w:rFonts w:ascii="Consolas" w:hAnsi="Consolas" w:cs="Consolas"/>
+                <w:color w:val="000000"/>
+                <w:sz w:val="19"/>
+                <w:szCs w:val="19"/>
+              </w:rPr>
+            </w:pPr>
+            <w:r>
+              <w:rPr>
+                <w:rFonts w:ascii="Consolas" w:hAnsi="Consolas" w:cs="Consolas"/>
+                <w:color w:val="000000"/>
+                <w:sz w:val="19"/>
+                <w:szCs w:val="19"/>
+              </w:rPr>
+              <w:t>@</w:t>
+            </w:r>
+            <w:proofErr w:type="spellStart"/>
+            <w:r>
+              <w:rPr>
+                <w:rFonts w:ascii="Consolas" w:hAnsi="Consolas" w:cs="Consolas"/>
+                <w:color w:val="000000"/>
+                <w:sz w:val="19"/>
+                <w:szCs w:val="19"/>
+              </w:rPr>
+              <w:t>prmfromdeptid</w:t>
+            </w:r>
+            <w:proofErr w:type="spellEnd"/>
+            <w:r>
+              <w:rPr>
+                <w:rFonts w:ascii="Consolas" w:hAnsi="Consolas" w:cs="Consolas"/>
+                <w:color w:val="000000"/>
+                <w:sz w:val="19"/>
+                <w:szCs w:val="19"/>
+              </w:rPr>
+              <w:t xml:space="preserve"> </w:t>
+            </w:r>
+            <w:r>
+              <w:rPr>
+                <w:rFonts w:ascii="Consolas" w:hAnsi="Consolas" w:cs="Consolas"/>
+                <w:color w:val="0000FF"/>
+                <w:sz w:val="19"/>
+                <w:szCs w:val="19"/>
+              </w:rPr>
+              <w:t>integer</w:t>
+            </w:r>
+            <w:r>
+              <w:rPr>
+                <w:rFonts w:ascii="Consolas" w:hAnsi="Consolas" w:cs="Consolas"/>
+                <w:color w:val="808080"/>
+                <w:sz w:val="19"/>
+                <w:szCs w:val="19"/>
+              </w:rPr>
+              <w:t>,</w:t>
+            </w:r>
+            <w:r>
+              <w:rPr>
+                <w:rFonts w:ascii="Consolas" w:hAnsi="Consolas" w:cs="Consolas"/>
+                <w:color w:val="000000"/>
+                <w:sz w:val="19"/>
+                <w:szCs w:val="19"/>
+              </w:rPr>
+              <w:t xml:space="preserve">  </w:t>
+            </w:r>
+          </w:p>
+          <w:p>
+            <w:pPr>
+              <w:autoSpaceDE w:val="0"/>
+              <w:autoSpaceDN w:val="0"/>
+              <w:adjustRightInd w:val="0"/>
+              <w:rPr>
+                <w:rFonts w:ascii="Consolas" w:hAnsi="Consolas" w:cs="Consolas"/>
+                <w:color w:val="000000"/>
+                <w:sz w:val="19"/>
+                <w:szCs w:val="19"/>
+              </w:rPr>
+            </w:pPr>
+            <w:r>
+              <w:rPr>
+                <w:rFonts w:ascii="Consolas" w:hAnsi="Consolas" w:cs="Consolas"/>
+                <w:color w:val="000000"/>
+                <w:sz w:val="19"/>
+                <w:szCs w:val="19"/>
+              </w:rPr>
+              <w:t>@</w:t>
+            </w:r>
+            <w:proofErr w:type="spellStart"/>
+            <w:r>
+              <w:rPr>
+                <w:rFonts w:ascii="Consolas" w:hAnsi="Consolas" w:cs="Consolas"/>
+                <w:color w:val="000000"/>
+                <w:sz w:val="19"/>
+                <w:szCs w:val="19"/>
+              </w:rPr>
+              <w:t>prmtodeptid</w:t>
+            </w:r>
+            <w:proofErr w:type="spellEnd"/>
+            <w:r>
+              <w:rPr>
+                <w:rFonts w:ascii="Consolas" w:hAnsi="Consolas" w:cs="Consolas"/>
+                <w:color w:val="000000"/>
+                <w:sz w:val="19"/>
+                <w:szCs w:val="19"/>
+              </w:rPr>
+              <w:t xml:space="preserve"> </w:t>
+            </w:r>
+            <w:r>
+              <w:rPr>
+                <w:rFonts w:ascii="Consolas" w:hAnsi="Consolas" w:cs="Consolas"/>
+                <w:color w:val="0000FF"/>
+                <w:sz w:val="19"/>
+                <w:szCs w:val="19"/>
+              </w:rPr>
+              <w:t>integer</w:t>
+            </w:r>
+            <w:r>
+              <w:rPr>
+                <w:rFonts w:ascii="Consolas" w:hAnsi="Consolas" w:cs="Consolas"/>
+                <w:color w:val="808080"/>
+                <w:sz w:val="19"/>
+                <w:szCs w:val="19"/>
+              </w:rPr>
+              <w:t>,</w:t>
+            </w:r>
+            <w:r>
+              <w:rPr>
+                <w:rFonts w:ascii="Consolas" w:hAnsi="Consolas" w:cs="Consolas"/>
+                <w:color w:val="000000"/>
+                <w:sz w:val="19"/>
+                <w:szCs w:val="19"/>
+              </w:rPr>
+              <w:t xml:space="preserve">  </w:t>
+            </w:r>
+          </w:p>
+          <w:p>
+            <w:pPr>
+              <w:autoSpaceDE w:val="0"/>
+              <w:autoSpaceDN w:val="0"/>
+              <w:adjustRightInd w:val="0"/>
+              <w:rPr>
+                <w:rFonts w:ascii="Consolas" w:hAnsi="Consolas" w:cs="Consolas"/>
+                <w:color w:val="000000"/>
+                <w:sz w:val="19"/>
+                <w:szCs w:val="19"/>
+              </w:rPr>
+            </w:pPr>
+            <w:r>
+              <w:rPr>
+                <w:rFonts w:ascii="Consolas" w:hAnsi="Consolas" w:cs="Consolas"/>
+                <w:color w:val="000000"/>
+                <w:sz w:val="19"/>
+                <w:szCs w:val="19"/>
+              </w:rPr>
+              <w:lastRenderedPageBreak/>
+              <w:t>@</w:t>
+            </w:r>
+            <w:proofErr w:type="spellStart"/>
+            <w:r>
+              <w:rPr>
+                <w:rFonts w:ascii="Consolas" w:hAnsi="Consolas" w:cs="Consolas"/>
+                <w:color w:val="000000"/>
+                <w:sz w:val="19"/>
+                <w:szCs w:val="19"/>
+              </w:rPr>
+              <w:t>prmfromempuserid</w:t>
+            </w:r>
+            <w:proofErr w:type="spellEnd"/>
+            <w:r>
+              <w:rPr>
+                <w:rFonts w:ascii="Consolas" w:hAnsi="Consolas" w:cs="Consolas"/>
+                <w:color w:val="000000"/>
+                <w:sz w:val="19"/>
+                <w:szCs w:val="19"/>
+              </w:rPr>
+              <w:t xml:space="preserve"> </w:t>
+            </w:r>
+            <w:r>
+              <w:rPr>
+                <w:rFonts w:ascii="Consolas" w:hAnsi="Consolas" w:cs="Consolas"/>
+                <w:color w:val="0000FF"/>
+                <w:sz w:val="19"/>
+                <w:szCs w:val="19"/>
+              </w:rPr>
+              <w:t>integer</w:t>
+            </w:r>
+            <w:r>
+              <w:rPr>
+                <w:rFonts w:ascii="Consolas" w:hAnsi="Consolas" w:cs="Consolas"/>
+                <w:color w:val="808080"/>
+                <w:sz w:val="19"/>
+                <w:szCs w:val="19"/>
+              </w:rPr>
+              <w:t>,</w:t>
+            </w:r>
+            <w:r>
+              <w:rPr>
+                <w:rFonts w:ascii="Consolas" w:hAnsi="Consolas" w:cs="Consolas"/>
+                <w:color w:val="000000"/>
+                <w:sz w:val="19"/>
+                <w:szCs w:val="19"/>
+              </w:rPr>
+              <w:t xml:space="preserve">  </w:t>
+            </w:r>
+          </w:p>
+          <w:p>
+            <w:pPr>
+              <w:autoSpaceDE w:val="0"/>
+              <w:autoSpaceDN w:val="0"/>
+              <w:adjustRightInd w:val="0"/>
+              <w:rPr>
+                <w:rFonts w:ascii="Consolas" w:hAnsi="Consolas" w:cs="Consolas"/>
+                <w:color w:val="000000"/>
+                <w:sz w:val="19"/>
+                <w:szCs w:val="19"/>
+              </w:rPr>
+            </w:pPr>
+            <w:r>
+              <w:rPr>
+                <w:rFonts w:ascii="Consolas" w:hAnsi="Consolas" w:cs="Consolas"/>
+                <w:color w:val="000000"/>
+                <w:sz w:val="19"/>
+                <w:szCs w:val="19"/>
+              </w:rPr>
+              <w:t>@</w:t>
+            </w:r>
+            <w:proofErr w:type="spellStart"/>
+            <w:r>
+              <w:rPr>
+                <w:rFonts w:ascii="Consolas" w:hAnsi="Consolas" w:cs="Consolas"/>
+                <w:color w:val="000000"/>
+                <w:sz w:val="19"/>
+                <w:szCs w:val="19"/>
+              </w:rPr>
+              <w:t>prmtoempuserid</w:t>
+            </w:r>
+            <w:proofErr w:type="spellEnd"/>
+            <w:r>
+              <w:rPr>
+                <w:rFonts w:ascii="Consolas" w:hAnsi="Consolas" w:cs="Consolas"/>
+                <w:color w:val="000000"/>
+                <w:sz w:val="19"/>
+                <w:szCs w:val="19"/>
+              </w:rPr>
+              <w:t xml:space="preserve"> </w:t>
+            </w:r>
+            <w:r>
+              <w:rPr>
+                <w:rFonts w:ascii="Consolas" w:hAnsi="Consolas" w:cs="Consolas"/>
+                <w:color w:val="0000FF"/>
+                <w:sz w:val="19"/>
+                <w:szCs w:val="19"/>
+              </w:rPr>
+              <w:t>integer</w:t>
+            </w:r>
+            <w:r>
+              <w:rPr>
+                <w:rFonts w:ascii="Consolas" w:hAnsi="Consolas" w:cs="Consolas"/>
+                <w:color w:val="808080"/>
+                <w:sz w:val="19"/>
+                <w:szCs w:val="19"/>
+              </w:rPr>
+              <w:t>,</w:t>
+            </w:r>
+            <w:r>
+              <w:rPr>
+                <w:rFonts w:ascii="Consolas" w:hAnsi="Consolas" w:cs="Consolas"/>
+                <w:color w:val="000000"/>
+                <w:sz w:val="19"/>
+                <w:szCs w:val="19"/>
+              </w:rPr>
+              <w:t xml:space="preserve">  </w:t>
+            </w:r>
+          </w:p>
+          <w:p>
+            <w:pPr>
+              <w:autoSpaceDE w:val="0"/>
+              <w:autoSpaceDN w:val="0"/>
+              <w:adjustRightInd w:val="0"/>
+              <w:rPr>
+                <w:rFonts w:ascii="Consolas" w:hAnsi="Consolas" w:cs="Consolas"/>
+                <w:color w:val="000000"/>
+                <w:sz w:val="19"/>
+                <w:szCs w:val="19"/>
+              </w:rPr>
+            </w:pPr>
+            <w:r>
+              <w:rPr>
+                <w:rFonts w:ascii="Consolas" w:hAnsi="Consolas" w:cs="Consolas"/>
+                <w:color w:val="000000"/>
+                <w:sz w:val="19"/>
+                <w:szCs w:val="19"/>
+              </w:rPr>
+              <w:t>@</w:t>
+            </w:r>
+            <w:proofErr w:type="spellStart"/>
+            <w:r>
+              <w:rPr>
+                <w:rFonts w:ascii="Consolas" w:hAnsi="Consolas" w:cs="Consolas"/>
+                <w:color w:val="000000"/>
+                <w:sz w:val="19"/>
+                <w:szCs w:val="19"/>
+              </w:rPr>
+              <w:t>prmfromworkingclientid</w:t>
+            </w:r>
+            <w:proofErr w:type="spellEnd"/>
+            <w:r>
+              <w:rPr>
+                <w:rFonts w:ascii="Consolas" w:hAnsi="Consolas" w:cs="Consolas"/>
+                <w:color w:val="000000"/>
+                <w:sz w:val="19"/>
+                <w:szCs w:val="19"/>
+              </w:rPr>
+              <w:t xml:space="preserve"> </w:t>
+            </w:r>
+            <w:r>
+              <w:rPr>
+                <w:rFonts w:ascii="Consolas" w:hAnsi="Consolas" w:cs="Consolas"/>
+                <w:color w:val="0000FF"/>
+                <w:sz w:val="19"/>
+                <w:szCs w:val="19"/>
+              </w:rPr>
+              <w:t>integer</w:t>
+            </w:r>
+            <w:r>
+              <w:rPr>
+                <w:rFonts w:ascii="Consolas" w:hAnsi="Consolas" w:cs="Consolas"/>
+                <w:color w:val="808080"/>
+                <w:sz w:val="19"/>
+                <w:szCs w:val="19"/>
+              </w:rPr>
+              <w:t>,</w:t>
+            </w:r>
+            <w:r>
+              <w:rPr>
+                <w:rFonts w:ascii="Consolas" w:hAnsi="Consolas" w:cs="Consolas"/>
+                <w:color w:val="000000"/>
+                <w:sz w:val="19"/>
+                <w:szCs w:val="19"/>
+              </w:rPr>
+              <w:t xml:space="preserve">  </w:t>
+            </w:r>
+          </w:p>
+          <w:p>
+            <w:pPr>
+              <w:autoSpaceDE w:val="0"/>
+              <w:autoSpaceDN w:val="0"/>
+              <w:adjustRightInd w:val="0"/>
+              <w:rPr>
+                <w:rFonts w:ascii="Consolas" w:hAnsi="Consolas" w:cs="Consolas"/>
+                <w:color w:val="000000"/>
+                <w:sz w:val="19"/>
+                <w:szCs w:val="19"/>
+              </w:rPr>
+            </w:pPr>
+            <w:r>
+              <w:rPr>
+                <w:rFonts w:ascii="Consolas" w:hAnsi="Consolas" w:cs="Consolas"/>
+                <w:color w:val="000000"/>
+                <w:sz w:val="19"/>
+                <w:szCs w:val="19"/>
+              </w:rPr>
+              <w:t>@</w:t>
+            </w:r>
+            <w:proofErr w:type="spellStart"/>
+            <w:r>
+              <w:rPr>
+                <w:rFonts w:ascii="Consolas" w:hAnsi="Consolas" w:cs="Consolas"/>
+                <w:color w:val="000000"/>
+                <w:sz w:val="19"/>
+                <w:szCs w:val="19"/>
+              </w:rPr>
+              <w:t>prmtoworkingclientid</w:t>
+            </w:r>
+            <w:proofErr w:type="spellEnd"/>
+            <w:r>
+              <w:rPr>
+                <w:rFonts w:ascii="Consolas" w:hAnsi="Consolas" w:cs="Consolas"/>
+                <w:color w:val="000000"/>
+                <w:sz w:val="19"/>
+                <w:szCs w:val="19"/>
+              </w:rPr>
+              <w:t xml:space="preserve"> </w:t>
+            </w:r>
+            <w:r>
+              <w:rPr>
+                <w:rFonts w:ascii="Consolas" w:hAnsi="Consolas" w:cs="Consolas"/>
+                <w:color w:val="0000FF"/>
+                <w:sz w:val="19"/>
+                <w:szCs w:val="19"/>
+              </w:rPr>
+              <w:t>integer</w:t>
+            </w:r>
+            <w:r>
+              <w:rPr>
+                <w:rFonts w:ascii="Consolas" w:hAnsi="Consolas" w:cs="Consolas"/>
+                <w:color w:val="808080"/>
+                <w:sz w:val="19"/>
+                <w:szCs w:val="19"/>
+              </w:rPr>
+              <w:t>,</w:t>
+            </w:r>
+            <w:r>
+              <w:rPr>
+                <w:rFonts w:ascii="Consolas" w:hAnsi="Consolas" w:cs="Consolas"/>
+                <w:color w:val="000000"/>
+                <w:sz w:val="19"/>
+                <w:szCs w:val="19"/>
+              </w:rPr>
+              <w:t xml:space="preserve">  </w:t>
+            </w:r>
+          </w:p>
+          <w:p>
+            <w:pPr>
+              <w:autoSpaceDE w:val="0"/>
+              <w:autoSpaceDN w:val="0"/>
+              <w:adjustRightInd w:val="0"/>
+              <w:rPr>
+                <w:rFonts w:ascii="Consolas" w:hAnsi="Consolas" w:cs="Consolas"/>
+                <w:color w:val="000000"/>
+                <w:sz w:val="19"/>
+                <w:szCs w:val="19"/>
+              </w:rPr>
+            </w:pPr>
+            <w:r>
+              <w:rPr>
+                <w:rFonts w:ascii="Consolas" w:hAnsi="Consolas" w:cs="Consolas"/>
+                <w:color w:val="000000"/>
+                <w:sz w:val="19"/>
+                <w:szCs w:val="19"/>
+              </w:rPr>
+              <w:t>@</w:t>
+            </w:r>
+            <w:proofErr w:type="spellStart"/>
+            <w:r>
+              <w:rPr>
+                <w:rFonts w:ascii="Consolas" w:hAnsi="Consolas" w:cs="Consolas"/>
+                <w:color w:val="000000"/>
+                <w:sz w:val="19"/>
+                <w:szCs w:val="19"/>
+              </w:rPr>
+              <w:t>prmfromvendorid</w:t>
+            </w:r>
+            <w:proofErr w:type="spellEnd"/>
+            <w:r>
+              <w:rPr>
+                <w:rFonts w:ascii="Consolas" w:hAnsi="Consolas" w:cs="Consolas"/>
+                <w:color w:val="000000"/>
+                <w:sz w:val="19"/>
+                <w:szCs w:val="19"/>
+              </w:rPr>
+              <w:t xml:space="preserve"> </w:t>
+            </w:r>
+            <w:r>
+              <w:rPr>
+                <w:rFonts w:ascii="Consolas" w:hAnsi="Consolas" w:cs="Consolas"/>
+                <w:color w:val="0000FF"/>
+                <w:sz w:val="19"/>
+                <w:szCs w:val="19"/>
+              </w:rPr>
+              <w:t>integer</w:t>
+            </w:r>
+            <w:r>
+              <w:rPr>
+                <w:rFonts w:ascii="Consolas" w:hAnsi="Consolas" w:cs="Consolas"/>
+                <w:color w:val="808080"/>
+                <w:sz w:val="19"/>
+                <w:szCs w:val="19"/>
+              </w:rPr>
+              <w:t>,</w:t>
+            </w:r>
+            <w:r>
+              <w:rPr>
+                <w:rFonts w:ascii="Consolas" w:hAnsi="Consolas" w:cs="Consolas"/>
+                <w:color w:val="000000"/>
+                <w:sz w:val="19"/>
+                <w:szCs w:val="19"/>
+              </w:rPr>
+              <w:t xml:space="preserve">  </w:t>
+            </w:r>
+          </w:p>
+          <w:p>
+            <w:pPr>
+              <w:autoSpaceDE w:val="0"/>
+              <w:autoSpaceDN w:val="0"/>
+              <w:adjustRightInd w:val="0"/>
+              <w:rPr>
+                <w:rFonts w:ascii="Consolas" w:hAnsi="Consolas" w:cs="Consolas"/>
+                <w:color w:val="000000"/>
+                <w:sz w:val="19"/>
+                <w:szCs w:val="19"/>
+              </w:rPr>
+            </w:pPr>
+            <w:r>
+              <w:rPr>
+                <w:rFonts w:ascii="Consolas" w:hAnsi="Consolas" w:cs="Consolas"/>
+                <w:color w:val="000000"/>
+                <w:sz w:val="19"/>
+                <w:szCs w:val="19"/>
+              </w:rPr>
+              <w:t>@</w:t>
+            </w:r>
+            <w:proofErr w:type="spellStart"/>
+            <w:r>
+              <w:rPr>
+                <w:rFonts w:ascii="Consolas" w:hAnsi="Consolas" w:cs="Consolas"/>
+                <w:color w:val="000000"/>
+                <w:sz w:val="19"/>
+                <w:szCs w:val="19"/>
+              </w:rPr>
+              <w:t>prmtovendorid</w:t>
+            </w:r>
+            <w:proofErr w:type="spellEnd"/>
+            <w:r>
+              <w:rPr>
+                <w:rFonts w:ascii="Consolas" w:hAnsi="Consolas" w:cs="Consolas"/>
+                <w:color w:val="000000"/>
+                <w:sz w:val="19"/>
+                <w:szCs w:val="19"/>
+              </w:rPr>
+              <w:t xml:space="preserve"> </w:t>
+            </w:r>
+            <w:r>
+              <w:rPr>
+                <w:rFonts w:ascii="Consolas" w:hAnsi="Consolas" w:cs="Consolas"/>
+                <w:color w:val="0000FF"/>
+                <w:sz w:val="19"/>
+                <w:szCs w:val="19"/>
+              </w:rPr>
+              <w:t>integer</w:t>
+            </w:r>
+            <w:r>
+              <w:rPr>
+                <w:rFonts w:ascii="Consolas" w:hAnsi="Consolas" w:cs="Consolas"/>
+                <w:color w:val="808080"/>
+                <w:sz w:val="19"/>
+                <w:szCs w:val="19"/>
+              </w:rPr>
+              <w:t>,</w:t>
+            </w:r>
+            <w:r>
+              <w:rPr>
+                <w:rFonts w:ascii="Consolas" w:hAnsi="Consolas" w:cs="Consolas"/>
+                <w:color w:val="000000"/>
+                <w:sz w:val="19"/>
+                <w:szCs w:val="19"/>
+              </w:rPr>
+              <w:t xml:space="preserve">  </w:t>
+            </w:r>
+          </w:p>
+          <w:p>
+            <w:pPr>
+              <w:autoSpaceDE w:val="0"/>
+              <w:autoSpaceDN w:val="0"/>
+              <w:adjustRightInd w:val="0"/>
+              <w:rPr>
+                <w:rFonts w:ascii="Consolas" w:hAnsi="Consolas" w:cs="Consolas"/>
+                <w:color w:val="000000"/>
+                <w:sz w:val="19"/>
+                <w:szCs w:val="19"/>
+              </w:rPr>
+            </w:pPr>
+            <w:r>
+              <w:rPr>
+                <w:rFonts w:ascii="Consolas" w:hAnsi="Consolas" w:cs="Consolas"/>
+                <w:color w:val="000000"/>
+                <w:sz w:val="19"/>
+                <w:szCs w:val="19"/>
+              </w:rPr>
+              <w:t>@</w:t>
+            </w:r>
+            <w:proofErr w:type="spellStart"/>
+            <w:r>
+              <w:rPr>
+                <w:rFonts w:ascii="Consolas" w:hAnsi="Consolas" w:cs="Consolas"/>
+                <w:color w:val="000000"/>
+                <w:sz w:val="19"/>
+                <w:szCs w:val="19"/>
+              </w:rPr>
+              <w:t>prmconfigid</w:t>
+            </w:r>
+            <w:proofErr w:type="spellEnd"/>
+            <w:r>
+              <w:rPr>
+                <w:rFonts w:ascii="Consolas" w:hAnsi="Consolas" w:cs="Consolas"/>
+                <w:color w:val="000000"/>
+                <w:sz w:val="19"/>
+                <w:szCs w:val="19"/>
+              </w:rPr>
+              <w:t xml:space="preserve"> </w:t>
+            </w:r>
+            <w:r>
+              <w:rPr>
+                <w:rFonts w:ascii="Consolas" w:hAnsi="Consolas" w:cs="Consolas"/>
+                <w:color w:val="0000FF"/>
+                <w:sz w:val="19"/>
+                <w:szCs w:val="19"/>
+              </w:rPr>
+              <w:t>integer</w:t>
+            </w:r>
+            <w:r>
+              <w:rPr>
+                <w:rFonts w:ascii="Consolas" w:hAnsi="Consolas" w:cs="Consolas"/>
+                <w:color w:val="808080"/>
+                <w:sz w:val="19"/>
+                <w:szCs w:val="19"/>
+              </w:rPr>
+              <w:t>,</w:t>
+            </w:r>
+            <w:r>
+              <w:rPr>
+                <w:rFonts w:ascii="Consolas" w:hAnsi="Consolas" w:cs="Consolas"/>
+                <w:color w:val="000000"/>
+                <w:sz w:val="19"/>
+                <w:szCs w:val="19"/>
+              </w:rPr>
+              <w:t xml:space="preserve">  </w:t>
+            </w:r>
+          </w:p>
+          <w:p>
+            <w:pPr>
+              <w:autoSpaceDE w:val="0"/>
+              <w:autoSpaceDN w:val="0"/>
+              <w:adjustRightInd w:val="0"/>
+              <w:rPr>
+                <w:rFonts w:ascii="Calibri" w:eastAsia="Calibri" w:hAnsi="Calibri" w:cs="Calibri"/>
+                <w:color w:val="166534"/>
+                <w:sz w:val="19"/>
+                <w:szCs w:val="19"/>
+              </w:rPr>
+            </w:pPr>
+            <w:r>
+              <w:rPr>
+                <w:rFonts w:ascii="Consolas" w:hAnsi="Consolas" w:cs="Consolas"/>
+                <w:color w:val="000000"/>
+                <w:sz w:val="19"/>
+                <w:szCs w:val="19"/>
+              </w:rPr>
+              <w:t>@</w:t>
+            </w:r>
+            <w:proofErr w:type="spellStart"/>
+            <w:r>
+              <w:rPr>
+                <w:rFonts w:ascii="Consolas" w:hAnsi="Consolas" w:cs="Consolas"/>
+                <w:color w:val="000000"/>
+                <w:sz w:val="19"/>
+                <w:szCs w:val="19"/>
+              </w:rPr>
+              <w:t>prmissuetypeid</w:t>
+            </w:r>
+            <w:proofErr w:type="spellEnd"/>
+            <w:r>
+              <w:rPr>
+                <w:rFonts w:ascii="Consolas" w:hAnsi="Consolas" w:cs="Consolas"/>
+                <w:color w:val="000000"/>
+                <w:sz w:val="19"/>
+                <w:szCs w:val="19"/>
+              </w:rPr>
+              <w:t xml:space="preserve"> =11</w:t>
+            </w:r>
+            <w:r>
+              <w:rPr>
+                <w:rFonts w:ascii="Consolas" w:hAnsi="Consolas" w:cs="Consolas"/>
+                <w:color w:val="000000"/>
+                <w:sz w:val="19"/>
+                <w:szCs w:val="19"/>
+              </w:rPr>
+              <w:t xml:space="preserve">  </w:t>
+            </w:r>
+            <w:proofErr w:type="spellStart"/>
+            <w:r>
+              <w:rPr>
+                <w:rFonts w:ascii="Consolas" w:hAnsi="Consolas" w:cs="Consolas"/>
+                <w:color w:val="0000FF"/>
+                <w:sz w:val="19"/>
+                <w:szCs w:val="19"/>
+              </w:rPr>
+              <w:t>int</w:t>
+            </w:r>
+            <w:proofErr w:type="spellEnd"/>
+          </w:p>
+          <w:p>
+            <w:pPr>
+              <w:rPr>
+                <w:rFonts w:ascii="Calibri" w:eastAsia="Calibri" w:hAnsi="Calibri" w:cs="Calibri"/>
+                <w:color w:val="166534"/>
+                <w:sz w:val="19"/>
+                <w:szCs w:val="19"/>
+              </w:rPr>
+            </w:pPr>
           </w:p>
         </w:tc>
         <w:tc>
@@ -8166,6 +9892,7 @@
                 <w:sz w:val="19"/>
                 <w:szCs w:val="19"/>
               </w:rPr>
+              <w:lastRenderedPageBreak/>
               <w:t>Table: item rows</w:t>
             </w:r>
           </w:p>
@@ -8490,7 +10217,6 @@
                 <w:sz w:val="18"/>
                 <w:szCs w:val="18"/>
               </w:rPr>
-              <w:lastRenderedPageBreak/>
               <w:t>(add here)</w:t>
             </w:r>
           </w:p>
@@ -8838,20 +10564,19 @@
       <w:r>
         <w:rPr>
           <w:rFonts w:ascii="Consolas" w:hAnsi="Consolas" w:cs="Consolas"/>
-          <w:color w:val="2B91AF"/>
+          <w:color w:val="000000"/>
           <w:sz w:val="19"/>
           <w:szCs w:val="19"/>
-          <w:highlight w:val="white"/>
-        </w:rPr>
-        <w:t>AstWriteOffMst</w:t>
+        </w:rPr>
+        <w:t>AstWrtOffMst</w:t>
       </w:r>
       <w:proofErr w:type="spellEnd"/>
       <w:r>
         <w:rPr>
-          <w:rFonts w:ascii="Calibri" w:eastAsia="Calibri" w:hAnsi="Calibri" w:cs="Calibri"/>
-          <w:color w:val="166534"/>
-          <w:sz w:val="21"/>
-          <w:szCs w:val="21"/>
+          <w:rFonts w:ascii="Consolas" w:eastAsia="Calibri" w:hAnsi="Consolas" w:cs="Consolas"/>
+          <w:color w:val="000000"/>
+          <w:sz w:val="19"/>
+          <w:szCs w:val="19"/>
         </w:rPr>
         <w:t xml:space="preserve"> </w:t>
       </w:r>
@@ -8881,11 +10606,16 @@
           <w:color w:val="000000"/>
           <w:sz w:val="19"/>
           <w:szCs w:val="19"/>
-          <w:highlight w:val="white"/>
-        </w:rPr>
-        <w:t>Post_RB_AstWriteOffMst_Save</w:t>
+        </w:rPr>
+        <w:t>Post_RB_AstWrtOffMst_Save</w:t>
       </w:r>
       <w:proofErr w:type="spellEnd"/>
+    </w:p>
+    <w:p>
+      <w:pPr>
+        <w:spacing w:before="40" w:after="60"/>
+        <w:ind w:left="200"/>
+      </w:pPr>
     </w:p>
     <w:p>
       <w:pPr>
@@ -9176,7 +10906,7 @@
                 <w:sz w:val="19"/>
                 <w:szCs w:val="19"/>
               </w:rPr>
-              <w:t>Rb_astwriteoffmst</w:t>
+              <w:t>rb_astwrtoffmst</w:t>
             </w:r>
             <w:proofErr w:type="spellEnd"/>
           </w:p>
@@ -9270,7 +11000,7 @@
                 <w:sz w:val="19"/>
                 <w:szCs w:val="19"/>
               </w:rPr>
-              <w:t>Rb_astwriteoffdet</w:t>
+              <w:t>rb_astwrtoffdet</w:t>
             </w:r>
             <w:proofErr w:type="spellEnd"/>
           </w:p>
@@ -9367,7 +11097,7 @@
           <w:p>
             <w:proofErr w:type="spellStart"/>
             <w:r>
-              <w:t>rb_astwritoffselonly</w:t>
+              <w:t>rb_astwrtoffselonly</w:t>
             </w:r>
             <w:proofErr w:type="spellEnd"/>
           </w:p>
@@ -9480,12 +11210,8 @@
           </w:tcPr>
           <w:p>
             <w:pPr>
-              <w:rPr>
-                <w:rFonts w:ascii="Calibri" w:eastAsia="Calibri" w:hAnsi="Calibri" w:cs="Calibri"/>
-                <w:color w:val="166534"/>
-                <w:sz w:val="19"/>
-                <w:szCs w:val="19"/>
-              </w:rPr>
+              <w:spacing w:before="40" w:after="60"/>
+              <w:ind w:left="200"/>
             </w:pPr>
             <w:r>
               <w:rPr>
@@ -9519,14 +11245,22 @@
             <w:r>
               <w:rPr>
                 <w:rFonts w:ascii="Consolas" w:hAnsi="Consolas" w:cs="Consolas"/>
-                <w:color w:val="2B91AF"/>
-                <w:sz w:val="19"/>
-                <w:szCs w:val="19"/>
-                <w:highlight w:val="white"/>
-              </w:rPr>
-              <w:t>AstWriteOffMst</w:t>
+                <w:color w:val="000000"/>
+                <w:sz w:val="19"/>
+                <w:szCs w:val="19"/>
+              </w:rPr>
+              <w:t>AstWrtOffMst</w:t>
             </w:r>
             <w:proofErr w:type="spellEnd"/>
+            <w:r>
+              <w:rPr>
+                <w:rFonts w:ascii="Consolas" w:eastAsia="Calibri" w:hAnsi="Consolas" w:cs="Consolas"/>
+                <w:color w:val="000000"/>
+                <w:sz w:val="19"/>
+                <w:szCs w:val="19"/>
+              </w:rPr>
+              <w:t xml:space="preserve"> </w:t>
+            </w:r>
             <w:r>
               <w:rPr>
                 <w:rFonts w:ascii="Calibri" w:eastAsia="Calibri" w:hAnsi="Calibri" w:cs="Calibri"/>
@@ -9534,7 +11268,7 @@
                 <w:sz w:val="21"/>
                 <w:szCs w:val="21"/>
               </w:rPr>
-              <w:t xml:space="preserve"> /</w:t>
+              <w:t>/</w:t>
             </w:r>
             <w:r>
               <w:rPr>
@@ -9553,11 +11287,20 @@
                 <w:color w:val="000000"/>
                 <w:sz w:val="19"/>
                 <w:szCs w:val="19"/>
-                <w:highlight w:val="white"/>
-              </w:rPr>
-              <w:t>Post_RB_AstWriteOffMst_Save</w:t>
+              </w:rPr>
+              <w:t>Post_RB_AstWrtOffMst_Save</w:t>
             </w:r>
             <w:proofErr w:type="spellEnd"/>
+          </w:p>
+          <w:p>
+            <w:pPr>
+              <w:rPr>
+                <w:rFonts w:ascii="Calibri" w:eastAsia="Calibri" w:hAnsi="Calibri" w:cs="Calibri"/>
+                <w:color w:val="166534"/>
+                <w:sz w:val="19"/>
+                <w:szCs w:val="19"/>
+              </w:rPr>
+            </w:pPr>
           </w:p>
         </w:tc>
         <w:tc>
@@ -9665,7 +11408,25 @@
                 <w:sz w:val="19"/>
                 <w:szCs w:val="19"/>
               </w:rPr>
-              <w:t>fn_tbl_rb_astwriteoffmst_list</w:t>
+              <w:t>fn_tbl_</w:t>
+            </w:r>
+            <w:r>
+              <w:rPr>
+                <w:rFonts w:ascii="Consolas" w:hAnsi="Consolas" w:cs="Consolas"/>
+                <w:color w:val="000000"/>
+                <w:sz w:val="19"/>
+                <w:szCs w:val="19"/>
+              </w:rPr>
+              <w:t>rb_astwrtoffmst</w:t>
+            </w:r>
+            <w:r>
+              <w:rPr>
+                <w:rFonts w:ascii="Consolas" w:hAnsi="Consolas" w:cs="Consolas"/>
+                <w:color w:val="000000"/>
+                <w:sz w:val="19"/>
+                <w:szCs w:val="19"/>
+              </w:rPr>
+              <w:t>_list</w:t>
             </w:r>
             <w:proofErr w:type="spellEnd"/>
           </w:p>
@@ -9689,21 +11450,411 @@
           </w:tcPr>
           <w:p>
             <w:pPr>
-              <w:rPr>
-                <w:rFonts w:ascii="Calibri" w:eastAsia="Calibri" w:hAnsi="Calibri" w:cs="Calibri"/>
-                <w:color w:val="166534"/>
+              <w:autoSpaceDE w:val="0"/>
+              <w:autoSpaceDN w:val="0"/>
+              <w:adjustRightInd w:val="0"/>
+              <w:rPr>
+                <w:rFonts w:ascii="Consolas" w:hAnsi="Consolas" w:cs="Consolas"/>
+                <w:color w:val="000000"/>
                 <w:sz w:val="19"/>
                 <w:szCs w:val="19"/>
               </w:rPr>
             </w:pPr>
             <w:r>
               <w:rPr>
-                <w:rFonts w:ascii="Calibri" w:eastAsia="Calibri" w:hAnsi="Calibri" w:cs="Calibri"/>
-                <w:color w:val="166534"/>
-                <w:sz w:val="19"/>
-                <w:szCs w:val="19"/>
-              </w:rPr>
-              <w:t>Load data on list side</w:t>
+                <w:rFonts w:ascii="Consolas" w:hAnsi="Consolas" w:cs="Consolas"/>
+                <w:color w:val="000000"/>
+                <w:sz w:val="19"/>
+                <w:szCs w:val="19"/>
+              </w:rPr>
+              <w:t>@</w:t>
+            </w:r>
+            <w:proofErr w:type="spellStart"/>
+            <w:r>
+              <w:rPr>
+                <w:rFonts w:ascii="Consolas" w:hAnsi="Consolas" w:cs="Consolas"/>
+                <w:color w:val="000000"/>
+                <w:sz w:val="19"/>
+                <w:szCs w:val="19"/>
+              </w:rPr>
+              <w:t>prmcompanyid</w:t>
+            </w:r>
+            <w:proofErr w:type="spellEnd"/>
+            <w:r>
+              <w:rPr>
+                <w:rFonts w:ascii="Consolas" w:hAnsi="Consolas" w:cs="Consolas"/>
+                <w:color w:val="000000"/>
+                <w:sz w:val="19"/>
+                <w:szCs w:val="19"/>
+              </w:rPr>
+              <w:t xml:space="preserve"> </w:t>
+            </w:r>
+            <w:r>
+              <w:rPr>
+                <w:rFonts w:ascii="Consolas" w:hAnsi="Consolas" w:cs="Consolas"/>
+                <w:color w:val="0000FF"/>
+                <w:sz w:val="19"/>
+                <w:szCs w:val="19"/>
+              </w:rPr>
+              <w:t>integer</w:t>
+            </w:r>
+            <w:r>
+              <w:rPr>
+                <w:rFonts w:ascii="Consolas" w:hAnsi="Consolas" w:cs="Consolas"/>
+                <w:color w:val="808080"/>
+                <w:sz w:val="19"/>
+                <w:szCs w:val="19"/>
+              </w:rPr>
+              <w:t>,</w:t>
+            </w:r>
+          </w:p>
+          <w:p>
+            <w:pPr>
+              <w:autoSpaceDE w:val="0"/>
+              <w:autoSpaceDN w:val="0"/>
+              <w:adjustRightInd w:val="0"/>
+              <w:rPr>
+                <w:rFonts w:ascii="Consolas" w:hAnsi="Consolas" w:cs="Consolas"/>
+                <w:color w:val="000000"/>
+                <w:sz w:val="19"/>
+                <w:szCs w:val="19"/>
+              </w:rPr>
+            </w:pPr>
+            <w:r>
+              <w:rPr>
+                <w:rFonts w:ascii="Consolas" w:hAnsi="Consolas" w:cs="Consolas"/>
+                <w:color w:val="000000"/>
+                <w:sz w:val="19"/>
+                <w:szCs w:val="19"/>
+              </w:rPr>
+              <w:t>@</w:t>
+            </w:r>
+            <w:proofErr w:type="spellStart"/>
+            <w:r>
+              <w:rPr>
+                <w:rFonts w:ascii="Consolas" w:hAnsi="Consolas" w:cs="Consolas"/>
+                <w:color w:val="000000"/>
+                <w:sz w:val="19"/>
+                <w:szCs w:val="19"/>
+              </w:rPr>
+              <w:t>prmloginid</w:t>
+            </w:r>
+            <w:proofErr w:type="spellEnd"/>
+            <w:r>
+              <w:rPr>
+                <w:rFonts w:ascii="Consolas" w:hAnsi="Consolas" w:cs="Consolas"/>
+                <w:color w:val="000000"/>
+                <w:sz w:val="19"/>
+                <w:szCs w:val="19"/>
+              </w:rPr>
+              <w:t xml:space="preserve"> </w:t>
+            </w:r>
+            <w:r>
+              <w:rPr>
+                <w:rFonts w:ascii="Consolas" w:hAnsi="Consolas" w:cs="Consolas"/>
+                <w:color w:val="0000FF"/>
+                <w:sz w:val="19"/>
+                <w:szCs w:val="19"/>
+              </w:rPr>
+              <w:t>integer</w:t>
+            </w:r>
+            <w:r>
+              <w:rPr>
+                <w:rFonts w:ascii="Consolas" w:hAnsi="Consolas" w:cs="Consolas"/>
+                <w:color w:val="808080"/>
+                <w:sz w:val="19"/>
+                <w:szCs w:val="19"/>
+              </w:rPr>
+              <w:t>,</w:t>
+            </w:r>
+          </w:p>
+          <w:p>
+            <w:pPr>
+              <w:autoSpaceDE w:val="0"/>
+              <w:autoSpaceDN w:val="0"/>
+              <w:adjustRightInd w:val="0"/>
+              <w:rPr>
+                <w:rFonts w:ascii="Consolas" w:hAnsi="Consolas" w:cs="Consolas"/>
+                <w:color w:val="000000"/>
+                <w:sz w:val="19"/>
+                <w:szCs w:val="19"/>
+              </w:rPr>
+            </w:pPr>
+            <w:r>
+              <w:rPr>
+                <w:rFonts w:ascii="Consolas" w:hAnsi="Consolas" w:cs="Consolas"/>
+                <w:color w:val="000000"/>
+                <w:sz w:val="19"/>
+                <w:szCs w:val="19"/>
+              </w:rPr>
+              <w:t>@</w:t>
+            </w:r>
+            <w:proofErr w:type="spellStart"/>
+            <w:r>
+              <w:rPr>
+                <w:rFonts w:ascii="Consolas" w:hAnsi="Consolas" w:cs="Consolas"/>
+                <w:color w:val="000000"/>
+                <w:sz w:val="19"/>
+                <w:szCs w:val="19"/>
+              </w:rPr>
+              <w:t>prmyearid</w:t>
+            </w:r>
+            <w:proofErr w:type="spellEnd"/>
+            <w:r>
+              <w:rPr>
+                <w:rFonts w:ascii="Consolas" w:hAnsi="Consolas" w:cs="Consolas"/>
+                <w:color w:val="000000"/>
+                <w:sz w:val="19"/>
+                <w:szCs w:val="19"/>
+              </w:rPr>
+              <w:t xml:space="preserve"> </w:t>
+            </w:r>
+            <w:r>
+              <w:rPr>
+                <w:rFonts w:ascii="Consolas" w:hAnsi="Consolas" w:cs="Consolas"/>
+                <w:color w:val="0000FF"/>
+                <w:sz w:val="19"/>
+                <w:szCs w:val="19"/>
+              </w:rPr>
+              <w:t>integer</w:t>
+            </w:r>
+            <w:r>
+              <w:rPr>
+                <w:rFonts w:ascii="Consolas" w:hAnsi="Consolas" w:cs="Consolas"/>
+                <w:color w:val="808080"/>
+                <w:sz w:val="19"/>
+                <w:szCs w:val="19"/>
+              </w:rPr>
+              <w:t>,</w:t>
+            </w:r>
+          </w:p>
+          <w:p>
+            <w:pPr>
+              <w:autoSpaceDE w:val="0"/>
+              <w:autoSpaceDN w:val="0"/>
+              <w:adjustRightInd w:val="0"/>
+              <w:rPr>
+                <w:rFonts w:ascii="Consolas" w:hAnsi="Consolas" w:cs="Consolas"/>
+                <w:color w:val="000000"/>
+                <w:sz w:val="19"/>
+                <w:szCs w:val="19"/>
+              </w:rPr>
+            </w:pPr>
+            <w:r>
+              <w:rPr>
+                <w:rFonts w:ascii="Consolas" w:hAnsi="Consolas" w:cs="Consolas"/>
+                <w:color w:val="000000"/>
+                <w:sz w:val="19"/>
+                <w:szCs w:val="19"/>
+              </w:rPr>
+              <w:t>@</w:t>
+            </w:r>
+            <w:proofErr w:type="spellStart"/>
+            <w:r>
+              <w:rPr>
+                <w:rFonts w:ascii="Consolas" w:hAnsi="Consolas" w:cs="Consolas"/>
+                <w:color w:val="000000"/>
+                <w:sz w:val="19"/>
+                <w:szCs w:val="19"/>
+              </w:rPr>
+              <w:t>prmfromdate</w:t>
+            </w:r>
+            <w:proofErr w:type="spellEnd"/>
+            <w:r>
+              <w:rPr>
+                <w:rFonts w:ascii="Consolas" w:hAnsi="Consolas" w:cs="Consolas"/>
+                <w:color w:val="000000"/>
+                <w:sz w:val="19"/>
+                <w:szCs w:val="19"/>
+              </w:rPr>
+              <w:t xml:space="preserve"> </w:t>
+            </w:r>
+            <w:r>
+              <w:rPr>
+                <w:rFonts w:ascii="Consolas" w:hAnsi="Consolas" w:cs="Consolas"/>
+                <w:color w:val="0000FF"/>
+                <w:sz w:val="19"/>
+                <w:szCs w:val="19"/>
+              </w:rPr>
+              <w:t>date</w:t>
+            </w:r>
+            <w:r>
+              <w:rPr>
+                <w:rFonts w:ascii="Consolas" w:hAnsi="Consolas" w:cs="Consolas"/>
+                <w:color w:val="808080"/>
+                <w:sz w:val="19"/>
+                <w:szCs w:val="19"/>
+              </w:rPr>
+              <w:t>,</w:t>
+            </w:r>
+          </w:p>
+          <w:p>
+            <w:pPr>
+              <w:autoSpaceDE w:val="0"/>
+              <w:autoSpaceDN w:val="0"/>
+              <w:adjustRightInd w:val="0"/>
+              <w:rPr>
+                <w:rFonts w:ascii="Consolas" w:hAnsi="Consolas" w:cs="Consolas"/>
+                <w:color w:val="000000"/>
+                <w:sz w:val="19"/>
+                <w:szCs w:val="19"/>
+              </w:rPr>
+            </w:pPr>
+            <w:r>
+              <w:rPr>
+                <w:rFonts w:ascii="Consolas" w:hAnsi="Consolas" w:cs="Consolas"/>
+                <w:color w:val="000000"/>
+                <w:sz w:val="19"/>
+                <w:szCs w:val="19"/>
+              </w:rPr>
+              <w:lastRenderedPageBreak/>
+              <w:t>@</w:t>
+            </w:r>
+            <w:proofErr w:type="spellStart"/>
+            <w:r>
+              <w:rPr>
+                <w:rFonts w:ascii="Consolas" w:hAnsi="Consolas" w:cs="Consolas"/>
+                <w:color w:val="000000"/>
+                <w:sz w:val="19"/>
+                <w:szCs w:val="19"/>
+              </w:rPr>
+              <w:t>prmtodate</w:t>
+            </w:r>
+            <w:proofErr w:type="spellEnd"/>
+            <w:r>
+              <w:rPr>
+                <w:rFonts w:ascii="Consolas" w:hAnsi="Consolas" w:cs="Consolas"/>
+                <w:color w:val="000000"/>
+                <w:sz w:val="19"/>
+                <w:szCs w:val="19"/>
+              </w:rPr>
+              <w:t xml:space="preserve"> </w:t>
+            </w:r>
+            <w:r>
+              <w:rPr>
+                <w:rFonts w:ascii="Consolas" w:hAnsi="Consolas" w:cs="Consolas"/>
+                <w:color w:val="0000FF"/>
+                <w:sz w:val="19"/>
+                <w:szCs w:val="19"/>
+              </w:rPr>
+              <w:t>date</w:t>
+            </w:r>
+            <w:r>
+              <w:rPr>
+                <w:rFonts w:ascii="Consolas" w:hAnsi="Consolas" w:cs="Consolas"/>
+                <w:color w:val="808080"/>
+                <w:sz w:val="19"/>
+                <w:szCs w:val="19"/>
+              </w:rPr>
+              <w:t>,</w:t>
+            </w:r>
+          </w:p>
+          <w:p>
+            <w:pPr>
+              <w:autoSpaceDE w:val="0"/>
+              <w:autoSpaceDN w:val="0"/>
+              <w:adjustRightInd w:val="0"/>
+              <w:rPr>
+                <w:rFonts w:ascii="Consolas" w:hAnsi="Consolas" w:cs="Consolas"/>
+                <w:color w:val="000000"/>
+                <w:sz w:val="19"/>
+                <w:szCs w:val="19"/>
+              </w:rPr>
+            </w:pPr>
+            <w:r>
+              <w:rPr>
+                <w:rFonts w:ascii="Consolas" w:hAnsi="Consolas" w:cs="Consolas"/>
+                <w:color w:val="000000"/>
+                <w:sz w:val="19"/>
+                <w:szCs w:val="19"/>
+              </w:rPr>
+              <w:t>@</w:t>
+            </w:r>
+            <w:proofErr w:type="spellStart"/>
+            <w:r>
+              <w:rPr>
+                <w:rFonts w:ascii="Consolas" w:hAnsi="Consolas" w:cs="Consolas"/>
+                <w:color w:val="000000"/>
+                <w:sz w:val="19"/>
+                <w:szCs w:val="19"/>
+              </w:rPr>
+              <w:t>prmfromdivisionid</w:t>
+            </w:r>
+            <w:proofErr w:type="spellEnd"/>
+            <w:r>
+              <w:rPr>
+                <w:rFonts w:ascii="Consolas" w:hAnsi="Consolas" w:cs="Consolas"/>
+                <w:color w:val="000000"/>
+                <w:sz w:val="19"/>
+                <w:szCs w:val="19"/>
+              </w:rPr>
+              <w:t xml:space="preserve"> </w:t>
+            </w:r>
+            <w:r>
+              <w:rPr>
+                <w:rFonts w:ascii="Consolas" w:hAnsi="Consolas" w:cs="Consolas"/>
+                <w:color w:val="0000FF"/>
+                <w:sz w:val="19"/>
+                <w:szCs w:val="19"/>
+              </w:rPr>
+              <w:t>integer</w:t>
+            </w:r>
+            <w:r>
+              <w:rPr>
+                <w:rFonts w:ascii="Consolas" w:hAnsi="Consolas" w:cs="Consolas"/>
+                <w:color w:val="808080"/>
+                <w:sz w:val="19"/>
+                <w:szCs w:val="19"/>
+              </w:rPr>
+              <w:t>,</w:t>
+            </w:r>
+          </w:p>
+          <w:p>
+            <w:pPr>
+              <w:rPr>
+                <w:rFonts w:ascii="Calibri" w:eastAsia="Calibri" w:hAnsi="Calibri" w:cs="Calibri"/>
+                <w:color w:val="166534"/>
+                <w:sz w:val="19"/>
+                <w:szCs w:val="19"/>
+              </w:rPr>
+            </w:pPr>
+            <w:r>
+              <w:rPr>
+                <w:rFonts w:ascii="Consolas" w:hAnsi="Consolas" w:cs="Consolas"/>
+                <w:color w:val="000000"/>
+                <w:sz w:val="19"/>
+                <w:szCs w:val="19"/>
+              </w:rPr>
+              <w:t>@</w:t>
+            </w:r>
+            <w:proofErr w:type="spellStart"/>
+            <w:r>
+              <w:rPr>
+                <w:rFonts w:ascii="Consolas" w:hAnsi="Consolas" w:cs="Consolas"/>
+                <w:color w:val="000000"/>
+                <w:sz w:val="19"/>
+                <w:szCs w:val="19"/>
+              </w:rPr>
+              <w:t>prmfromlocationid</w:t>
+            </w:r>
+            <w:proofErr w:type="spellEnd"/>
+            <w:r>
+              <w:rPr>
+                <w:rFonts w:ascii="Consolas" w:hAnsi="Consolas" w:cs="Consolas"/>
+                <w:color w:val="000000"/>
+                <w:sz w:val="19"/>
+                <w:szCs w:val="19"/>
+              </w:rPr>
+              <w:t xml:space="preserve"> </w:t>
+            </w:r>
+            <w:r>
+              <w:rPr>
+                <w:rFonts w:ascii="Consolas" w:hAnsi="Consolas" w:cs="Consolas"/>
+                <w:color w:val="0000FF"/>
+                <w:sz w:val="19"/>
+                <w:szCs w:val="19"/>
+              </w:rPr>
+              <w:t>integer</w:t>
             </w:r>
           </w:p>
         </w:tc>
@@ -9745,6 +11896,7 @@
                 <w:sz w:val="19"/>
                 <w:szCs w:val="19"/>
               </w:rPr>
+              <w:lastRenderedPageBreak/>
               <w:t>Assets Item Detail (Popup)</w:t>
             </w:r>
           </w:p>
@@ -9783,7 +11935,16 @@
                 <w:sz w:val="19"/>
                 <w:szCs w:val="19"/>
               </w:rPr>
-              <w:t>fn_tbl_rb_astwritoffselonly</w:t>
+              <w:t>fn_tbl_</w:t>
+            </w:r>
+            <w:r>
+              <w:rPr>
+                <w:rFonts w:ascii="Consolas" w:hAnsi="Consolas" w:cs="Consolas"/>
+                <w:color w:val="000000"/>
+                <w:sz w:val="19"/>
+                <w:szCs w:val="19"/>
+              </w:rPr>
+              <w:t>rb_astwrtoffselonly</w:t>
             </w:r>
             <w:proofErr w:type="spellEnd"/>
           </w:p>
@@ -9840,6 +12001,24 @@
             <w:r>
               <w:rPr>
                 <w:rFonts w:ascii="Consolas" w:hAnsi="Consolas" w:cs="Consolas"/>
+                <w:color w:val="000000"/>
+                <w:sz w:val="19"/>
+                <w:szCs w:val="19"/>
+              </w:rPr>
+              <w:t xml:space="preserve"> </w:t>
+            </w:r>
+            <w:r>
+              <w:rPr>
+                <w:rFonts w:ascii="Consolas" w:hAnsi="Consolas" w:cs="Consolas"/>
+                <w:color w:val="0000FF"/>
+                <w:sz w:val="19"/>
+                <w:szCs w:val="19"/>
+              </w:rPr>
+              <w:t>integer</w:t>
+            </w:r>
+            <w:r>
+              <w:rPr>
+                <w:rFonts w:ascii="Consolas" w:hAnsi="Consolas" w:cs="Consolas"/>
                 <w:color w:val="808080"/>
                 <w:sz w:val="19"/>
                 <w:szCs w:val="19"/>
@@ -9853,7 +12032,7 @@
                 <w:sz w:val="19"/>
                 <w:szCs w:val="19"/>
               </w:rPr>
-              <w:t xml:space="preserve">          </w:t>
+              <w:t xml:space="preserve">  </w:t>
             </w:r>
           </w:p>
           <w:p>
@@ -9885,12 +12064,30 @@
                 <w:sz w:val="19"/>
                 <w:szCs w:val="19"/>
               </w:rPr>
-              <w:t>prmyearid</w:t>
+              <w:t>prmloginid</w:t>
             </w:r>
             <w:proofErr w:type="spellEnd"/>
             <w:r>
               <w:rPr>
                 <w:rFonts w:ascii="Consolas" w:hAnsi="Consolas" w:cs="Consolas"/>
+                <w:color w:val="000000"/>
+                <w:sz w:val="19"/>
+                <w:szCs w:val="19"/>
+              </w:rPr>
+              <w:t xml:space="preserve"> </w:t>
+            </w:r>
+            <w:r>
+              <w:rPr>
+                <w:rFonts w:ascii="Consolas" w:hAnsi="Consolas" w:cs="Consolas"/>
+                <w:color w:val="0000FF"/>
+                <w:sz w:val="19"/>
+                <w:szCs w:val="19"/>
+              </w:rPr>
+              <w:t>integer</w:t>
+            </w:r>
+            <w:r>
+              <w:rPr>
+                <w:rFonts w:ascii="Consolas" w:hAnsi="Consolas" w:cs="Consolas"/>
                 <w:color w:val="808080"/>
                 <w:sz w:val="19"/>
                 <w:szCs w:val="19"/>
@@ -9904,7 +12101,7 @@
                 <w:sz w:val="19"/>
                 <w:szCs w:val="19"/>
               </w:rPr>
-              <w:t xml:space="preserve">    </w:t>
+              <w:t xml:space="preserve">  </w:t>
             </w:r>
           </w:p>
           <w:p>
@@ -9936,7 +12133,27 @@
                 <w:sz w:val="19"/>
                 <w:szCs w:val="19"/>
               </w:rPr>
-              <w:t>prmdivisionid</w:t>
+              <w:t>prmyearid</w:t>
+            </w:r>
+            <w:proofErr w:type="spellEnd"/>
+            <w:r>
+              <w:rPr>
+                <w:rFonts w:ascii="Consolas" w:hAnsi="Consolas" w:cs="Consolas"/>
+                <w:color w:val="000000"/>
+                <w:sz w:val="19"/>
+                <w:szCs w:val="19"/>
+              </w:rPr>
+              <w:t xml:space="preserve"> </w:t>
+            </w:r>
+            <w:proofErr w:type="spellStart"/>
+            <w:r>
+              <w:rPr>
+                <w:rFonts w:ascii="Consolas" w:hAnsi="Consolas" w:cs="Consolas"/>
+                <w:color w:val="0000FF"/>
+                <w:sz w:val="19"/>
+                <w:szCs w:val="19"/>
+              </w:rPr>
+              <w:t>int</w:t>
             </w:r>
             <w:proofErr w:type="spellEnd"/>
             <w:r>
@@ -9993,6 +12210,24 @@
             <w:r>
               <w:rPr>
                 <w:rFonts w:ascii="Consolas" w:hAnsi="Consolas" w:cs="Consolas"/>
+                <w:color w:val="000000"/>
+                <w:sz w:val="19"/>
+                <w:szCs w:val="19"/>
+              </w:rPr>
+              <w:t xml:space="preserve"> </w:t>
+            </w:r>
+            <w:r>
+              <w:rPr>
+                <w:rFonts w:ascii="Consolas" w:hAnsi="Consolas" w:cs="Consolas"/>
+                <w:color w:val="0000FF"/>
+                <w:sz w:val="19"/>
+                <w:szCs w:val="19"/>
+              </w:rPr>
+              <w:t>date</w:t>
+            </w:r>
+            <w:r>
+              <w:rPr>
+                <w:rFonts w:ascii="Consolas" w:hAnsi="Consolas" w:cs="Consolas"/>
                 <w:color w:val="808080"/>
                 <w:sz w:val="19"/>
                 <w:szCs w:val="19"/>
@@ -10006,7 +12241,7 @@
                 <w:sz w:val="19"/>
                 <w:szCs w:val="19"/>
               </w:rPr>
-              <w:t xml:space="preserve">    </w:t>
+              <w:t xml:space="preserve">  </w:t>
             </w:r>
           </w:p>
           <w:p>
@@ -10038,9 +12273,27 @@
                 <w:sz w:val="19"/>
                 <w:szCs w:val="19"/>
               </w:rPr>
-              <w:t>prmaccountid</w:t>
+              <w:t>prmfromdivisionid</w:t>
             </w:r>
             <w:proofErr w:type="spellEnd"/>
+            <w:r>
+              <w:rPr>
+                <w:rFonts w:ascii="Consolas" w:hAnsi="Consolas" w:cs="Consolas"/>
+                <w:color w:val="000000"/>
+                <w:sz w:val="19"/>
+                <w:szCs w:val="19"/>
+              </w:rPr>
+              <w:t xml:space="preserve"> </w:t>
+            </w:r>
+            <w:r>
+              <w:rPr>
+                <w:rFonts w:ascii="Consolas" w:hAnsi="Consolas" w:cs="Consolas"/>
+                <w:color w:val="0000FF"/>
+                <w:sz w:val="19"/>
+                <w:szCs w:val="19"/>
+              </w:rPr>
+              <w:t>integer</w:t>
+            </w:r>
             <w:r>
               <w:rPr>
                 <w:rFonts w:ascii="Consolas" w:hAnsi="Consolas" w:cs="Consolas"/>
@@ -10089,12 +12342,30 @@
                 <w:sz w:val="19"/>
                 <w:szCs w:val="19"/>
               </w:rPr>
-              <w:t>prmlocationid</w:t>
+              <w:t>prmtodivisionid</w:t>
             </w:r>
             <w:proofErr w:type="spellEnd"/>
             <w:r>
               <w:rPr>
                 <w:rFonts w:ascii="Consolas" w:hAnsi="Consolas" w:cs="Consolas"/>
+                <w:color w:val="000000"/>
+                <w:sz w:val="19"/>
+                <w:szCs w:val="19"/>
+              </w:rPr>
+              <w:t xml:space="preserve"> </w:t>
+            </w:r>
+            <w:r>
+              <w:rPr>
+                <w:rFonts w:ascii="Consolas" w:hAnsi="Consolas" w:cs="Consolas"/>
+                <w:color w:val="0000FF"/>
+                <w:sz w:val="19"/>
+                <w:szCs w:val="19"/>
+              </w:rPr>
+              <w:t>integer</w:t>
+            </w:r>
+            <w:r>
+              <w:rPr>
+                <w:rFonts w:ascii="Consolas" w:hAnsi="Consolas" w:cs="Consolas"/>
                 <w:color w:val="808080"/>
                 <w:sz w:val="19"/>
                 <w:szCs w:val="19"/>
@@ -10113,9 +12384,12 @@
           </w:p>
           <w:p>
             <w:pPr>
-              <w:rPr>
-                <w:rFonts w:ascii="Calibri" w:eastAsia="Calibri" w:hAnsi="Calibri" w:cs="Calibri"/>
-                <w:color w:val="166534"/>
+              <w:autoSpaceDE w:val="0"/>
+              <w:autoSpaceDN w:val="0"/>
+              <w:adjustRightInd w:val="0"/>
+              <w:rPr>
+                <w:rFonts w:ascii="Consolas" w:hAnsi="Consolas" w:cs="Consolas"/>
+                <w:color w:val="000000"/>
                 <w:sz w:val="19"/>
                 <w:szCs w:val="19"/>
               </w:rPr>
@@ -10137,9 +12411,803 @@
                 <w:sz w:val="19"/>
                 <w:szCs w:val="19"/>
               </w:rPr>
-              <w:t>prmnotin</w:t>
+              <w:t>prmfromlocationid</w:t>
             </w:r>
             <w:proofErr w:type="spellEnd"/>
+            <w:r>
+              <w:rPr>
+                <w:rFonts w:ascii="Consolas" w:hAnsi="Consolas" w:cs="Consolas"/>
+                <w:color w:val="000000"/>
+                <w:sz w:val="19"/>
+                <w:szCs w:val="19"/>
+              </w:rPr>
+              <w:t xml:space="preserve"> </w:t>
+            </w:r>
+            <w:r>
+              <w:rPr>
+                <w:rFonts w:ascii="Consolas" w:hAnsi="Consolas" w:cs="Consolas"/>
+                <w:color w:val="0000FF"/>
+                <w:sz w:val="19"/>
+                <w:szCs w:val="19"/>
+              </w:rPr>
+              <w:t>integer</w:t>
+            </w:r>
+            <w:r>
+              <w:rPr>
+                <w:rFonts w:ascii="Consolas" w:hAnsi="Consolas" w:cs="Consolas"/>
+                <w:color w:val="808080"/>
+                <w:sz w:val="19"/>
+                <w:szCs w:val="19"/>
+              </w:rPr>
+              <w:t>,</w:t>
+            </w:r>
+            <w:r>
+              <w:rPr>
+                <w:rFonts w:ascii="Consolas" w:hAnsi="Consolas" w:cs="Consolas"/>
+                <w:color w:val="000000"/>
+                <w:sz w:val="19"/>
+                <w:szCs w:val="19"/>
+              </w:rPr>
+              <w:t xml:space="preserve">  </w:t>
+            </w:r>
+          </w:p>
+          <w:p>
+            <w:pPr>
+              <w:autoSpaceDE w:val="0"/>
+              <w:autoSpaceDN w:val="0"/>
+              <w:adjustRightInd w:val="0"/>
+              <w:rPr>
+                <w:rFonts w:ascii="Consolas" w:hAnsi="Consolas" w:cs="Consolas"/>
+                <w:color w:val="000000"/>
+                <w:sz w:val="19"/>
+                <w:szCs w:val="19"/>
+              </w:rPr>
+            </w:pPr>
+            <w:r>
+              <w:rPr>
+                <w:rFonts w:ascii="Consolas" w:hAnsi="Consolas" w:cs="Consolas"/>
+                <w:color w:val="000000"/>
+                <w:sz w:val="19"/>
+                <w:szCs w:val="19"/>
+              </w:rPr>
+              <w:t>@</w:t>
+            </w:r>
+            <w:proofErr w:type="spellStart"/>
+            <w:r>
+              <w:rPr>
+                <w:rFonts w:ascii="Consolas" w:hAnsi="Consolas" w:cs="Consolas"/>
+                <w:color w:val="000000"/>
+                <w:sz w:val="19"/>
+                <w:szCs w:val="19"/>
+              </w:rPr>
+              <w:t>prmtolocationid</w:t>
+            </w:r>
+            <w:proofErr w:type="spellEnd"/>
+            <w:r>
+              <w:rPr>
+                <w:rFonts w:ascii="Consolas" w:hAnsi="Consolas" w:cs="Consolas"/>
+                <w:color w:val="000000"/>
+                <w:sz w:val="19"/>
+                <w:szCs w:val="19"/>
+              </w:rPr>
+              <w:t xml:space="preserve"> </w:t>
+            </w:r>
+            <w:r>
+              <w:rPr>
+                <w:rFonts w:ascii="Consolas" w:hAnsi="Consolas" w:cs="Consolas"/>
+                <w:color w:val="0000FF"/>
+                <w:sz w:val="19"/>
+                <w:szCs w:val="19"/>
+              </w:rPr>
+              <w:t>integer</w:t>
+            </w:r>
+            <w:r>
+              <w:rPr>
+                <w:rFonts w:ascii="Consolas" w:hAnsi="Consolas" w:cs="Consolas"/>
+                <w:color w:val="808080"/>
+                <w:sz w:val="19"/>
+                <w:szCs w:val="19"/>
+              </w:rPr>
+              <w:t>,</w:t>
+            </w:r>
+            <w:r>
+              <w:rPr>
+                <w:rFonts w:ascii="Consolas" w:hAnsi="Consolas" w:cs="Consolas"/>
+                <w:color w:val="000000"/>
+                <w:sz w:val="19"/>
+                <w:szCs w:val="19"/>
+              </w:rPr>
+              <w:t xml:space="preserve">  </w:t>
+            </w:r>
+          </w:p>
+          <w:p>
+            <w:pPr>
+              <w:autoSpaceDE w:val="0"/>
+              <w:autoSpaceDN w:val="0"/>
+              <w:adjustRightInd w:val="0"/>
+              <w:rPr>
+                <w:rFonts w:ascii="Consolas" w:hAnsi="Consolas" w:cs="Consolas"/>
+                <w:color w:val="000000"/>
+                <w:sz w:val="19"/>
+                <w:szCs w:val="19"/>
+              </w:rPr>
+            </w:pPr>
+            <w:r>
+              <w:rPr>
+                <w:rFonts w:ascii="Consolas" w:hAnsi="Consolas" w:cs="Consolas"/>
+                <w:color w:val="000000"/>
+                <w:sz w:val="19"/>
+                <w:szCs w:val="19"/>
+              </w:rPr>
+              <w:t>@</w:t>
+            </w:r>
+            <w:proofErr w:type="spellStart"/>
+            <w:r>
+              <w:rPr>
+                <w:rFonts w:ascii="Consolas" w:hAnsi="Consolas" w:cs="Consolas"/>
+                <w:color w:val="000000"/>
+                <w:sz w:val="19"/>
+                <w:szCs w:val="19"/>
+              </w:rPr>
+              <w:t>prmfromdeptid</w:t>
+            </w:r>
+            <w:proofErr w:type="spellEnd"/>
+            <w:r>
+              <w:rPr>
+                <w:rFonts w:ascii="Consolas" w:hAnsi="Consolas" w:cs="Consolas"/>
+                <w:color w:val="000000"/>
+                <w:sz w:val="19"/>
+                <w:szCs w:val="19"/>
+              </w:rPr>
+              <w:t xml:space="preserve"> </w:t>
+            </w:r>
+            <w:r>
+              <w:rPr>
+                <w:rFonts w:ascii="Consolas" w:hAnsi="Consolas" w:cs="Consolas"/>
+                <w:color w:val="0000FF"/>
+                <w:sz w:val="19"/>
+                <w:szCs w:val="19"/>
+              </w:rPr>
+              <w:t>integer</w:t>
+            </w:r>
+            <w:r>
+              <w:rPr>
+                <w:rFonts w:ascii="Consolas" w:hAnsi="Consolas" w:cs="Consolas"/>
+                <w:color w:val="808080"/>
+                <w:sz w:val="19"/>
+                <w:szCs w:val="19"/>
+              </w:rPr>
+              <w:t>,</w:t>
+            </w:r>
+            <w:r>
+              <w:rPr>
+                <w:rFonts w:ascii="Consolas" w:hAnsi="Consolas" w:cs="Consolas"/>
+                <w:color w:val="000000"/>
+                <w:sz w:val="19"/>
+                <w:szCs w:val="19"/>
+              </w:rPr>
+              <w:t xml:space="preserve">  </w:t>
+            </w:r>
+          </w:p>
+          <w:p>
+            <w:pPr>
+              <w:autoSpaceDE w:val="0"/>
+              <w:autoSpaceDN w:val="0"/>
+              <w:adjustRightInd w:val="0"/>
+              <w:rPr>
+                <w:rFonts w:ascii="Consolas" w:hAnsi="Consolas" w:cs="Consolas"/>
+                <w:color w:val="000000"/>
+                <w:sz w:val="19"/>
+                <w:szCs w:val="19"/>
+              </w:rPr>
+            </w:pPr>
+            <w:r>
+              <w:rPr>
+                <w:rFonts w:ascii="Consolas" w:hAnsi="Consolas" w:cs="Consolas"/>
+                <w:color w:val="000000"/>
+                <w:sz w:val="19"/>
+                <w:szCs w:val="19"/>
+              </w:rPr>
+              <w:t>@</w:t>
+            </w:r>
+            <w:proofErr w:type="spellStart"/>
+            <w:r>
+              <w:rPr>
+                <w:rFonts w:ascii="Consolas" w:hAnsi="Consolas" w:cs="Consolas"/>
+                <w:color w:val="000000"/>
+                <w:sz w:val="19"/>
+                <w:szCs w:val="19"/>
+              </w:rPr>
+              <w:t>prmtodeptid</w:t>
+            </w:r>
+            <w:proofErr w:type="spellEnd"/>
+            <w:r>
+              <w:rPr>
+                <w:rFonts w:ascii="Consolas" w:hAnsi="Consolas" w:cs="Consolas"/>
+                <w:color w:val="000000"/>
+                <w:sz w:val="19"/>
+                <w:szCs w:val="19"/>
+              </w:rPr>
+              <w:t xml:space="preserve"> </w:t>
+            </w:r>
+            <w:r>
+              <w:rPr>
+                <w:rFonts w:ascii="Consolas" w:hAnsi="Consolas" w:cs="Consolas"/>
+                <w:color w:val="0000FF"/>
+                <w:sz w:val="19"/>
+                <w:szCs w:val="19"/>
+              </w:rPr>
+              <w:t>integer</w:t>
+            </w:r>
+            <w:r>
+              <w:rPr>
+                <w:rFonts w:ascii="Consolas" w:hAnsi="Consolas" w:cs="Consolas"/>
+                <w:color w:val="808080"/>
+                <w:sz w:val="19"/>
+                <w:szCs w:val="19"/>
+              </w:rPr>
+              <w:t>,</w:t>
+            </w:r>
+            <w:r>
+              <w:rPr>
+                <w:rFonts w:ascii="Consolas" w:hAnsi="Consolas" w:cs="Consolas"/>
+                <w:color w:val="000000"/>
+                <w:sz w:val="19"/>
+                <w:szCs w:val="19"/>
+              </w:rPr>
+              <w:t xml:space="preserve">  </w:t>
+            </w:r>
+          </w:p>
+          <w:p>
+            <w:pPr>
+              <w:autoSpaceDE w:val="0"/>
+              <w:autoSpaceDN w:val="0"/>
+              <w:adjustRightInd w:val="0"/>
+              <w:rPr>
+                <w:rFonts w:ascii="Consolas" w:hAnsi="Consolas" w:cs="Consolas"/>
+                <w:color w:val="000000"/>
+                <w:sz w:val="19"/>
+                <w:szCs w:val="19"/>
+              </w:rPr>
+            </w:pPr>
+            <w:r>
+              <w:rPr>
+                <w:rFonts w:ascii="Consolas" w:hAnsi="Consolas" w:cs="Consolas"/>
+                <w:color w:val="000000"/>
+                <w:sz w:val="19"/>
+                <w:szCs w:val="19"/>
+              </w:rPr>
+              <w:t>@</w:t>
+            </w:r>
+            <w:proofErr w:type="spellStart"/>
+            <w:r>
+              <w:rPr>
+                <w:rFonts w:ascii="Consolas" w:hAnsi="Consolas" w:cs="Consolas"/>
+                <w:color w:val="000000"/>
+                <w:sz w:val="19"/>
+                <w:szCs w:val="19"/>
+              </w:rPr>
+              <w:t>prmfromempuserid</w:t>
+            </w:r>
+            <w:proofErr w:type="spellEnd"/>
+            <w:r>
+              <w:rPr>
+                <w:rFonts w:ascii="Consolas" w:hAnsi="Consolas" w:cs="Consolas"/>
+                <w:color w:val="000000"/>
+                <w:sz w:val="19"/>
+                <w:szCs w:val="19"/>
+              </w:rPr>
+              <w:t xml:space="preserve"> </w:t>
+            </w:r>
+            <w:r>
+              <w:rPr>
+                <w:rFonts w:ascii="Consolas" w:hAnsi="Consolas" w:cs="Consolas"/>
+                <w:color w:val="0000FF"/>
+                <w:sz w:val="19"/>
+                <w:szCs w:val="19"/>
+              </w:rPr>
+              <w:t>integer</w:t>
+            </w:r>
+            <w:r>
+              <w:rPr>
+                <w:rFonts w:ascii="Consolas" w:hAnsi="Consolas" w:cs="Consolas"/>
+                <w:color w:val="808080"/>
+                <w:sz w:val="19"/>
+                <w:szCs w:val="19"/>
+              </w:rPr>
+              <w:t>,</w:t>
+            </w:r>
+            <w:r>
+              <w:rPr>
+                <w:rFonts w:ascii="Consolas" w:hAnsi="Consolas" w:cs="Consolas"/>
+                <w:color w:val="000000"/>
+                <w:sz w:val="19"/>
+                <w:szCs w:val="19"/>
+              </w:rPr>
+              <w:t xml:space="preserve">  </w:t>
+            </w:r>
+          </w:p>
+          <w:p>
+            <w:pPr>
+              <w:autoSpaceDE w:val="0"/>
+              <w:autoSpaceDN w:val="0"/>
+              <w:adjustRightInd w:val="0"/>
+              <w:rPr>
+                <w:rFonts w:ascii="Consolas" w:hAnsi="Consolas" w:cs="Consolas"/>
+                <w:color w:val="000000"/>
+                <w:sz w:val="19"/>
+                <w:szCs w:val="19"/>
+              </w:rPr>
+            </w:pPr>
+            <w:r>
+              <w:rPr>
+                <w:rFonts w:ascii="Consolas" w:hAnsi="Consolas" w:cs="Consolas"/>
+                <w:color w:val="000000"/>
+                <w:sz w:val="19"/>
+                <w:szCs w:val="19"/>
+              </w:rPr>
+              <w:t>@</w:t>
+            </w:r>
+            <w:proofErr w:type="spellStart"/>
+            <w:r>
+              <w:rPr>
+                <w:rFonts w:ascii="Consolas" w:hAnsi="Consolas" w:cs="Consolas"/>
+                <w:color w:val="000000"/>
+                <w:sz w:val="19"/>
+                <w:szCs w:val="19"/>
+              </w:rPr>
+              <w:t>prmtoempuserid</w:t>
+            </w:r>
+            <w:proofErr w:type="spellEnd"/>
+            <w:r>
+              <w:rPr>
+                <w:rFonts w:ascii="Consolas" w:hAnsi="Consolas" w:cs="Consolas"/>
+                <w:color w:val="000000"/>
+                <w:sz w:val="19"/>
+                <w:szCs w:val="19"/>
+              </w:rPr>
+              <w:t xml:space="preserve"> </w:t>
+            </w:r>
+            <w:r>
+              <w:rPr>
+                <w:rFonts w:ascii="Consolas" w:hAnsi="Consolas" w:cs="Consolas"/>
+                <w:color w:val="0000FF"/>
+                <w:sz w:val="19"/>
+                <w:szCs w:val="19"/>
+              </w:rPr>
+              <w:t>integer</w:t>
+            </w:r>
+            <w:r>
+              <w:rPr>
+                <w:rFonts w:ascii="Consolas" w:hAnsi="Consolas" w:cs="Consolas"/>
+                <w:color w:val="808080"/>
+                <w:sz w:val="19"/>
+                <w:szCs w:val="19"/>
+              </w:rPr>
+              <w:t>,</w:t>
+            </w:r>
+            <w:r>
+              <w:rPr>
+                <w:rFonts w:ascii="Consolas" w:hAnsi="Consolas" w:cs="Consolas"/>
+                <w:color w:val="000000"/>
+                <w:sz w:val="19"/>
+                <w:szCs w:val="19"/>
+              </w:rPr>
+              <w:t xml:space="preserve">  </w:t>
+            </w:r>
+          </w:p>
+          <w:p>
+            <w:pPr>
+              <w:autoSpaceDE w:val="0"/>
+              <w:autoSpaceDN w:val="0"/>
+              <w:adjustRightInd w:val="0"/>
+              <w:rPr>
+                <w:rFonts w:ascii="Consolas" w:hAnsi="Consolas" w:cs="Consolas"/>
+                <w:color w:val="000000"/>
+                <w:sz w:val="19"/>
+                <w:szCs w:val="19"/>
+              </w:rPr>
+            </w:pPr>
+            <w:r>
+              <w:rPr>
+                <w:rFonts w:ascii="Consolas" w:hAnsi="Consolas" w:cs="Consolas"/>
+                <w:color w:val="000000"/>
+                <w:sz w:val="19"/>
+                <w:szCs w:val="19"/>
+              </w:rPr>
+              <w:t>@</w:t>
+            </w:r>
+            <w:proofErr w:type="spellStart"/>
+            <w:r>
+              <w:rPr>
+                <w:rFonts w:ascii="Consolas" w:hAnsi="Consolas" w:cs="Consolas"/>
+                <w:color w:val="000000"/>
+                <w:sz w:val="19"/>
+                <w:szCs w:val="19"/>
+              </w:rPr>
+              <w:t>prmfromworkingclientid</w:t>
+            </w:r>
+            <w:proofErr w:type="spellEnd"/>
+            <w:r>
+              <w:rPr>
+                <w:rFonts w:ascii="Consolas" w:hAnsi="Consolas" w:cs="Consolas"/>
+                <w:color w:val="000000"/>
+                <w:sz w:val="19"/>
+                <w:szCs w:val="19"/>
+              </w:rPr>
+              <w:t xml:space="preserve"> </w:t>
+            </w:r>
+            <w:r>
+              <w:rPr>
+                <w:rFonts w:ascii="Consolas" w:hAnsi="Consolas" w:cs="Consolas"/>
+                <w:color w:val="0000FF"/>
+                <w:sz w:val="19"/>
+                <w:szCs w:val="19"/>
+              </w:rPr>
+              <w:t>integer</w:t>
+            </w:r>
+            <w:r>
+              <w:rPr>
+                <w:rFonts w:ascii="Consolas" w:hAnsi="Consolas" w:cs="Consolas"/>
+                <w:color w:val="808080"/>
+                <w:sz w:val="19"/>
+                <w:szCs w:val="19"/>
+              </w:rPr>
+              <w:t>,</w:t>
+            </w:r>
+            <w:r>
+              <w:rPr>
+                <w:rFonts w:ascii="Consolas" w:hAnsi="Consolas" w:cs="Consolas"/>
+                <w:color w:val="000000"/>
+                <w:sz w:val="19"/>
+                <w:szCs w:val="19"/>
+              </w:rPr>
+              <w:t xml:space="preserve">  </w:t>
+            </w:r>
+          </w:p>
+          <w:p>
+            <w:pPr>
+              <w:autoSpaceDE w:val="0"/>
+              <w:autoSpaceDN w:val="0"/>
+              <w:adjustRightInd w:val="0"/>
+              <w:rPr>
+                <w:rFonts w:ascii="Consolas" w:hAnsi="Consolas" w:cs="Consolas"/>
+                <w:color w:val="000000"/>
+                <w:sz w:val="19"/>
+                <w:szCs w:val="19"/>
+              </w:rPr>
+            </w:pPr>
+            <w:r>
+              <w:rPr>
+                <w:rFonts w:ascii="Consolas" w:hAnsi="Consolas" w:cs="Consolas"/>
+                <w:color w:val="000000"/>
+                <w:sz w:val="19"/>
+                <w:szCs w:val="19"/>
+              </w:rPr>
+              <w:t>@</w:t>
+            </w:r>
+            <w:proofErr w:type="spellStart"/>
+            <w:r>
+              <w:rPr>
+                <w:rFonts w:ascii="Consolas" w:hAnsi="Consolas" w:cs="Consolas"/>
+                <w:color w:val="000000"/>
+                <w:sz w:val="19"/>
+                <w:szCs w:val="19"/>
+              </w:rPr>
+              <w:t>prmtoworkingclientid</w:t>
+            </w:r>
+            <w:proofErr w:type="spellEnd"/>
+            <w:r>
+              <w:rPr>
+                <w:rFonts w:ascii="Consolas" w:hAnsi="Consolas" w:cs="Consolas"/>
+                <w:color w:val="000000"/>
+                <w:sz w:val="19"/>
+                <w:szCs w:val="19"/>
+              </w:rPr>
+              <w:t xml:space="preserve"> </w:t>
+            </w:r>
+            <w:r>
+              <w:rPr>
+                <w:rFonts w:ascii="Consolas" w:hAnsi="Consolas" w:cs="Consolas"/>
+                <w:color w:val="0000FF"/>
+                <w:sz w:val="19"/>
+                <w:szCs w:val="19"/>
+              </w:rPr>
+              <w:t>integer</w:t>
+            </w:r>
+            <w:r>
+              <w:rPr>
+                <w:rFonts w:ascii="Consolas" w:hAnsi="Consolas" w:cs="Consolas"/>
+                <w:color w:val="808080"/>
+                <w:sz w:val="19"/>
+                <w:szCs w:val="19"/>
+              </w:rPr>
+              <w:t>,</w:t>
+            </w:r>
+            <w:r>
+              <w:rPr>
+                <w:rFonts w:ascii="Consolas" w:hAnsi="Consolas" w:cs="Consolas"/>
+                <w:color w:val="000000"/>
+                <w:sz w:val="19"/>
+                <w:szCs w:val="19"/>
+              </w:rPr>
+              <w:t xml:space="preserve">  </w:t>
+            </w:r>
+          </w:p>
+          <w:p>
+            <w:pPr>
+              <w:autoSpaceDE w:val="0"/>
+              <w:autoSpaceDN w:val="0"/>
+              <w:adjustRightInd w:val="0"/>
+              <w:rPr>
+                <w:rFonts w:ascii="Consolas" w:hAnsi="Consolas" w:cs="Consolas"/>
+                <w:color w:val="000000"/>
+                <w:sz w:val="19"/>
+                <w:szCs w:val="19"/>
+              </w:rPr>
+            </w:pPr>
+            <w:r>
+              <w:rPr>
+                <w:rFonts w:ascii="Consolas" w:hAnsi="Consolas" w:cs="Consolas"/>
+                <w:color w:val="000000"/>
+                <w:sz w:val="19"/>
+                <w:szCs w:val="19"/>
+              </w:rPr>
+              <w:t>@</w:t>
+            </w:r>
+            <w:proofErr w:type="spellStart"/>
+            <w:r>
+              <w:rPr>
+                <w:rFonts w:ascii="Consolas" w:hAnsi="Consolas" w:cs="Consolas"/>
+                <w:color w:val="000000"/>
+                <w:sz w:val="19"/>
+                <w:szCs w:val="19"/>
+              </w:rPr>
+              <w:t>prmfromvendorid</w:t>
+            </w:r>
+            <w:proofErr w:type="spellEnd"/>
+            <w:r>
+              <w:rPr>
+                <w:rFonts w:ascii="Consolas" w:hAnsi="Consolas" w:cs="Consolas"/>
+                <w:color w:val="000000"/>
+                <w:sz w:val="19"/>
+                <w:szCs w:val="19"/>
+              </w:rPr>
+              <w:t xml:space="preserve"> </w:t>
+            </w:r>
+            <w:r>
+              <w:rPr>
+                <w:rFonts w:ascii="Consolas" w:hAnsi="Consolas" w:cs="Consolas"/>
+                <w:color w:val="0000FF"/>
+                <w:sz w:val="19"/>
+                <w:szCs w:val="19"/>
+              </w:rPr>
+              <w:t>integer</w:t>
+            </w:r>
+            <w:r>
+              <w:rPr>
+                <w:rFonts w:ascii="Consolas" w:hAnsi="Consolas" w:cs="Consolas"/>
+                <w:color w:val="808080"/>
+                <w:sz w:val="19"/>
+                <w:szCs w:val="19"/>
+              </w:rPr>
+              <w:t>,</w:t>
+            </w:r>
+            <w:r>
+              <w:rPr>
+                <w:rFonts w:ascii="Consolas" w:hAnsi="Consolas" w:cs="Consolas"/>
+                <w:color w:val="000000"/>
+                <w:sz w:val="19"/>
+                <w:szCs w:val="19"/>
+              </w:rPr>
+              <w:t xml:space="preserve">  </w:t>
+            </w:r>
+          </w:p>
+          <w:p>
+            <w:pPr>
+              <w:autoSpaceDE w:val="0"/>
+              <w:autoSpaceDN w:val="0"/>
+              <w:adjustRightInd w:val="0"/>
+              <w:rPr>
+                <w:rFonts w:ascii="Consolas" w:hAnsi="Consolas" w:cs="Consolas"/>
+                <w:color w:val="000000"/>
+                <w:sz w:val="19"/>
+                <w:szCs w:val="19"/>
+              </w:rPr>
+            </w:pPr>
+            <w:r>
+              <w:rPr>
+                <w:rFonts w:ascii="Consolas" w:hAnsi="Consolas" w:cs="Consolas"/>
+                <w:color w:val="000000"/>
+                <w:sz w:val="19"/>
+                <w:szCs w:val="19"/>
+              </w:rPr>
+              <w:t>@</w:t>
+            </w:r>
+            <w:proofErr w:type="spellStart"/>
+            <w:r>
+              <w:rPr>
+                <w:rFonts w:ascii="Consolas" w:hAnsi="Consolas" w:cs="Consolas"/>
+                <w:color w:val="000000"/>
+                <w:sz w:val="19"/>
+                <w:szCs w:val="19"/>
+              </w:rPr>
+              <w:t>prmtovendorid</w:t>
+            </w:r>
+            <w:proofErr w:type="spellEnd"/>
+            <w:r>
+              <w:rPr>
+                <w:rFonts w:ascii="Consolas" w:hAnsi="Consolas" w:cs="Consolas"/>
+                <w:color w:val="000000"/>
+                <w:sz w:val="19"/>
+                <w:szCs w:val="19"/>
+              </w:rPr>
+              <w:t xml:space="preserve"> </w:t>
+            </w:r>
+            <w:r>
+              <w:rPr>
+                <w:rFonts w:ascii="Consolas" w:hAnsi="Consolas" w:cs="Consolas"/>
+                <w:color w:val="0000FF"/>
+                <w:sz w:val="19"/>
+                <w:szCs w:val="19"/>
+              </w:rPr>
+              <w:t>integer</w:t>
+            </w:r>
+            <w:r>
+              <w:rPr>
+                <w:rFonts w:ascii="Consolas" w:hAnsi="Consolas" w:cs="Consolas"/>
+                <w:color w:val="808080"/>
+                <w:sz w:val="19"/>
+                <w:szCs w:val="19"/>
+              </w:rPr>
+              <w:t>,</w:t>
+            </w:r>
+            <w:r>
+              <w:rPr>
+                <w:rFonts w:ascii="Consolas" w:hAnsi="Consolas" w:cs="Consolas"/>
+                <w:color w:val="000000"/>
+                <w:sz w:val="19"/>
+                <w:szCs w:val="19"/>
+              </w:rPr>
+              <w:t xml:space="preserve">  </w:t>
+            </w:r>
+          </w:p>
+          <w:p>
+            <w:pPr>
+              <w:autoSpaceDE w:val="0"/>
+              <w:autoSpaceDN w:val="0"/>
+              <w:adjustRightInd w:val="0"/>
+              <w:rPr>
+                <w:rFonts w:ascii="Consolas" w:hAnsi="Consolas" w:cs="Consolas"/>
+                <w:color w:val="000000"/>
+                <w:sz w:val="19"/>
+                <w:szCs w:val="19"/>
+              </w:rPr>
+            </w:pPr>
+            <w:r>
+              <w:rPr>
+                <w:rFonts w:ascii="Consolas" w:hAnsi="Consolas" w:cs="Consolas"/>
+                <w:color w:val="000000"/>
+                <w:sz w:val="19"/>
+                <w:szCs w:val="19"/>
+              </w:rPr>
+              <w:t>@</w:t>
+            </w:r>
+            <w:proofErr w:type="spellStart"/>
+            <w:r>
+              <w:rPr>
+                <w:rFonts w:ascii="Consolas" w:hAnsi="Consolas" w:cs="Consolas"/>
+                <w:color w:val="000000"/>
+                <w:sz w:val="19"/>
+                <w:szCs w:val="19"/>
+              </w:rPr>
+              <w:t>prmconfigid</w:t>
+            </w:r>
+            <w:proofErr w:type="spellEnd"/>
+            <w:r>
+              <w:rPr>
+                <w:rFonts w:ascii="Consolas" w:hAnsi="Consolas" w:cs="Consolas"/>
+                <w:color w:val="000000"/>
+                <w:sz w:val="19"/>
+                <w:szCs w:val="19"/>
+              </w:rPr>
+              <w:t xml:space="preserve"> </w:t>
+            </w:r>
+            <w:r>
+              <w:rPr>
+                <w:rFonts w:ascii="Consolas" w:hAnsi="Consolas" w:cs="Consolas"/>
+                <w:color w:val="0000FF"/>
+                <w:sz w:val="19"/>
+                <w:szCs w:val="19"/>
+              </w:rPr>
+              <w:t>integer</w:t>
+            </w:r>
+            <w:r>
+              <w:rPr>
+                <w:rFonts w:ascii="Consolas" w:hAnsi="Consolas" w:cs="Consolas"/>
+                <w:color w:val="808080"/>
+                <w:sz w:val="19"/>
+                <w:szCs w:val="19"/>
+              </w:rPr>
+              <w:t>,</w:t>
+            </w:r>
+            <w:r>
+              <w:rPr>
+                <w:rFonts w:ascii="Consolas" w:hAnsi="Consolas" w:cs="Consolas"/>
+                <w:color w:val="000000"/>
+                <w:sz w:val="19"/>
+                <w:szCs w:val="19"/>
+              </w:rPr>
+              <w:t xml:space="preserve">  </w:t>
+            </w:r>
+          </w:p>
+          <w:p>
+            <w:pPr>
+              <w:rPr>
+                <w:rFonts w:ascii="Calibri" w:eastAsia="Calibri" w:hAnsi="Calibri" w:cs="Calibri"/>
+                <w:color w:val="166534"/>
+                <w:sz w:val="19"/>
+                <w:szCs w:val="19"/>
+              </w:rPr>
+            </w:pPr>
+            <w:r>
+              <w:rPr>
+                <w:rFonts w:ascii="Consolas" w:hAnsi="Consolas" w:cs="Consolas"/>
+                <w:color w:val="000000"/>
+                <w:sz w:val="19"/>
+                <w:szCs w:val="19"/>
+              </w:rPr>
+              <w:t>@</w:t>
+            </w:r>
+            <w:proofErr w:type="spellStart"/>
+            <w:r>
+              <w:rPr>
+                <w:rFonts w:ascii="Consolas" w:hAnsi="Consolas" w:cs="Consolas"/>
+                <w:color w:val="000000"/>
+                <w:sz w:val="19"/>
+                <w:szCs w:val="19"/>
+              </w:rPr>
+              <w:t>prmissuetypeid</w:t>
+            </w:r>
+            <w:proofErr w:type="spellEnd"/>
+            <w:r>
+              <w:rPr>
+                <w:rFonts w:ascii="Consolas" w:hAnsi="Consolas" w:cs="Consolas"/>
+                <w:color w:val="000000"/>
+                <w:sz w:val="19"/>
+                <w:szCs w:val="19"/>
+              </w:rPr>
+              <w:t xml:space="preserve"> =11</w:t>
+            </w:r>
+            <w:r>
+              <w:rPr>
+                <w:rFonts w:ascii="Consolas" w:hAnsi="Consolas" w:cs="Consolas"/>
+                <w:color w:val="000000"/>
+                <w:sz w:val="19"/>
+                <w:szCs w:val="19"/>
+              </w:rPr>
+              <w:t xml:space="preserve"> </w:t>
+            </w:r>
+            <w:proofErr w:type="spellStart"/>
+            <w:r>
+              <w:rPr>
+                <w:rFonts w:ascii="Consolas" w:hAnsi="Consolas" w:cs="Consolas"/>
+                <w:color w:val="0000FF"/>
+                <w:sz w:val="19"/>
+                <w:szCs w:val="19"/>
+              </w:rPr>
+              <w:t>int</w:t>
+            </w:r>
+            <w:proofErr w:type="spellEnd"/>
+            <w:r>
+              <w:rPr>
+                <w:rFonts w:ascii="Calibri" w:eastAsia="Calibri" w:hAnsi="Calibri" w:cs="Calibri"/>
+                <w:color w:val="166534"/>
+                <w:sz w:val="19"/>
+                <w:szCs w:val="19"/>
+              </w:rPr>
+              <w:t xml:space="preserve"> </w:t>
+            </w:r>
           </w:p>
         </w:tc>
       </w:tr>
@@ -10180,7 +13248,25 @@
                 <w:sz w:val="19"/>
                 <w:szCs w:val="19"/>
               </w:rPr>
-              <w:t>Edit Mode - Master</w:t>
+              <w:t xml:space="preserve">Edit Mode </w:t>
+            </w:r>
+            <w:r>
+              <w:rPr>
+                <w:rFonts w:ascii="Calibri" w:eastAsia="Calibri" w:hAnsi="Calibri" w:cs="Calibri"/>
+                <w:color w:val="166534"/>
+                <w:sz w:val="19"/>
+                <w:szCs w:val="19"/>
+              </w:rPr>
+              <w:t>–</w:t>
+            </w:r>
+            <w:r>
+              <w:rPr>
+                <w:rFonts w:ascii="Calibri" w:eastAsia="Calibri" w:hAnsi="Calibri" w:cs="Calibri"/>
+                <w:color w:val="166534"/>
+                <w:sz w:val="19"/>
+                <w:szCs w:val="19"/>
+              </w:rPr>
+              <w:t xml:space="preserve"> Master</w:t>
             </w:r>
           </w:p>
         </w:tc>
@@ -10203,7 +13289,6 @@
           </w:tcPr>
           <w:p>
             <w:pPr>
-              <w:jc w:val="both"/>
               <w:rPr>
                 <w:rFonts w:ascii="Consolas" w:hAnsi="Consolas" w:cs="Consolas"/>
                 <w:color w:val="000000"/>
@@ -10228,7 +13313,7 @@
                 <w:sz w:val="19"/>
                 <w:szCs w:val="19"/>
               </w:rPr>
-              <w:t>rb_astwriteoffmst</w:t>
+              <w:t>rb_astwrtoffmst</w:t>
             </w:r>
             <w:proofErr w:type="spellEnd"/>
           </w:p>
@@ -10355,7 +13440,7 @@
                 <w:sz w:val="19"/>
                 <w:szCs w:val="19"/>
               </w:rPr>
-              <w:t>rb_astwriteoffdet</w:t>
+              <w:t>rb_astwrtoffdet</w:t>
             </w:r>
             <w:proofErr w:type="spellEnd"/>
           </w:p>
@@ -10606,10 +13691,10 @@
         <w:tblLook w:val="04A0" w:firstRow="1" w:lastRow="0" w:firstColumn="1" w:lastColumn="0" w:noHBand="0" w:noVBand="1"/>
       </w:tblPr>
       <w:tblGrid>
-        <w:gridCol w:w="2410"/>
-        <w:gridCol w:w="3270"/>
+        <w:gridCol w:w="2480"/>
+        <w:gridCol w:w="3061"/>
         <w:gridCol w:w="1049"/>
-        <w:gridCol w:w="2647"/>
+        <w:gridCol w:w="2786"/>
       </w:tblGrid>
       <w:tr>
         <w:trPr>
@@ -10646,6 +13731,7 @@
                 <w:sz w:val="18"/>
                 <w:szCs w:val="18"/>
               </w:rPr>
+              <w:lastRenderedPageBreak/>
               <w:t>Constant Name</w:t>
             </w:r>
           </w:p>
@@ -10804,15 +13890,17 @@
             </w:tcMar>
           </w:tcPr>
           <w:p>
-            <w:r>
-              <w:rPr>
-                <w:rFonts w:ascii="Calibri" w:eastAsia="Calibri" w:hAnsi="Calibri" w:cs="Calibri"/>
-                <w:color w:val="166534"/>
-                <w:sz w:val="19"/>
-                <w:szCs w:val="19"/>
-              </w:rPr>
-              <w:t>rb_astwriteoffmst</w:t>
-            </w:r>
+            <w:proofErr w:type="spellStart"/>
+            <w:r>
+              <w:rPr>
+                <w:rFonts w:ascii="Calibri" w:eastAsia="Calibri" w:hAnsi="Calibri" w:cs="Calibri"/>
+                <w:color w:val="166534"/>
+                <w:sz w:val="19"/>
+                <w:szCs w:val="19"/>
+              </w:rPr>
+              <w:t>rb_astwrtoffmst</w:t>
+            </w:r>
+            <w:proofErr w:type="spellEnd"/>
           </w:p>
         </w:tc>
         <w:tc>
@@ -10930,7 +14018,7 @@
                 <w:sz w:val="19"/>
                 <w:szCs w:val="19"/>
               </w:rPr>
-              <w:t>rb_astwriteoffdet</w:t>
+              <w:t>rb_astwrtoffdet</w:t>
             </w:r>
             <w:proofErr w:type="spellEnd"/>
           </w:p>
@@ -11044,7 +14132,7 @@
           <w:p>
             <w:proofErr w:type="spellStart"/>
             <w:r>
-              <w:t>rb_astwriteoffmst</w:t>
+              <w:t>rb_astwrtoffmst</w:t>
             </w:r>
             <w:proofErr w:type="spellEnd"/>
           </w:p>
@@ -11163,7 +14251,7 @@
                 <w:sz w:val="19"/>
                 <w:szCs w:val="19"/>
               </w:rPr>
-              <w:t>ASTWOF</w:t>
+              <w:t>WRT</w:t>
             </w:r>
           </w:p>
         </w:tc>
@@ -11775,7 +14863,7 @@
                 <w:sz w:val="19"/>
                 <w:szCs w:val="19"/>
               </w:rPr>
-              <w:t>fn_tbl_rb_astwriteoffmst_list</w:t>
+              <w:t>fn_tbl_rb_astwrtoffmst_list</w:t>
             </w:r>
             <w:proofErr w:type="spellEnd"/>
           </w:p>
@@ -12050,14 +15138,22 @@
             <w:r>
               <w:rPr>
                 <w:rFonts w:ascii="Consolas" w:hAnsi="Consolas" w:cs="Consolas"/>
-                <w:color w:val="2B91AF"/>
-                <w:sz w:val="19"/>
-                <w:szCs w:val="19"/>
-                <w:highlight w:val="white"/>
-              </w:rPr>
-              <w:t>AstWriteOffMst</w:t>
+                <w:color w:val="000000"/>
+                <w:sz w:val="19"/>
+                <w:szCs w:val="19"/>
+              </w:rPr>
+              <w:t>AstWrtOffMst</w:t>
             </w:r>
             <w:proofErr w:type="spellEnd"/>
+            <w:r>
+              <w:rPr>
+                <w:rFonts w:ascii="Consolas" w:eastAsia="Calibri" w:hAnsi="Consolas" w:cs="Consolas"/>
+                <w:color w:val="000000"/>
+                <w:sz w:val="19"/>
+                <w:szCs w:val="19"/>
+              </w:rPr>
+              <w:t xml:space="preserve"> </w:t>
+            </w:r>
             <w:r>
               <w:rPr>
                 <w:rFonts w:ascii="Calibri" w:eastAsia="Calibri" w:hAnsi="Calibri" w:cs="Calibri"/>
@@ -12065,7 +15161,7 @@
                 <w:sz w:val="21"/>
                 <w:szCs w:val="21"/>
               </w:rPr>
-              <w:t xml:space="preserve"> /</w:t>
+              <w:t>/</w:t>
             </w:r>
             <w:r>
               <w:rPr>
@@ -12084,11 +15180,22 @@
                 <w:color w:val="000000"/>
                 <w:sz w:val="19"/>
                 <w:szCs w:val="19"/>
-                <w:highlight w:val="white"/>
-              </w:rPr>
-              <w:t>Post_RB_AstWriteOffMst_Save</w:t>
+              </w:rPr>
+              <w:t>Post_RB_AstWrtOffMst_Save</w:t>
             </w:r>
             <w:proofErr w:type="spellEnd"/>
+          </w:p>
+          <w:p>
+            <w:pPr>
+              <w:spacing w:before="40" w:after="60"/>
+              <w:ind w:left="200"/>
+            </w:pPr>
+          </w:p>
+          <w:p>
+            <w:pPr>
+              <w:spacing w:before="40" w:after="60"/>
+              <w:ind w:left="200"/>
+            </w:pPr>
           </w:p>
           <w:p/>
         </w:tc>
@@ -12297,10 +15404,6 @@
       <w:pPr>
         <w:spacing w:after="80"/>
         <w:jc w:val="center"/>
-      </w:pPr>
-      <w:bookmarkStart w:id="0" w:name="_GoBack"/>
-      <w:bookmarkEnd w:id="0"/>
-      <w:r>
         <w:rPr>
           <w:rFonts w:ascii="Calibri" w:eastAsia="Calibri" w:hAnsi="Calibri" w:cs="Calibri"/>
           <w:i/>
@@ -12309,8 +15412,37 @@
           <w:sz w:val="19"/>
           <w:szCs w:val="19"/>
         </w:rPr>
+      </w:pPr>
+      <w:r>
+        <w:rPr>
+          <w:rFonts w:ascii="Calibri" w:eastAsia="Calibri" w:hAnsi="Calibri" w:cs="Calibri"/>
+          <w:i/>
+          <w:iCs/>
+          <w:color w:val="64748B"/>
+          <w:sz w:val="19"/>
+          <w:szCs w:val="19"/>
+        </w:rPr>
         <w:t>— END OF TEMPLATE —</w:t>
       </w:r>
+    </w:p>
+    <w:p>
+      <w:pPr>
+        <w:spacing w:after="80"/>
+        <w:jc w:val="center"/>
+        <w:rPr>
+          <w:rFonts w:ascii="Calibri" w:eastAsia="Calibri" w:hAnsi="Calibri" w:cs="Calibri"/>
+          <w:i/>
+          <w:iCs/>
+          <w:color w:val="64748B"/>
+          <w:sz w:val="19"/>
+          <w:szCs w:val="19"/>
+        </w:rPr>
+      </w:pPr>
+    </w:p>
+    <w:p>
+      <w:pPr>
+        <w:spacing w:after="80"/>
+      </w:pPr>
     </w:p>
     <w:sectPr>
       <w:pgSz w:w="11906" w:h="16838"/>
@@ -12327,7 +15459,7 @@
   <w:abstractNum w:abstractNumId="0">
     <w:nsid w:val="FFFFFF89"/>
     <w:multiLevelType w:val="singleLevel"/>
-    <w:tmpl w:val="9AFE69A6"/>
+    <w:tmpl w:val="26784724"/>
     <w:lvl w:ilvl="0">
       <w:start w:val="1"/>
       <w:numFmt w:val="bullet"/>
@@ -12798,6 +15930,95 @@
     </w:lvl>
   </w:abstractNum>
   <w:abstractNum w:abstractNumId="5">
+    <w:nsid w:val="3EE75C0C"/>
+    <w:multiLevelType w:val="hybridMultilevel"/>
+    <w:tmpl w:val="038A056C"/>
+    <w:lvl w:ilvl="0" w:tplc="B932674A">
+      <w:start w:val="1"/>
+      <w:numFmt w:val="decimal"/>
+      <w:lvlText w:val="%1-"/>
+      <w:lvlJc w:val="left"/>
+      <w:pPr>
+        <w:ind w:left="720" w:hanging="360"/>
+      </w:pPr>
+      <w:rPr>
+        <w:rFonts w:hint="default"/>
+      </w:rPr>
+    </w:lvl>
+    <w:lvl w:ilvl="1" w:tplc="04090019" w:tentative="1">
+      <w:start w:val="1"/>
+      <w:numFmt w:val="lowerLetter"/>
+      <w:lvlText w:val="%2."/>
+      <w:lvlJc w:val="left"/>
+      <w:pPr>
+        <w:ind w:left="1440" w:hanging="360"/>
+      </w:pPr>
+    </w:lvl>
+    <w:lvl w:ilvl="2" w:tplc="0409001B" w:tentative="1">
+      <w:start w:val="1"/>
+      <w:numFmt w:val="lowerRoman"/>
+      <w:lvlText w:val="%3."/>
+      <w:lvlJc w:val="right"/>
+      <w:pPr>
+        <w:ind w:left="2160" w:hanging="180"/>
+      </w:pPr>
+    </w:lvl>
+    <w:lvl w:ilvl="3" w:tplc="0409000F" w:tentative="1">
+      <w:start w:val="1"/>
+      <w:numFmt w:val="decimal"/>
+      <w:lvlText w:val="%4."/>
+      <w:lvlJc w:val="left"/>
+      <w:pPr>
+        <w:ind w:left="2880" w:hanging="360"/>
+      </w:pPr>
+    </w:lvl>
+    <w:lvl w:ilvl="4" w:tplc="04090019" w:tentative="1">
+      <w:start w:val="1"/>
+      <w:numFmt w:val="lowerLetter"/>
+      <w:lvlText w:val="%5."/>
+      <w:lvlJc w:val="left"/>
+      <w:pPr>
+        <w:ind w:left="3600" w:hanging="360"/>
+      </w:pPr>
+    </w:lvl>
+    <w:lvl w:ilvl="5" w:tplc="0409001B" w:tentative="1">
+      <w:start w:val="1"/>
+      <w:numFmt w:val="lowerRoman"/>
+      <w:lvlText w:val="%6."/>
+      <w:lvlJc w:val="right"/>
+      <w:pPr>
+        <w:ind w:left="4320" w:hanging="180"/>
+      </w:pPr>
+    </w:lvl>
+    <w:lvl w:ilvl="6" w:tplc="0409000F" w:tentative="1">
+      <w:start w:val="1"/>
+      <w:numFmt w:val="decimal"/>
+      <w:lvlText w:val="%7."/>
+      <w:lvlJc w:val="left"/>
+      <w:pPr>
+        <w:ind w:left="5040" w:hanging="360"/>
+      </w:pPr>
+    </w:lvl>
+    <w:lvl w:ilvl="7" w:tplc="04090019" w:tentative="1">
+      <w:start w:val="1"/>
+      <w:numFmt w:val="lowerLetter"/>
+      <w:lvlText w:val="%8."/>
+      <w:lvlJc w:val="left"/>
+      <w:pPr>
+        <w:ind w:left="5760" w:hanging="360"/>
+      </w:pPr>
+    </w:lvl>
+    <w:lvl w:ilvl="8" w:tplc="0409001B" w:tentative="1">
+      <w:start w:val="1"/>
+      <w:numFmt w:val="lowerRoman"/>
+      <w:lvlText w:val="%9."/>
+      <w:lvlJc w:val="right"/>
+      <w:pPr>
+        <w:ind w:left="6480" w:hanging="180"/>
+      </w:pPr>
+    </w:lvl>
+  </w:abstractNum>
+  <w:abstractNum w:abstractNumId="6">
     <w:nsid w:val="468B15F1"/>
     <w:multiLevelType w:val="hybridMultilevel"/>
     <w:tmpl w:val="02141730"/>
@@ -12883,7 +16104,7 @@
       </w:pPr>
     </w:lvl>
   </w:abstractNum>
-  <w:abstractNum w:abstractNumId="6">
+  <w:abstractNum w:abstractNumId="7">
     <w:nsid w:val="475E1A3B"/>
     <w:multiLevelType w:val="hybridMultilevel"/>
     <w:tmpl w:val="0A00DC48"/>
@@ -12976,13 +16197,13 @@
     </w:lvl>
   </w:abstractNum>
   <w:num w:numId="1">
-    <w:abstractNumId w:val="5"/>
+    <w:abstractNumId w:val="6"/>
     <w:lvlOverride w:ilvl="0">
       <w:startOverride w:val="1"/>
     </w:lvlOverride>
   </w:num>
   <w:num w:numId="2">
-    <w:abstractNumId w:val="6"/>
+    <w:abstractNumId w:val="7"/>
   </w:num>
   <w:num w:numId="3">
     <w:abstractNumId w:val="2"/>
@@ -12998,6 +16219,9 @@
   </w:num>
   <w:num w:numId="7">
     <w:abstractNumId w:val="0"/>
+  </w:num>
+  <w:num w:numId="8">
+    <w:abstractNumId w:val="5"/>
   </w:num>
 </w:numbering>
 </file>
@@ -13573,13 +16797,30 @@
     <w:basedOn w:val="Normal"/>
     <w:uiPriority w:val="99"/>
     <w:unhideWhenUsed/>
-    <w:rsid w:val="00667DCD"/>
+    <w:rsid w:val="009E354F"/>
     <w:pPr>
       <w:numPr>
         <w:numId w:val="7"/>
       </w:numPr>
       <w:contextualSpacing/>
     </w:pPr>
+  </w:style>
+  <w:style w:type="paragraph" w:customStyle="1" w:styleId="selectable-text">
+    <w:name w:val="selectable-text"/>
+    <w:basedOn w:val="Normal"/>
+    <w:rsid w:val="00C8707C"/>
+    <w:pPr>
+      <w:spacing w:before="100" w:beforeAutospacing="1" w:after="100" w:afterAutospacing="1"/>
+    </w:pPr>
+    <w:rPr>
+      <w:sz w:val="24"/>
+      <w:szCs w:val="24"/>
+    </w:rPr>
+  </w:style>
+  <w:style w:type="character" w:customStyle="1" w:styleId="selectable-text1">
+    <w:name w:val="selectable-text1"/>
+    <w:basedOn w:val="DefaultParagraphFont"/>
+    <w:rsid w:val="00C8707C"/>
   </w:style>
 </w:styles>
 </file>
@@ -13850,7 +17091,7 @@
 </file>
 
 <file path=customXml/itemProps1.xml><?xml version="1.0" encoding="utf-8"?>
-<ds:datastoreItem xmlns:ds="http://schemas.openxmlformats.org/officeDocument/2006/customXml" ds:itemID="{03C02729-2DC4-4A5B-B2E7-0D9E87E5B7E0}">
+<ds:datastoreItem xmlns:ds="http://schemas.openxmlformats.org/officeDocument/2006/customXml" ds:itemID="{41C5883B-8178-4921-9697-680E69C3F59B}">
   <ds:schemaRefs>
     <ds:schemaRef ds:uri="http://schemas.openxmlformats.org/officeDocument/2006/bibliography"/>
   </ds:schemaRefs>
